--- a/document/TP13C_1-4_資料表分類與關聯.docx
+++ b/document/TP13C_1-4_資料表分類與關聯.docx
@@ -28,7 +28,7 @@
           <w:sz w:val="24"/>
           <w:szCs w:val="24"/>
         </w:rPr>
-        <w:t xml:space="preserve">本系統資料表依用途分為七大類，各分類及對應資料表如下表所示。</w:t>
+        <w:t xml:space="preserve">本系統資料表依用途分為九大類，共 30 張資料表，各分類及對應資料表如下表所示。</w:t>
       </w:r>
     </w:p>
     <w:p>
@@ -41,7 +41,7 @@
           <w:sz w:val="22"/>
           <w:szCs w:val="22"/>
         </w:rPr>
-        <w:t xml:space="preserve">The data tables of this system are classified into seven categories according to their purpose. The categories and their corresponding data tables are shown in the following table.</w:t>
+        <w:t xml:space="preserve">The data tables of this system are classified into nine categories comprising 30 data tables according to their purpose. The categories and their corresponding data tables are shown in the following table.</w:t>
       </w:r>
     </w:p>
     <w:p>
@@ -778,22 +778,22 @@
                 <w:sz w:val="21"/>
                 <w:szCs w:val="21"/>
               </w:rPr>
-              <w:t xml:space="preserve">媒體資源</w:t>
-            </w:r>
-          </w:p>
-          <w:p>
-            <w:pPr>
-              <w:spacing w:after="40"/>
-            </w:pPr>
-            <w:r>
-              <w:rPr>
-                <w:rFonts w:ascii="Times New Roman" w:eastAsia="標楷體"/>
-                <w:b/>
-                <w:bCs/>
-                <w:sz w:val="21"/>
-                <w:szCs w:val="21"/>
-              </w:rPr>
-              <w:t xml:space="preserve">Media Resources</w:t>
+              <w:t xml:space="preserve">介面資源</w:t>
+            </w:r>
+          </w:p>
+          <w:p>
+            <w:pPr>
+              <w:spacing w:after="40"/>
+            </w:pPr>
+            <w:r>
+              <w:rPr>
+                <w:rFonts w:ascii="Times New Roman" w:eastAsia="標楷體"/>
+                <w:b/>
+                <w:bCs/>
+                <w:sz w:val="21"/>
+                <w:szCs w:val="21"/>
+              </w:rPr>
+              <w:t xml:space="preserve">Interface Resources</w:t>
             </w:r>
           </w:p>
         </w:tc>
@@ -819,22 +819,22 @@
                 <w:sz w:val="21"/>
                 <w:szCs w:val="21"/>
               </w:rPr>
-              <w:t xml:space="preserve">多媒體內容、分組與播放排程設定</w:t>
-            </w:r>
-          </w:p>
-          <w:p>
-            <w:pPr>
-              <w:spacing w:after="40"/>
-            </w:pPr>
-            <w:r>
-              <w:rPr>
-                <w:rFonts w:ascii="Times New Roman" w:eastAsia="標楷體"/>
-                <w:b w:val="false"/>
-                <w:bCs w:val="false"/>
-                <w:sz w:val="21"/>
-                <w:szCs w:val="21"/>
-              </w:rPr>
-              <w:t xml:space="preserve">Multimedia content, grouping and playback scheduling settings</w:t>
+              <w:t xml:space="preserve">營運全景圖台版面（畫布元件樹與適配模式）及多媒體內容與播放排程</w:t>
+            </w:r>
+          </w:p>
+          <w:p>
+            <w:pPr>
+              <w:spacing w:after="40"/>
+            </w:pPr>
+            <w:r>
+              <w:rPr>
+                <w:rFonts w:ascii="Times New Roman" w:eastAsia="標楷體"/>
+                <w:b w:val="false"/>
+                <w:bCs w:val="false"/>
+                <w:sz w:val="21"/>
+                <w:szCs w:val="21"/>
+              </w:rPr>
+              <w:t xml:space="preserve">Operation panorama dashboard layouts (canvas element tree and viewport mode), and multimedia content with playback scheduling</w:t>
             </w:r>
           </w:p>
         </w:tc>
@@ -860,7 +860,7 @@
                 <w:sz w:val="21"/>
                 <w:szCs w:val="21"/>
               </w:rPr>
-              <w:t xml:space="preserve">media_library_items</w:t>
+              <w:t xml:space="preserve">dashboard_planes、media_library_items</w:t>
             </w:r>
           </w:p>
         </w:tc>
@@ -888,22 +888,22 @@
                 <w:sz w:val="21"/>
                 <w:szCs w:val="21"/>
               </w:rPr>
-              <w:t xml:space="preserve">稽核與資安</w:t>
-            </w:r>
-          </w:p>
-          <w:p>
-            <w:pPr>
-              <w:spacing w:after="40"/>
-            </w:pPr>
-            <w:r>
-              <w:rPr>
-                <w:rFonts w:ascii="Times New Roman" w:eastAsia="標楷體"/>
-                <w:b/>
-                <w:bCs/>
-                <w:sz w:val="21"/>
-                <w:szCs w:val="21"/>
-              </w:rPr>
-              <w:t xml:space="preserve">Audit and Security</w:t>
+              <w:t xml:space="preserve">帳號與權限</w:t>
+            </w:r>
+          </w:p>
+          <w:p>
+            <w:pPr>
+              <w:spacing w:after="40"/>
+            </w:pPr>
+            <w:r>
+              <w:rPr>
+                <w:rFonts w:ascii="Times New Roman" w:eastAsia="標楷體"/>
+                <w:b/>
+                <w:bCs/>
+                <w:sz w:val="21"/>
+                <w:szCs w:val="21"/>
+              </w:rPr>
+              <w:t xml:space="preserve">Account and Permission</w:t>
             </w:r>
           </w:p>
         </w:tc>
@@ -929,22 +929,22 @@
                 <w:sz w:val="21"/>
                 <w:szCs w:val="21"/>
               </w:rPr>
-              <w:t xml:space="preserve">操作人員行為紀錄及資安事件紀錄</w:t>
-            </w:r>
-          </w:p>
-          <w:p>
-            <w:pPr>
-              <w:spacing w:after="40"/>
-            </w:pPr>
-            <w:r>
-              <w:rPr>
-                <w:rFonts w:ascii="Times New Roman" w:eastAsia="標楷體"/>
-                <w:b w:val="false"/>
-                <w:bCs w:val="false"/>
-                <w:sz w:val="21"/>
-                <w:szCs w:val="21"/>
-              </w:rPr>
-              <w:t xml:space="preserve">Operator activity records and information security event records</w:t>
+              <w:t xml:space="preserve">操作人員帳號、角色、功能權限項目及其綁定關係</w:t>
+            </w:r>
+          </w:p>
+          <w:p>
+            <w:pPr>
+              <w:spacing w:after="40"/>
+            </w:pPr>
+            <w:r>
+              <w:rPr>
+                <w:rFonts w:ascii="Times New Roman" w:eastAsia="標楷體"/>
+                <w:b w:val="false"/>
+                <w:bCs w:val="false"/>
+                <w:sz w:val="21"/>
+                <w:szCs w:val="21"/>
+              </w:rPr>
+              <w:t xml:space="preserve">Operator accounts, roles, function permission items and their binding relationships</w:t>
             </w:r>
           </w:p>
         </w:tc>
@@ -970,7 +970,227 @@
                 <w:sz w:val="21"/>
                 <w:szCs w:val="21"/>
               </w:rPr>
-              <w:t xml:space="preserve">operator_action_logs、security_event_logs</w:t>
+              <w:t xml:space="preserve">accounts、roles、permissions、role_permissions、account_roles</w:t>
+            </w:r>
+          </w:p>
+        </w:tc>
+      </w:tr>
+      <w:tr>
+        <w:tc>
+          <w:tcPr>
+            <w:tcW w:type="dxa" w:w="2100"/>
+            <w:tcMar>
+              <w:top w:type="dxa" w:w="70"/>
+              <w:left w:type="dxa" w:w="110"/>
+              <w:bottom w:type="dxa" w:w="70"/>
+              <w:right w:type="dxa" w:w="110"/>
+            </w:tcMar>
+          </w:tcPr>
+          <w:p>
+            <w:pPr>
+              <w:spacing w:after="40"/>
+            </w:pPr>
+            <w:r>
+              <w:rPr>
+                <w:rFonts w:ascii="Times New Roman" w:eastAsia="標楷體"/>
+                <w:b/>
+                <w:bCs/>
+                <w:sz w:val="21"/>
+                <w:szCs w:val="21"/>
+              </w:rPr>
+              <w:t xml:space="preserve">稽核日誌</w:t>
+            </w:r>
+          </w:p>
+          <w:p>
+            <w:pPr>
+              <w:spacing w:after="40"/>
+            </w:pPr>
+            <w:r>
+              <w:rPr>
+                <w:rFonts w:ascii="Times New Roman" w:eastAsia="標楷體"/>
+                <w:b/>
+                <w:bCs/>
+                <w:sz w:val="21"/>
+                <w:szCs w:val="21"/>
+              </w:rPr>
+              <w:t xml:space="preserve">Audit Logs</w:t>
+            </w:r>
+          </w:p>
+        </w:tc>
+        <w:tc>
+          <w:tcPr>
+            <w:tcW w:type="dxa" w:w="4100"/>
+            <w:tcMar>
+              <w:top w:type="dxa" w:w="70"/>
+              <w:left w:type="dxa" w:w="110"/>
+              <w:bottom w:type="dxa" w:w="70"/>
+              <w:right w:type="dxa" w:w="110"/>
+            </w:tcMar>
+          </w:tcPr>
+          <w:p>
+            <w:pPr>
+              <w:spacing w:after="40"/>
+            </w:pPr>
+            <w:r>
+              <w:rPr>
+                <w:rFonts w:ascii="Times New Roman" w:eastAsia="標楷體"/>
+                <w:b w:val="false"/>
+                <w:bCs w:val="false"/>
+                <w:sz w:val="21"/>
+                <w:szCs w:val="21"/>
+              </w:rPr>
+              <w:t xml:space="preserve">營運操作、登入登出、權限異動及資安事件之稽核紀錄</w:t>
+            </w:r>
+          </w:p>
+          <w:p>
+            <w:pPr>
+              <w:spacing w:after="40"/>
+            </w:pPr>
+            <w:r>
+              <w:rPr>
+                <w:rFonts w:ascii="Times New Roman" w:eastAsia="標楷體"/>
+                <w:b w:val="false"/>
+                <w:bCs w:val="false"/>
+                <w:sz w:val="21"/>
+                <w:szCs w:val="21"/>
+              </w:rPr>
+              <w:t xml:space="preserve">Audit records of operational activities, login/logout events, permission changes and information security events</w:t>
+            </w:r>
+          </w:p>
+        </w:tc>
+        <w:tc>
+          <w:tcPr>
+            <w:tcW w:type="dxa" w:w="3100"/>
+            <w:tcMar>
+              <w:top w:type="dxa" w:w="70"/>
+              <w:left w:type="dxa" w:w="110"/>
+              <w:bottom w:type="dxa" w:w="70"/>
+              <w:right w:type="dxa" w:w="110"/>
+            </w:tcMar>
+          </w:tcPr>
+          <w:p>
+            <w:pPr>
+              <w:spacing w:after="40"/>
+            </w:pPr>
+            <w:r>
+              <w:rPr>
+                <w:rFonts w:ascii="Times New Roman" w:eastAsia="標楷體"/>
+                <w:b w:val="false"/>
+                <w:bCs w:val="false"/>
+                <w:sz w:val="21"/>
+                <w:szCs w:val="21"/>
+              </w:rPr>
+              <w:t xml:space="preserve">operator_action_logs、login_logs、permission_change_logs、security_event_logs</w:t>
+            </w:r>
+          </w:p>
+        </w:tc>
+      </w:tr>
+      <w:tr>
+        <w:tc>
+          <w:tcPr>
+            <w:tcW w:type="dxa" w:w="2100"/>
+            <w:tcMar>
+              <w:top w:type="dxa" w:w="70"/>
+              <w:left w:type="dxa" w:w="110"/>
+              <w:bottom w:type="dxa" w:w="70"/>
+              <w:right w:type="dxa" w:w="110"/>
+            </w:tcMar>
+          </w:tcPr>
+          <w:p>
+            <w:pPr>
+              <w:spacing w:after="40"/>
+            </w:pPr>
+            <w:r>
+              <w:rPr>
+                <w:rFonts w:ascii="Times New Roman" w:eastAsia="標楷體"/>
+                <w:b/>
+                <w:bCs/>
+                <w:sz w:val="21"/>
+                <w:szCs w:val="21"/>
+              </w:rPr>
+              <w:t xml:space="preserve">系統基礎</w:t>
+            </w:r>
+          </w:p>
+          <w:p>
+            <w:pPr>
+              <w:spacing w:after="40"/>
+            </w:pPr>
+            <w:r>
+              <w:rPr>
+                <w:rFonts w:ascii="Times New Roman" w:eastAsia="標楷體"/>
+                <w:b/>
+                <w:bCs/>
+                <w:sz w:val="21"/>
+                <w:szCs w:val="21"/>
+              </w:rPr>
+              <w:t xml:space="preserve">System Base</w:t>
+            </w:r>
+          </w:p>
+        </w:tc>
+        <w:tc>
+          <w:tcPr>
+            <w:tcW w:type="dxa" w:w="4100"/>
+            <w:tcMar>
+              <w:top w:type="dxa" w:w="70"/>
+              <w:left w:type="dxa" w:w="110"/>
+              <w:bottom w:type="dxa" w:w="70"/>
+              <w:right w:type="dxa" w:w="110"/>
+            </w:tcMar>
+          </w:tcPr>
+          <w:p>
+            <w:pPr>
+              <w:spacing w:after="40"/>
+            </w:pPr>
+            <w:r>
+              <w:rPr>
+                <w:rFonts w:ascii="Times New Roman" w:eastAsia="標楷體"/>
+                <w:b w:val="false"/>
+                <w:bCs w:val="false"/>
+                <w:sz w:val="21"/>
+                <w:szCs w:val="21"/>
+              </w:rPr>
+              <w:t xml:space="preserve">系統參數設定及全域通知訊息</w:t>
+            </w:r>
+          </w:p>
+          <w:p>
+            <w:pPr>
+              <w:spacing w:after="40"/>
+            </w:pPr>
+            <w:r>
+              <w:rPr>
+                <w:rFonts w:ascii="Times New Roman" w:eastAsia="標楷體"/>
+                <w:b w:val="false"/>
+                <w:bCs w:val="false"/>
+                <w:sz w:val="21"/>
+                <w:szCs w:val="21"/>
+              </w:rPr>
+              <w:t xml:space="preserve">System parameter settings and global notification messages</w:t>
+            </w:r>
+          </w:p>
+        </w:tc>
+        <w:tc>
+          <w:tcPr>
+            <w:tcW w:type="dxa" w:w="3100"/>
+            <w:tcMar>
+              <w:top w:type="dxa" w:w="70"/>
+              <w:left w:type="dxa" w:w="110"/>
+              <w:bottom w:type="dxa" w:w="70"/>
+              <w:right w:type="dxa" w:w="110"/>
+            </w:tcMar>
+          </w:tcPr>
+          <w:p>
+            <w:pPr>
+              <w:spacing w:after="40"/>
+            </w:pPr>
+            <w:r>
+              <w:rPr>
+                <w:rFonts w:ascii="Times New Roman" w:eastAsia="標楷體"/>
+                <w:b w:val="false"/>
+                <w:bCs w:val="false"/>
+                <w:sz w:val="21"/>
+                <w:szCs w:val="21"/>
+              </w:rPr>
+              <w:t xml:space="preserve">system_settings、notifications</w:t>
             </w:r>
           </w:p>
         </w:tc>
@@ -1012,7 +1232,20 @@
           <w:sz w:val="20"/>
           <w:szCs w:val="20"/>
         </w:rPr>
-        <w:t xml:space="preserve">註3：資料表設計後續依實際營運狀況調整。</w:t>
+        <w:t xml:space="preserve">註3：系統另有展示用示範資料表，非營運資料，未列入本表。</w:t>
+      </w:r>
+    </w:p>
+    <w:p>
+      <w:pPr>
+        <w:spacing w:after="80"/>
+      </w:pPr>
+      <w:r>
+        <w:rPr>
+          <w:rFonts w:ascii="Times New Roman" w:eastAsia="標楷體"/>
+          <w:sz w:val="20"/>
+          <w:szCs w:val="20"/>
+        </w:rPr>
+        <w:t xml:space="preserve">註4：資料表設計後續依實際營運狀況調整。</w:t>
       </w:r>
     </w:p>
     <w:sectPr>

--- a/document/TP13C_1-4_資料表分類與關聯.docx
+++ b/document/TP13C_1-4_資料表分類與關聯.docx
@@ -28,7 +28,7 @@
           <w:sz w:val="24"/>
           <w:szCs w:val="24"/>
         </w:rPr>
-        <w:t xml:space="preserve">本系統資料表依用途分為九大類，共 30 張資料表，各分類及對應資料表如下表所示。</w:t>
+        <w:t xml:space="preserve">本系統資料表依用途分為十大類，共 33 張資料表，各分類及對應資料表如下表所示。</w:t>
       </w:r>
     </w:p>
     <w:p>
@@ -41,7 +41,7 @@
           <w:sz w:val="22"/>
           <w:szCs w:val="22"/>
         </w:rPr>
-        <w:t xml:space="preserve">The data tables of this system are classified into nine categories comprising 30 data tables according to their purpose. The categories and their corresponding data tables are shown in the following table.</w:t>
+        <w:t xml:space="preserve">The data tables of this system are classified into ten categories comprising 33 data tables according to their purpose. The categories and their corresponding data tables are shown in the following table.</w:t>
       </w:r>
     </w:p>
     <w:p>
@@ -558,22 +558,22 @@
                 <w:sz w:val="21"/>
                 <w:szCs w:val="21"/>
               </w:rPr>
-              <w:t xml:space="preserve">場域與設備狀態</w:t>
-            </w:r>
-          </w:p>
-          <w:p>
-            <w:pPr>
-              <w:spacing w:after="40"/>
-            </w:pPr>
-            <w:r>
-              <w:rPr>
-                <w:rFonts w:ascii="Times New Roman" w:eastAsia="標楷體"/>
-                <w:b/>
-                <w:bCs/>
-                <w:sz w:val="21"/>
-                <w:szCs w:val="21"/>
-              </w:rPr>
-              <w:t xml:space="preserve">Field and Equipment Status</w:t>
+              <w:t xml:space="preserve">場域圖資</w:t>
+            </w:r>
+          </w:p>
+          <w:p>
+            <w:pPr>
+              <w:spacing w:after="40"/>
+            </w:pPr>
+            <w:r>
+              <w:rPr>
+                <w:rFonts w:ascii="Times New Roman" w:eastAsia="標楷體"/>
+                <w:b/>
+                <w:bCs/>
+                <w:sz w:val="21"/>
+                <w:szCs w:val="21"/>
+              </w:rPr>
+              <w:t xml:space="preserve">Field Map Data</w:t>
             </w:r>
           </w:p>
         </w:tc>
@@ -599,22 +599,22 @@
                 <w:sz w:val="21"/>
                 <w:szCs w:val="21"/>
               </w:rPr>
-              <w:t xml:space="preserve">路側設備健康狀態、設施格位即時狀態及路口閉鎖生命週期紀錄</w:t>
-            </w:r>
-          </w:p>
-          <w:p>
-            <w:pPr>
-              <w:spacing w:after="40"/>
-            </w:pPr>
-            <w:r>
-              <w:rPr>
-                <w:rFonts w:ascii="Times New Roman" w:eastAsia="標楷體"/>
-                <w:b w:val="false"/>
-                <w:bCs w:val="false"/>
-                <w:sz w:val="21"/>
-                <w:szCs w:val="21"/>
-              </w:rPr>
-              <w:t xml:space="preserve">Health status of roadside equipment, real-time status of facility slots, and junction interlock lifecycle records</w:t>
+              <w:t xml:space="preserve">場域地圖主檔與逐版圖資內容（節點、有向邊與行駛時間、站點、設施、區域）；草稿與已發布版本均集中保存，對所有帳號一致</w:t>
+            </w:r>
+          </w:p>
+          <w:p>
+            <w:pPr>
+              <w:spacing w:after="40"/>
+            </w:pPr>
+            <w:r>
+              <w:rPr>
+                <w:rFonts w:ascii="Times New Roman" w:eastAsia="標楷體"/>
+                <w:b w:val="false"/>
+                <w:bCs w:val="false"/>
+                <w:sz w:val="21"/>
+                <w:szCs w:val="21"/>
+              </w:rPr>
+              <w:t xml:space="preserve">Field map master data and versioned map content (nodes, directed edges with travel times, stations, facilities and areas); both drafts and published versions are stored centrally and are consistent for all accounts</w:t>
             </w:r>
           </w:p>
         </w:tc>
@@ -640,7 +640,7 @@
                 <w:sz w:val="21"/>
                 <w:szCs w:val="21"/>
               </w:rPr>
-              <w:t xml:space="preserve">field_equipment_status、slot_statuses、junction_interlock_logs</w:t>
+              <w:t xml:space="preserve">maps、map_versions</w:t>
             </w:r>
           </w:p>
         </w:tc>
@@ -668,22 +668,22 @@
                 <w:sz w:val="21"/>
                 <w:szCs w:val="21"/>
               </w:rPr>
-              <w:t xml:space="preserve">車輛遙測與控制指令</w:t>
-            </w:r>
-          </w:p>
-          <w:p>
-            <w:pPr>
-              <w:spacing w:after="40"/>
-            </w:pPr>
-            <w:r>
-              <w:rPr>
-                <w:rFonts w:ascii="Times New Roman" w:eastAsia="標楷體"/>
-                <w:b/>
-                <w:bCs/>
-                <w:sz w:val="21"/>
-                <w:szCs w:val="21"/>
-              </w:rPr>
-              <w:t xml:space="preserve">Vehicle Telemetry and Control Command</w:t>
+              <w:t xml:space="preserve">場域與設備狀態</w:t>
+            </w:r>
+          </w:p>
+          <w:p>
+            <w:pPr>
+              <w:spacing w:after="40"/>
+            </w:pPr>
+            <w:r>
+              <w:rPr>
+                <w:rFonts w:ascii="Times New Roman" w:eastAsia="標楷體"/>
+                <w:b/>
+                <w:bCs/>
+                <w:sz w:val="21"/>
+                <w:szCs w:val="21"/>
+              </w:rPr>
+              <w:t xml:space="preserve">Field and Equipment Status</w:t>
             </w:r>
           </w:p>
         </w:tc>
@@ -709,22 +709,22 @@
                 <w:sz w:val="21"/>
                 <w:szCs w:val="21"/>
               </w:rPr>
-              <w:t xml:space="preserve">車端回傳之原始遙測資料、控制指令下達與回覆紀錄及速限設定</w:t>
-            </w:r>
-          </w:p>
-          <w:p>
-            <w:pPr>
-              <w:spacing w:after="40"/>
-            </w:pPr>
-            <w:r>
-              <w:rPr>
-                <w:rFonts w:ascii="Times New Roman" w:eastAsia="標楷體"/>
-                <w:b w:val="false"/>
-                <w:bCs w:val="false"/>
-                <w:sz w:val="21"/>
-                <w:szCs w:val="21"/>
-              </w:rPr>
-              <w:t xml:space="preserve">Raw telemetry data reported by vehicles, control command issuance and response records, and speed limit configuration</w:t>
+              <w:t xml:space="preserve">路側設備健康狀態、設施格位即時狀態及路口閉鎖生命週期紀錄</w:t>
+            </w:r>
+          </w:p>
+          <w:p>
+            <w:pPr>
+              <w:spacing w:after="40"/>
+            </w:pPr>
+            <w:r>
+              <w:rPr>
+                <w:rFonts w:ascii="Times New Roman" w:eastAsia="標楷體"/>
+                <w:b w:val="false"/>
+                <w:bCs w:val="false"/>
+                <w:sz w:val="21"/>
+                <w:szCs w:val="21"/>
+              </w:rPr>
+              <w:t xml:space="preserve">Health status of roadside equipment, real-time status of facility slots, and junction interlock lifecycle records</w:t>
             </w:r>
           </w:p>
         </w:tc>
@@ -750,7 +750,7 @@
                 <w:sz w:val="21"/>
                 <w:szCs w:val="21"/>
               </w:rPr>
-              <w:t xml:space="preserve">telemetry_logs、command_logs、speed_limit_configs</w:t>
+              <w:t xml:space="preserve">field_equipment_status、slot_statuses、junction_interlock_logs</w:t>
             </w:r>
           </w:p>
         </w:tc>
@@ -778,6 +778,116 @@
                 <w:sz w:val="21"/>
                 <w:szCs w:val="21"/>
               </w:rPr>
+              <w:t xml:space="preserve">車輛遙測與控制指令</w:t>
+            </w:r>
+          </w:p>
+          <w:p>
+            <w:pPr>
+              <w:spacing w:after="40"/>
+            </w:pPr>
+            <w:r>
+              <w:rPr>
+                <w:rFonts w:ascii="Times New Roman" w:eastAsia="標楷體"/>
+                <w:b/>
+                <w:bCs/>
+                <w:sz w:val="21"/>
+                <w:szCs w:val="21"/>
+              </w:rPr>
+              <w:t xml:space="preserve">Vehicle Telemetry and Control Command</w:t>
+            </w:r>
+          </w:p>
+        </w:tc>
+        <w:tc>
+          <w:tcPr>
+            <w:tcW w:type="dxa" w:w="4100"/>
+            <w:tcMar>
+              <w:top w:type="dxa" w:w="70"/>
+              <w:left w:type="dxa" w:w="110"/>
+              <w:bottom w:type="dxa" w:w="70"/>
+              <w:right w:type="dxa" w:w="110"/>
+            </w:tcMar>
+          </w:tcPr>
+          <w:p>
+            <w:pPr>
+              <w:spacing w:after="40"/>
+            </w:pPr>
+            <w:r>
+              <w:rPr>
+                <w:rFonts w:ascii="Times New Roman" w:eastAsia="標楷體"/>
+                <w:b w:val="false"/>
+                <w:bCs w:val="false"/>
+                <w:sz w:val="21"/>
+                <w:szCs w:val="21"/>
+              </w:rPr>
+              <w:t xml:space="preserve">車端回傳之原始遙測資料、控制指令下達與回覆紀錄及速限設定</w:t>
+            </w:r>
+          </w:p>
+          <w:p>
+            <w:pPr>
+              <w:spacing w:after="40"/>
+            </w:pPr>
+            <w:r>
+              <w:rPr>
+                <w:rFonts w:ascii="Times New Roman" w:eastAsia="標楷體"/>
+                <w:b w:val="false"/>
+                <w:bCs w:val="false"/>
+                <w:sz w:val="21"/>
+                <w:szCs w:val="21"/>
+              </w:rPr>
+              <w:t xml:space="preserve">Raw telemetry data reported by vehicles, control command issuance and response records, and speed limit configuration</w:t>
+            </w:r>
+          </w:p>
+        </w:tc>
+        <w:tc>
+          <w:tcPr>
+            <w:tcW w:type="dxa" w:w="3100"/>
+            <w:tcMar>
+              <w:top w:type="dxa" w:w="70"/>
+              <w:left w:type="dxa" w:w="110"/>
+              <w:bottom w:type="dxa" w:w="70"/>
+              <w:right w:type="dxa" w:w="110"/>
+            </w:tcMar>
+          </w:tcPr>
+          <w:p>
+            <w:pPr>
+              <w:spacing w:after="40"/>
+            </w:pPr>
+            <w:r>
+              <w:rPr>
+                <w:rFonts w:ascii="Times New Roman" w:eastAsia="標楷體"/>
+                <w:b w:val="false"/>
+                <w:bCs w:val="false"/>
+                <w:sz w:val="21"/>
+                <w:szCs w:val="21"/>
+              </w:rPr>
+              <w:t xml:space="preserve">telemetry_logs、command_logs、speed_limit_configs</w:t>
+            </w:r>
+          </w:p>
+        </w:tc>
+      </w:tr>
+      <w:tr>
+        <w:tc>
+          <w:tcPr>
+            <w:tcW w:type="dxa" w:w="2100"/>
+            <w:tcMar>
+              <w:top w:type="dxa" w:w="70"/>
+              <w:left w:type="dxa" w:w="110"/>
+              <w:bottom w:type="dxa" w:w="70"/>
+              <w:right w:type="dxa" w:w="110"/>
+            </w:tcMar>
+          </w:tcPr>
+          <w:p>
+            <w:pPr>
+              <w:spacing w:after="40"/>
+            </w:pPr>
+            <w:r>
+              <w:rPr>
+                <w:rFonts w:ascii="Times New Roman" w:eastAsia="標楷體"/>
+                <w:b/>
+                <w:bCs/>
+                <w:sz w:val="21"/>
+                <w:szCs w:val="21"/>
+              </w:rPr>
               <w:t xml:space="preserve">介面資源</w:t>
             </w:r>
           </w:p>
@@ -819,22 +929,22 @@
                 <w:sz w:val="21"/>
                 <w:szCs w:val="21"/>
               </w:rPr>
-              <w:t xml:space="preserve">營運全景圖台版面（畫布元件樹與適配模式）及多媒體內容與播放排程</w:t>
-            </w:r>
-          </w:p>
-          <w:p>
-            <w:pPr>
-              <w:spacing w:after="40"/>
-            </w:pPr>
-            <w:r>
-              <w:rPr>
-                <w:rFonts w:ascii="Times New Roman" w:eastAsia="標楷體"/>
-                <w:b w:val="false"/>
-                <w:bCs w:val="false"/>
-                <w:sz w:val="21"/>
-                <w:szCs w:val="21"/>
-              </w:rPr>
-              <w:t xml:space="preserve">Operation panorama dashboard layouts (canvas element tree and viewport mode), and multimedia content with playback scheduling</w:t>
+              <w:t xml:space="preserve">營運全景圖台版面（畫布元件樹與適配模式）、車上廣播媒體內容與分組，及其播放排程</w:t>
+            </w:r>
+          </w:p>
+          <w:p>
+            <w:pPr>
+              <w:spacing w:after="40"/>
+            </w:pPr>
+            <w:r>
+              <w:rPr>
+                <w:rFonts w:ascii="Times New Roman" w:eastAsia="標楷體"/>
+                <w:b w:val="false"/>
+                <w:bCs w:val="false"/>
+                <w:sz w:val="21"/>
+                <w:szCs w:val="21"/>
+              </w:rPr>
+              <w:t xml:space="preserve">Operation panorama dashboard layouts (canvas element tree and viewport mode), on-board broadcast media content and groups, and their playback schedules</w:t>
             </w:r>
           </w:p>
         </w:tc>
@@ -860,7 +970,7 @@
                 <w:sz w:val="21"/>
                 <w:szCs w:val="21"/>
               </w:rPr>
-              <w:t xml:space="preserve">dashboard_planes、media_library_items</w:t>
+              <w:t xml:space="preserve">dashboard_planes、media_library_items、media_schedules</w:t>
             </w:r>
           </w:p>
         </w:tc>
@@ -1219,7 +1329,7 @@
           <w:sz w:val="20"/>
           <w:szCs w:val="20"/>
         </w:rPr>
-        <w:t xml:space="preserve">註2：場域圖資（路網拓樸、站點與設施座標）以發布版本之圖資檔案保存，不另立資料表。</w:t>
+        <w:t xml:space="preserve">註2：場域圖資之草稿與已發布版本均保存於 maps 與 map_versions；圖資為全系統共用資產，任一帳號所見內容一致。</w:t>
       </w:r>
     </w:p>
     <w:p>

--- a/document/TP13C_1-4_資料表分類與關聯.docx
+++ b/document/TP13C_1-4_資料表分類與關聯.docx
@@ -28,7 +28,7 @@
           <w:sz w:val="24"/>
           <w:szCs w:val="24"/>
         </w:rPr>
-        <w:t xml:space="preserve">本系統資料表依用途分為十大類，共 33 張資料表，各分類及對應資料表如下表所示。</w:t>
+        <w:t xml:space="preserve">本系統資料表依用途分為十大類，共 37 張資料表，各分類及對應資料表如下表所示。</w:t>
       </w:r>
     </w:p>
     <w:p>
@@ -41,7 +41,7 @@
           <w:sz w:val="22"/>
           <w:szCs w:val="22"/>
         </w:rPr>
-        <w:t xml:space="preserve">The data tables of this system are classified into ten categories comprising 33 data tables according to their purpose. The categories and their corresponding data tables are shown in the following table.</w:t>
+        <w:t xml:space="preserve">The data tables of this system are classified into ten categories comprising 37 data tables according to their purpose. The categories and their corresponding data tables are shown in the following table.</w:t>
       </w:r>
     </w:p>
     <w:p>
@@ -269,22 +269,22 @@
                 <w:sz w:val="21"/>
                 <w:szCs w:val="21"/>
               </w:rPr>
-              <w:t xml:space="preserve">車輛、路線、站點動作及設施格位之基本資料與設定</w:t>
-            </w:r>
-          </w:p>
-          <w:p>
-            <w:pPr>
-              <w:spacing w:after="40"/>
-            </w:pPr>
-            <w:r>
-              <w:rPr>
-                <w:rFonts w:ascii="Times New Roman" w:eastAsia="標楷體"/>
-                <w:b w:val="false"/>
-                <w:bCs w:val="false"/>
-                <w:sz w:val="21"/>
-                <w:szCs w:val="21"/>
-              </w:rPr>
-              <w:t xml:space="preserve">Master data and configuration of vehicles, routes, station actions and facility slots</w:t>
+              <w:t xml:space="preserve">車輛基本資料與外觀定義、路線、站點動作及設施格位之基本資料與設定</w:t>
+            </w:r>
+          </w:p>
+          <w:p>
+            <w:pPr>
+              <w:spacing w:after="40"/>
+            </w:pPr>
+            <w:r>
+              <w:rPr>
+                <w:rFonts w:ascii="Times New Roman" w:eastAsia="標楷體"/>
+                <w:b w:val="false"/>
+                <w:bCs w:val="false"/>
+                <w:sz w:val="21"/>
+                <w:szCs w:val="21"/>
+              </w:rPr>
+              <w:t xml:space="preserve">Master data and configuration of vehicles and their appearance definitions, routes, station actions and facility slots</w:t>
             </w:r>
           </w:p>
         </w:tc>
@@ -310,7 +310,7 @@
                 <w:sz w:val="21"/>
                 <w:szCs w:val="21"/>
               </w:rPr>
-              <w:t xml:space="preserve">vehicles、operation_routes、operation_route_stations、operation_route_station_actions、facility_slots</w:t>
+              <w:t xml:space="preserve">vehicles、vehicle_definitions、operation_routes、operation_route_stations、operation_route_station_actions、facility_slots</w:t>
             </w:r>
           </w:p>
         </w:tc>
@@ -379,22 +379,22 @@
                 <w:sz w:val="21"/>
                 <w:szCs w:val="21"/>
               </w:rPr>
-              <w:t xml:space="preserve">時間模板、整備任務設定及營運班表（含班次、整備時段與調度移動）</w:t>
-            </w:r>
-          </w:p>
-          <w:p>
-            <w:pPr>
-              <w:spacing w:after="40"/>
-            </w:pPr>
-            <w:r>
-              <w:rPr>
-                <w:rFonts w:ascii="Times New Roman" w:eastAsia="標楷體"/>
-                <w:b w:val="false"/>
-                <w:bCs w:val="false"/>
-                <w:sz w:val="21"/>
-                <w:szCs w:val="21"/>
-              </w:rPr>
-              <w:t xml:space="preserve">Time templates, maintenance task configuration and operational schedules (including trips, maintenance slots and dispatch movements)</w:t>
+              <w:t xml:space="preserve">時間模板、整備任務設定、營運班表（含班次、整備時段與調度移動）及班表調整之簽核請求</w:t>
+            </w:r>
+          </w:p>
+          <w:p>
+            <w:pPr>
+              <w:spacing w:after="40"/>
+            </w:pPr>
+            <w:r>
+              <w:rPr>
+                <w:rFonts w:ascii="Times New Roman" w:eastAsia="標楷體"/>
+                <w:b w:val="false"/>
+                <w:bCs w:val="false"/>
+                <w:sz w:val="21"/>
+                <w:szCs w:val="21"/>
+              </w:rPr>
+              <w:t xml:space="preserve">Time templates, maintenance task configuration, operational schedules (including trips, maintenance slots and dispatch movements), and schedule adjustment approval requests</w:t>
             </w:r>
           </w:p>
         </w:tc>
@@ -420,7 +420,7 @@
                 <w:sz w:val="21"/>
                 <w:szCs w:val="21"/>
               </w:rPr>
-              <w:t xml:space="preserve">time_templates、maintenance_tasks、operation_shifts</w:t>
+              <w:t xml:space="preserve">time_templates、maintenance_tasks、operation_shifts、schedule_adjust_requests</w:t>
             </w:r>
           </w:p>
         </w:tc>
@@ -929,22 +929,22 @@
                 <w:sz w:val="21"/>
                 <w:szCs w:val="21"/>
               </w:rPr>
-              <w:t xml:space="preserve">營運全景圖台版面（畫布元件樹與適配模式）、車上廣播媒體內容與分組，及其播放排程</w:t>
-            </w:r>
-          </w:p>
-          <w:p>
-            <w:pPr>
-              <w:spacing w:after="40"/>
-            </w:pPr>
-            <w:r>
-              <w:rPr>
-                <w:rFonts w:ascii="Times New Roman" w:eastAsia="標楷體"/>
-                <w:b w:val="false"/>
-                <w:bCs w:val="false"/>
-                <w:sz w:val="21"/>
-                <w:szCs w:val="21"/>
-              </w:rPr>
-              <w:t xml:space="preserve">Operation panorama dashboard layouts (canvas element tree and viewport mode), on-board broadcast media content and groups, and their playback schedules</w:t>
+              <w:t xml:space="preserve">營運全景圖台版面與模組頁面對應、圖台元件之資料來源定義，及車上廣播媒體內容、分組與播放排程</w:t>
+            </w:r>
+          </w:p>
+          <w:p>
+            <w:pPr>
+              <w:spacing w:after="40"/>
+            </w:pPr>
+            <w:r>
+              <w:rPr>
+                <w:rFonts w:ascii="Times New Roman" w:eastAsia="標楷體"/>
+                <w:b w:val="false"/>
+                <w:bCs w:val="false"/>
+                <w:sz w:val="21"/>
+                <w:szCs w:val="21"/>
+              </w:rPr>
+              <w:t xml:space="preserve">Operation panorama dashboard layouts and their module page mappings, data source definitions bound by dashboard widgets, and on-board broadcast media content, groups and playback schedules</w:t>
             </w:r>
           </w:p>
         </w:tc>
@@ -970,7 +970,7 @@
                 <w:sz w:val="21"/>
                 <w:szCs w:val="21"/>
               </w:rPr>
-              <w:t xml:space="preserve">dashboard_planes、media_library_items、media_schedules</w:t>
+              <w:t xml:space="preserve">dashboard_planes、module_dashboard_pages、data_sources、media_library_items、media_schedules</w:t>
             </w:r>
           </w:p>
         </w:tc>

--- a/document/TP13C_1-4_資料表分類與關聯.docx
+++ b/document/TP13C_1-4_資料表分類與關聯.docx
@@ -1301,6 +1301,3833 @@
                 <w:szCs w:val="21"/>
               </w:rPr>
               <w:t xml:space="preserve">system_settings、notifications</w:t>
+            </w:r>
+          </w:p>
+        </w:tc>
+      </w:tr>
+    </w:tbl>
+    <w:p>
+      <w:pPr>
+        <w:spacing w:after="100" w:before="160"/>
+        <w:jc w:val="center"/>
+      </w:pPr>
+      <w:r>
+        <w:rPr>
+          <w:rFonts w:ascii="Times New Roman" w:eastAsia="標楷體"/>
+          <w:b/>
+          <w:bCs/>
+          <w:sz w:val="22"/>
+          <w:szCs w:val="22"/>
+        </w:rPr>
+        <w:t xml:space="preserve">表 車輛行車管理（含車輛監控系統）資料表用途說明</w:t>
+      </w:r>
+    </w:p>
+    <w:tbl>
+      <w:tblPr>
+        <w:tblW w:type="dxa" w:w="9300"/>
+        <w:tblBorders>
+          <w:top w:val="single" w:color="auto" w:sz="4"/>
+          <w:left w:val="single" w:color="auto" w:sz="4"/>
+          <w:bottom w:val="single" w:color="auto" w:sz="4"/>
+          <w:right w:val="single" w:color="auto" w:sz="4"/>
+          <w:insideH w:val="single" w:color="auto" w:sz="4"/>
+          <w:insideV w:val="single" w:color="auto" w:sz="4"/>
+        </w:tblBorders>
+      </w:tblPr>
+      <w:tblGrid>
+        <w:gridCol w:w="1900"/>
+        <w:gridCol w:w="3000"/>
+        <w:gridCol w:w="4400"/>
+      </w:tblGrid>
+      <w:tr>
+        <w:tc>
+          <w:tcPr>
+            <w:tcW w:type="dxa" w:w="1900"/>
+            <w:shd w:fill="D9D9D9" w:val="clear"/>
+            <w:tcMar>
+              <w:top w:type="dxa" w:w="60"/>
+              <w:left w:type="dxa" w:w="100"/>
+              <w:bottom w:type="dxa" w:w="60"/>
+              <w:right w:type="dxa" w:w="100"/>
+            </w:tcMar>
+          </w:tcPr>
+          <w:p>
+            <w:pPr>
+              <w:spacing w:after="30"/>
+            </w:pPr>
+            <w:r>
+              <w:rPr>
+                <w:rFonts w:ascii="Times New Roman" w:eastAsia="標楷體"/>
+                <w:b/>
+                <w:bCs/>
+                <w:sz w:val="20"/>
+                <w:szCs w:val="20"/>
+              </w:rPr>
+              <w:t xml:space="preserve">分類</w:t>
+            </w:r>
+          </w:p>
+          <w:p>
+            <w:pPr>
+              <w:spacing w:after="30"/>
+            </w:pPr>
+            <w:r>
+              <w:rPr>
+                <w:rFonts w:ascii="Times New Roman" w:eastAsia="標楷體"/>
+                <w:b/>
+                <w:bCs/>
+                <w:sz w:val="20"/>
+                <w:szCs w:val="20"/>
+              </w:rPr>
+              <w:t xml:space="preserve">Category</w:t>
+            </w:r>
+          </w:p>
+        </w:tc>
+        <w:tc>
+          <w:tcPr>
+            <w:tcW w:type="dxa" w:w="3000"/>
+            <w:shd w:fill="D9D9D9" w:val="clear"/>
+            <w:tcMar>
+              <w:top w:type="dxa" w:w="60"/>
+              <w:left w:type="dxa" w:w="100"/>
+              <w:bottom w:type="dxa" w:w="60"/>
+              <w:right w:type="dxa" w:w="100"/>
+            </w:tcMar>
+          </w:tcPr>
+          <w:p>
+            <w:pPr>
+              <w:spacing w:after="30"/>
+            </w:pPr>
+            <w:r>
+              <w:rPr>
+                <w:rFonts w:ascii="Times New Roman" w:eastAsia="標楷體"/>
+                <w:b/>
+                <w:bCs/>
+                <w:sz w:val="20"/>
+                <w:szCs w:val="20"/>
+              </w:rPr>
+              <w:t xml:space="preserve">資料表名稱</w:t>
+            </w:r>
+          </w:p>
+          <w:p>
+            <w:pPr>
+              <w:spacing w:after="30"/>
+            </w:pPr>
+            <w:r>
+              <w:rPr>
+                <w:rFonts w:ascii="Times New Roman" w:eastAsia="標楷體"/>
+                <w:b/>
+                <w:bCs/>
+                <w:sz w:val="20"/>
+                <w:szCs w:val="20"/>
+              </w:rPr>
+              <w:t xml:space="preserve">Data Table</w:t>
+            </w:r>
+          </w:p>
+        </w:tc>
+        <w:tc>
+          <w:tcPr>
+            <w:tcW w:type="dxa" w:w="4400"/>
+            <w:shd w:fill="D9D9D9" w:val="clear"/>
+            <w:tcMar>
+              <w:top w:type="dxa" w:w="60"/>
+              <w:left w:type="dxa" w:w="100"/>
+              <w:bottom w:type="dxa" w:w="60"/>
+              <w:right w:type="dxa" w:w="100"/>
+            </w:tcMar>
+          </w:tcPr>
+          <w:p>
+            <w:pPr>
+              <w:spacing w:after="30"/>
+            </w:pPr>
+            <w:r>
+              <w:rPr>
+                <w:rFonts w:ascii="Times New Roman" w:eastAsia="標楷體"/>
+                <w:b/>
+                <w:bCs/>
+                <w:sz w:val="20"/>
+                <w:szCs w:val="20"/>
+              </w:rPr>
+              <w:t xml:space="preserve">用途說明</w:t>
+            </w:r>
+          </w:p>
+          <w:p>
+            <w:pPr>
+              <w:spacing w:after="30"/>
+            </w:pPr>
+            <w:r>
+              <w:rPr>
+                <w:rFonts w:ascii="Times New Roman" w:eastAsia="標楷體"/>
+                <w:b/>
+                <w:bCs/>
+                <w:sz w:val="20"/>
+                <w:szCs w:val="20"/>
+              </w:rPr>
+              <w:t xml:space="preserve">Description</w:t>
+            </w:r>
+          </w:p>
+        </w:tc>
+      </w:tr>
+      <w:tr>
+        <w:tc>
+          <w:tcPr>
+            <w:tcW w:type="dxa" w:w="1900"/>
+            <w:tcMar>
+              <w:top w:type="dxa" w:w="60"/>
+              <w:left w:type="dxa" w:w="100"/>
+              <w:bottom w:type="dxa" w:w="60"/>
+              <w:right w:type="dxa" w:w="100"/>
+            </w:tcMar>
+          </w:tcPr>
+          <w:p>
+            <w:pPr>
+              <w:spacing w:after="30"/>
+            </w:pPr>
+            <w:r>
+              <w:rPr>
+                <w:rFonts w:ascii="Times New Roman" w:eastAsia="標楷體"/>
+                <w:b/>
+                <w:bCs/>
+                <w:sz w:val="20"/>
+                <w:szCs w:val="20"/>
+              </w:rPr>
+              <w:t xml:space="preserve">主檔</w:t>
+            </w:r>
+          </w:p>
+          <w:p>
+            <w:pPr>
+              <w:spacing w:after="30"/>
+            </w:pPr>
+            <w:r>
+              <w:rPr>
+                <w:rFonts w:ascii="Times New Roman" w:eastAsia="標楷體"/>
+                <w:b/>
+                <w:bCs/>
+                <w:sz w:val="20"/>
+                <w:szCs w:val="20"/>
+              </w:rPr>
+              <w:t xml:space="preserve">Master Data</w:t>
+            </w:r>
+          </w:p>
+        </w:tc>
+        <w:tc>
+          <w:tcPr>
+            <w:tcW w:type="dxa" w:w="3000"/>
+            <w:tcMar>
+              <w:top w:type="dxa" w:w="60"/>
+              <w:left w:type="dxa" w:w="100"/>
+              <w:bottom w:type="dxa" w:w="60"/>
+              <w:right w:type="dxa" w:w="100"/>
+            </w:tcMar>
+          </w:tcPr>
+          <w:p>
+            <w:pPr>
+              <w:spacing w:after="30"/>
+            </w:pPr>
+            <w:r>
+              <w:rPr>
+                <w:rFonts w:ascii="Times New Roman" w:eastAsia="標楷體"/>
+                <w:b w:val="false"/>
+                <w:bCs w:val="false"/>
+                <w:sz w:val="20"/>
+                <w:szCs w:val="20"/>
+              </w:rPr>
+              <w:t xml:space="preserve">vehicles</w:t>
+            </w:r>
+          </w:p>
+        </w:tc>
+        <w:tc>
+          <w:tcPr>
+            <w:tcW w:type="dxa" w:w="4400"/>
+            <w:tcMar>
+              <w:top w:type="dxa" w:w="60"/>
+              <w:left w:type="dxa" w:w="100"/>
+              <w:bottom w:type="dxa" w:w="60"/>
+              <w:right w:type="dxa" w:w="100"/>
+            </w:tcMar>
+          </w:tcPr>
+          <w:p>
+            <w:pPr>
+              <w:spacing w:after="30"/>
+            </w:pPr>
+            <w:r>
+              <w:rPr>
+                <w:rFonts w:ascii="Times New Roman" w:eastAsia="標楷體"/>
+                <w:b w:val="false"/>
+                <w:bCs w:val="false"/>
+                <w:sz w:val="20"/>
+                <w:szCs w:val="20"/>
+              </w:rPr>
+              <w:t xml:space="preserve">車輛主檔，記錄車輛代號、顯示名稱與啟用狀態。</w:t>
+            </w:r>
+          </w:p>
+          <w:p>
+            <w:pPr>
+              <w:spacing w:after="30"/>
+            </w:pPr>
+            <w:r>
+              <w:rPr>
+                <w:rFonts w:ascii="Times New Roman" w:eastAsia="標楷體"/>
+                <w:b w:val="false"/>
+                <w:bCs w:val="false"/>
+                <w:sz w:val="20"/>
+                <w:szCs w:val="20"/>
+              </w:rPr>
+              <w:t xml:space="preserve">Vehicle master data: vehicle code, display name and active status.</w:t>
+            </w:r>
+          </w:p>
+        </w:tc>
+      </w:tr>
+      <w:tr>
+        <w:tc>
+          <w:tcPr>
+            <w:tcW w:type="dxa" w:w="1900"/>
+            <w:tcMar>
+              <w:top w:type="dxa" w:w="60"/>
+              <w:left w:type="dxa" w:w="100"/>
+              <w:bottom w:type="dxa" w:w="60"/>
+              <w:right w:type="dxa" w:w="100"/>
+            </w:tcMar>
+          </w:tcPr>
+          <w:p>
+            <w:pPr>
+              <w:spacing w:after="30"/>
+            </w:pPr>
+            <w:r>
+              <w:rPr>
+                <w:rFonts w:ascii="Times New Roman" w:eastAsia="標楷體"/>
+                <w:b/>
+                <w:bCs/>
+                <w:sz w:val="20"/>
+                <w:szCs w:val="20"/>
+              </w:rPr>
+              <w:t xml:space="preserve"/>
+            </w:r>
+          </w:p>
+        </w:tc>
+        <w:tc>
+          <w:tcPr>
+            <w:tcW w:type="dxa" w:w="3000"/>
+            <w:tcMar>
+              <w:top w:type="dxa" w:w="60"/>
+              <w:left w:type="dxa" w:w="100"/>
+              <w:bottom w:type="dxa" w:w="60"/>
+              <w:right w:type="dxa" w:w="100"/>
+            </w:tcMar>
+          </w:tcPr>
+          <w:p>
+            <w:pPr>
+              <w:spacing w:after="30"/>
+            </w:pPr>
+            <w:r>
+              <w:rPr>
+                <w:rFonts w:ascii="Times New Roman" w:eastAsia="標楷體"/>
+                <w:b w:val="false"/>
+                <w:bCs w:val="false"/>
+                <w:sz w:val="20"/>
+                <w:szCs w:val="20"/>
+              </w:rPr>
+              <w:t xml:space="preserve">vehicle_definitions</w:t>
+            </w:r>
+          </w:p>
+        </w:tc>
+        <w:tc>
+          <w:tcPr>
+            <w:tcW w:type="dxa" w:w="4400"/>
+            <w:tcMar>
+              <w:top w:type="dxa" w:w="60"/>
+              <w:left w:type="dxa" w:w="100"/>
+              <w:bottom w:type="dxa" w:w="60"/>
+              <w:right w:type="dxa" w:w="100"/>
+            </w:tcMar>
+          </w:tcPr>
+          <w:p>
+            <w:pPr>
+              <w:spacing w:after="30"/>
+            </w:pPr>
+            <w:r>
+              <w:rPr>
+                <w:rFonts w:ascii="Times New Roman" w:eastAsia="標楷體"/>
+                <w:b w:val="false"/>
+                <w:bCs w:val="false"/>
+                <w:sz w:val="20"/>
+                <w:szCs w:val="20"/>
+              </w:rPr>
+              <w:t xml:space="preserve">載具外觀定義，保存車體、車門、座位與狀態指示等呈現元件。</w:t>
+            </w:r>
+          </w:p>
+          <w:p>
+            <w:pPr>
+              <w:spacing w:after="30"/>
+            </w:pPr>
+            <w:r>
+              <w:rPr>
+                <w:rFonts w:ascii="Times New Roman" w:eastAsia="標楷體"/>
+                <w:b w:val="false"/>
+                <w:bCs w:val="false"/>
+                <w:sz w:val="20"/>
+                <w:szCs w:val="20"/>
+              </w:rPr>
+              <w:t xml:space="preserve">Vehicle appearance definitions: rendering elements for body, doors, seats and status indicators.</w:t>
+            </w:r>
+          </w:p>
+        </w:tc>
+      </w:tr>
+      <w:tr>
+        <w:tc>
+          <w:tcPr>
+            <w:tcW w:type="dxa" w:w="1900"/>
+            <w:tcMar>
+              <w:top w:type="dxa" w:w="60"/>
+              <w:left w:type="dxa" w:w="100"/>
+              <w:bottom w:type="dxa" w:w="60"/>
+              <w:right w:type="dxa" w:w="100"/>
+            </w:tcMar>
+          </w:tcPr>
+          <w:p>
+            <w:pPr>
+              <w:spacing w:after="30"/>
+            </w:pPr>
+            <w:r>
+              <w:rPr>
+                <w:rFonts w:ascii="Times New Roman" w:eastAsia="標楷體"/>
+                <w:b/>
+                <w:bCs/>
+                <w:sz w:val="20"/>
+                <w:szCs w:val="20"/>
+              </w:rPr>
+              <w:t xml:space="preserve"/>
+            </w:r>
+          </w:p>
+        </w:tc>
+        <w:tc>
+          <w:tcPr>
+            <w:tcW w:type="dxa" w:w="3000"/>
+            <w:tcMar>
+              <w:top w:type="dxa" w:w="60"/>
+              <w:left w:type="dxa" w:w="100"/>
+              <w:bottom w:type="dxa" w:w="60"/>
+              <w:right w:type="dxa" w:w="100"/>
+            </w:tcMar>
+          </w:tcPr>
+          <w:p>
+            <w:pPr>
+              <w:spacing w:after="30"/>
+            </w:pPr>
+            <w:r>
+              <w:rPr>
+                <w:rFonts w:ascii="Times New Roman" w:eastAsia="標楷體"/>
+                <w:b w:val="false"/>
+                <w:bCs w:val="false"/>
+                <w:sz w:val="20"/>
+                <w:szCs w:val="20"/>
+              </w:rPr>
+              <w:t xml:space="preserve">operation_routes</w:t>
+            </w:r>
+          </w:p>
+        </w:tc>
+        <w:tc>
+          <w:tcPr>
+            <w:tcW w:type="dxa" w:w="4400"/>
+            <w:tcMar>
+              <w:top w:type="dxa" w:w="60"/>
+              <w:left w:type="dxa" w:w="100"/>
+              <w:bottom w:type="dxa" w:w="60"/>
+              <w:right w:type="dxa" w:w="100"/>
+            </w:tcMar>
+          </w:tcPr>
+          <w:p>
+            <w:pPr>
+              <w:spacing w:after="30"/>
+            </w:pPr>
+            <w:r>
+              <w:rPr>
+                <w:rFonts w:ascii="Times New Roman" w:eastAsia="標楷體"/>
+                <w:b w:val="false"/>
+                <w:bCs w:val="false"/>
+                <w:sz w:val="20"/>
+                <w:szCs w:val="20"/>
+              </w:rPr>
+              <w:t xml:space="preserve">營運路線主檔，記錄路線名稱、上下行別與方向代號。</w:t>
+            </w:r>
+          </w:p>
+          <w:p>
+            <w:pPr>
+              <w:spacing w:after="30"/>
+            </w:pPr>
+            <w:r>
+              <w:rPr>
+                <w:rFonts w:ascii="Times New Roman" w:eastAsia="標楷體"/>
+                <w:b w:val="false"/>
+                <w:bCs w:val="false"/>
+                <w:sz w:val="20"/>
+                <w:szCs w:val="20"/>
+              </w:rPr>
+              <w:t xml:space="preserve">Operational route master data: route name, line direction and direction code.</w:t>
+            </w:r>
+          </w:p>
+        </w:tc>
+      </w:tr>
+      <w:tr>
+        <w:tc>
+          <w:tcPr>
+            <w:tcW w:type="dxa" w:w="1900"/>
+            <w:tcMar>
+              <w:top w:type="dxa" w:w="60"/>
+              <w:left w:type="dxa" w:w="100"/>
+              <w:bottom w:type="dxa" w:w="60"/>
+              <w:right w:type="dxa" w:w="100"/>
+            </w:tcMar>
+          </w:tcPr>
+          <w:p>
+            <w:pPr>
+              <w:spacing w:after="30"/>
+            </w:pPr>
+            <w:r>
+              <w:rPr>
+                <w:rFonts w:ascii="Times New Roman" w:eastAsia="標楷體"/>
+                <w:b/>
+                <w:bCs/>
+                <w:sz w:val="20"/>
+                <w:szCs w:val="20"/>
+              </w:rPr>
+              <w:t xml:space="preserve"/>
+            </w:r>
+          </w:p>
+        </w:tc>
+        <w:tc>
+          <w:tcPr>
+            <w:tcW w:type="dxa" w:w="3000"/>
+            <w:tcMar>
+              <w:top w:type="dxa" w:w="60"/>
+              <w:left w:type="dxa" w:w="100"/>
+              <w:bottom w:type="dxa" w:w="60"/>
+              <w:right w:type="dxa" w:w="100"/>
+            </w:tcMar>
+          </w:tcPr>
+          <w:p>
+            <w:pPr>
+              <w:spacing w:after="30"/>
+            </w:pPr>
+            <w:r>
+              <w:rPr>
+                <w:rFonts w:ascii="Times New Roman" w:eastAsia="標楷體"/>
+                <w:b w:val="false"/>
+                <w:bCs w:val="false"/>
+                <w:sz w:val="20"/>
+                <w:szCs w:val="20"/>
+              </w:rPr>
+              <w:t xml:space="preserve">operation_route_stations</w:t>
+            </w:r>
+          </w:p>
+        </w:tc>
+        <w:tc>
+          <w:tcPr>
+            <w:tcW w:type="dxa" w:w="4400"/>
+            <w:tcMar>
+              <w:top w:type="dxa" w:w="60"/>
+              <w:left w:type="dxa" w:w="100"/>
+              <w:bottom w:type="dxa" w:w="60"/>
+              <w:right w:type="dxa" w:w="100"/>
+            </w:tcMar>
+          </w:tcPr>
+          <w:p>
+            <w:pPr>
+              <w:spacing w:after="30"/>
+            </w:pPr>
+            <w:r>
+              <w:rPr>
+                <w:rFonts w:ascii="Times New Roman" w:eastAsia="標楷體"/>
+                <w:b w:val="false"/>
+                <w:bCs w:val="false"/>
+                <w:sz w:val="20"/>
+                <w:szCs w:val="20"/>
+              </w:rPr>
+              <w:t xml:space="preserve">路線之停靠站序，定義各路線依序經過的站點。</w:t>
+            </w:r>
+          </w:p>
+          <w:p>
+            <w:pPr>
+              <w:spacing w:after="30"/>
+            </w:pPr>
+            <w:r>
+              <w:rPr>
+                <w:rFonts w:ascii="Times New Roman" w:eastAsia="標楷體"/>
+                <w:b w:val="false"/>
+                <w:bCs w:val="false"/>
+                <w:sz w:val="20"/>
+                <w:szCs w:val="20"/>
+              </w:rPr>
+              <w:t xml:space="preserve">Station sequence of each route, defining the stations passed in order.</w:t>
+            </w:r>
+          </w:p>
+        </w:tc>
+      </w:tr>
+      <w:tr>
+        <w:tc>
+          <w:tcPr>
+            <w:tcW w:type="dxa" w:w="1900"/>
+            <w:tcMar>
+              <w:top w:type="dxa" w:w="60"/>
+              <w:left w:type="dxa" w:w="100"/>
+              <w:bottom w:type="dxa" w:w="60"/>
+              <w:right w:type="dxa" w:w="100"/>
+            </w:tcMar>
+          </w:tcPr>
+          <w:p>
+            <w:pPr>
+              <w:spacing w:after="30"/>
+            </w:pPr>
+            <w:r>
+              <w:rPr>
+                <w:rFonts w:ascii="Times New Roman" w:eastAsia="標楷體"/>
+                <w:b/>
+                <w:bCs/>
+                <w:sz w:val="20"/>
+                <w:szCs w:val="20"/>
+              </w:rPr>
+              <w:t xml:space="preserve"/>
+            </w:r>
+          </w:p>
+        </w:tc>
+        <w:tc>
+          <w:tcPr>
+            <w:tcW w:type="dxa" w:w="3000"/>
+            <w:tcMar>
+              <w:top w:type="dxa" w:w="60"/>
+              <w:left w:type="dxa" w:w="100"/>
+              <w:bottom w:type="dxa" w:w="60"/>
+              <w:right w:type="dxa" w:w="100"/>
+            </w:tcMar>
+          </w:tcPr>
+          <w:p>
+            <w:pPr>
+              <w:spacing w:after="30"/>
+            </w:pPr>
+            <w:r>
+              <w:rPr>
+                <w:rFonts w:ascii="Times New Roman" w:eastAsia="標楷體"/>
+                <w:b w:val="false"/>
+                <w:bCs w:val="false"/>
+                <w:sz w:val="20"/>
+                <w:szCs w:val="20"/>
+              </w:rPr>
+              <w:t xml:space="preserve">operation_route_station_actions</w:t>
+            </w:r>
+          </w:p>
+        </w:tc>
+        <w:tc>
+          <w:tcPr>
+            <w:tcW w:type="dxa" w:w="4400"/>
+            <w:tcMar>
+              <w:top w:type="dxa" w:w="60"/>
+              <w:left w:type="dxa" w:w="100"/>
+              <w:bottom w:type="dxa" w:w="60"/>
+              <w:right w:type="dxa" w:w="100"/>
+            </w:tcMar>
+          </w:tcPr>
+          <w:p>
+            <w:pPr>
+              <w:spacing w:after="30"/>
+            </w:pPr>
+            <w:r>
+              <w:rPr>
+                <w:rFonts w:ascii="Times New Roman" w:eastAsia="標楷體"/>
+                <w:b w:val="false"/>
+                <w:bCs w:val="false"/>
+                <w:sz w:val="20"/>
+                <w:szCs w:val="20"/>
+              </w:rPr>
+              <w:t xml:space="preserve">站點動作定義，記錄各站應執行之動作類型與觸發距離。</w:t>
+            </w:r>
+          </w:p>
+          <w:p>
+            <w:pPr>
+              <w:spacing w:after="30"/>
+            </w:pPr>
+            <w:r>
+              <w:rPr>
+                <w:rFonts w:ascii="Times New Roman" w:eastAsia="標楷體"/>
+                <w:b w:val="false"/>
+                <w:bCs w:val="false"/>
+                <w:sz w:val="20"/>
+                <w:szCs w:val="20"/>
+              </w:rPr>
+              <w:t xml:space="preserve">Station action definitions: action type and trigger offset at each station.</w:t>
+            </w:r>
+          </w:p>
+        </w:tc>
+      </w:tr>
+      <w:tr>
+        <w:tc>
+          <w:tcPr>
+            <w:tcW w:type="dxa" w:w="1900"/>
+            <w:tcMar>
+              <w:top w:type="dxa" w:w="60"/>
+              <w:left w:type="dxa" w:w="100"/>
+              <w:bottom w:type="dxa" w:w="60"/>
+              <w:right w:type="dxa" w:w="100"/>
+            </w:tcMar>
+          </w:tcPr>
+          <w:p>
+            <w:pPr>
+              <w:spacing w:after="30"/>
+            </w:pPr>
+            <w:r>
+              <w:rPr>
+                <w:rFonts w:ascii="Times New Roman" w:eastAsia="標楷體"/>
+                <w:b/>
+                <w:bCs/>
+                <w:sz w:val="20"/>
+                <w:szCs w:val="20"/>
+              </w:rPr>
+              <w:t xml:space="preserve"/>
+            </w:r>
+          </w:p>
+        </w:tc>
+        <w:tc>
+          <w:tcPr>
+            <w:tcW w:type="dxa" w:w="3000"/>
+            <w:tcMar>
+              <w:top w:type="dxa" w:w="60"/>
+              <w:left w:type="dxa" w:w="100"/>
+              <w:bottom w:type="dxa" w:w="60"/>
+              <w:right w:type="dxa" w:w="100"/>
+            </w:tcMar>
+          </w:tcPr>
+          <w:p>
+            <w:pPr>
+              <w:spacing w:after="30"/>
+            </w:pPr>
+            <w:r>
+              <w:rPr>
+                <w:rFonts w:ascii="Times New Roman" w:eastAsia="標楷體"/>
+                <w:b w:val="false"/>
+                <w:bCs w:val="false"/>
+                <w:sz w:val="20"/>
+                <w:szCs w:val="20"/>
+              </w:rPr>
+              <w:t xml:space="preserve">facility_slots</w:t>
+            </w:r>
+          </w:p>
+        </w:tc>
+        <w:tc>
+          <w:tcPr>
+            <w:tcW w:type="dxa" w:w="4400"/>
+            <w:tcMar>
+              <w:top w:type="dxa" w:w="60"/>
+              <w:left w:type="dxa" w:w="100"/>
+              <w:bottom w:type="dxa" w:w="60"/>
+              <w:right w:type="dxa" w:w="100"/>
+            </w:tcMar>
+          </w:tcPr>
+          <w:p>
+            <w:pPr>
+              <w:spacing w:after="30"/>
+            </w:pPr>
+            <w:r>
+              <w:rPr>
+                <w:rFonts w:ascii="Times New Roman" w:eastAsia="標楷體"/>
+                <w:b w:val="false"/>
+                <w:bCs w:val="false"/>
+                <w:sz w:val="20"/>
+                <w:szCs w:val="20"/>
+              </w:rPr>
+              <w:t xml:space="preserve">場域設施格位靜態定義，如充電樁、洗車與駐車格位。</w:t>
+            </w:r>
+          </w:p>
+          <w:p>
+            <w:pPr>
+              <w:spacing w:after="30"/>
+            </w:pPr>
+            <w:r>
+              <w:rPr>
+                <w:rFonts w:ascii="Times New Roman" w:eastAsia="標楷體"/>
+                <w:b w:val="false"/>
+                <w:bCs w:val="false"/>
+                <w:sz w:val="20"/>
+                <w:szCs w:val="20"/>
+              </w:rPr>
+              <w:t xml:space="preserve">Static definitions of field facility slots, such as charging, washing and parking slots.</w:t>
+            </w:r>
+          </w:p>
+        </w:tc>
+      </w:tr>
+      <w:tr>
+        <w:tc>
+          <w:tcPr>
+            <w:tcW w:type="dxa" w:w="1900"/>
+            <w:tcMar>
+              <w:top w:type="dxa" w:w="60"/>
+              <w:left w:type="dxa" w:w="100"/>
+              <w:bottom w:type="dxa" w:w="60"/>
+              <w:right w:type="dxa" w:w="100"/>
+            </w:tcMar>
+          </w:tcPr>
+          <w:p>
+            <w:pPr>
+              <w:spacing w:after="30"/>
+            </w:pPr>
+            <w:r>
+              <w:rPr>
+                <w:rFonts w:ascii="Times New Roman" w:eastAsia="標楷體"/>
+                <w:b/>
+                <w:bCs/>
+                <w:sz w:val="20"/>
+                <w:szCs w:val="20"/>
+              </w:rPr>
+              <w:t xml:space="preserve">營運排程</w:t>
+            </w:r>
+          </w:p>
+          <w:p>
+            <w:pPr>
+              <w:spacing w:after="30"/>
+            </w:pPr>
+            <w:r>
+              <w:rPr>
+                <w:rFonts w:ascii="Times New Roman" w:eastAsia="標楷體"/>
+                <w:b/>
+                <w:bCs/>
+                <w:sz w:val="20"/>
+                <w:szCs w:val="20"/>
+              </w:rPr>
+              <w:t xml:space="preserve">Operation Scheduling</w:t>
+            </w:r>
+          </w:p>
+        </w:tc>
+        <w:tc>
+          <w:tcPr>
+            <w:tcW w:type="dxa" w:w="3000"/>
+            <w:tcMar>
+              <w:top w:type="dxa" w:w="60"/>
+              <w:left w:type="dxa" w:w="100"/>
+              <w:bottom w:type="dxa" w:w="60"/>
+              <w:right w:type="dxa" w:w="100"/>
+            </w:tcMar>
+          </w:tcPr>
+          <w:p>
+            <w:pPr>
+              <w:spacing w:after="30"/>
+            </w:pPr>
+            <w:r>
+              <w:rPr>
+                <w:rFonts w:ascii="Times New Roman" w:eastAsia="標楷體"/>
+                <w:b w:val="false"/>
+                <w:bCs w:val="false"/>
+                <w:sz w:val="20"/>
+                <w:szCs w:val="20"/>
+              </w:rPr>
+              <w:t xml:space="preserve">time_templates</w:t>
+            </w:r>
+          </w:p>
+        </w:tc>
+        <w:tc>
+          <w:tcPr>
+            <w:tcW w:type="dxa" w:w="4400"/>
+            <w:tcMar>
+              <w:top w:type="dxa" w:w="60"/>
+              <w:left w:type="dxa" w:w="100"/>
+              <w:bottom w:type="dxa" w:w="60"/>
+              <w:right w:type="dxa" w:w="100"/>
+            </w:tcMar>
+          </w:tcPr>
+          <w:p>
+            <w:pPr>
+              <w:spacing w:after="30"/>
+            </w:pPr>
+            <w:r>
+              <w:rPr>
+                <w:rFonts w:ascii="Times New Roman" w:eastAsia="標楷體"/>
+                <w:b w:val="false"/>
+                <w:bCs w:val="false"/>
+                <w:sz w:val="20"/>
+                <w:szCs w:val="20"/>
+              </w:rPr>
+              <w:t xml:space="preserve">時間模板，定義各時段之區間、班距與運能需求。</w:t>
+            </w:r>
+          </w:p>
+          <w:p>
+            <w:pPr>
+              <w:spacing w:after="30"/>
+            </w:pPr>
+            <w:r>
+              <w:rPr>
+                <w:rFonts w:ascii="Times New Roman" w:eastAsia="標楷體"/>
+                <w:b w:val="false"/>
+                <w:bCs w:val="false"/>
+                <w:sz w:val="20"/>
+                <w:szCs w:val="20"/>
+              </w:rPr>
+              <w:t xml:space="preserve">Time templates defining interval ranges, headways and capacity requirements.</w:t>
+            </w:r>
+          </w:p>
+        </w:tc>
+      </w:tr>
+      <w:tr>
+        <w:tc>
+          <w:tcPr>
+            <w:tcW w:type="dxa" w:w="1900"/>
+            <w:tcMar>
+              <w:top w:type="dxa" w:w="60"/>
+              <w:left w:type="dxa" w:w="100"/>
+              <w:bottom w:type="dxa" w:w="60"/>
+              <w:right w:type="dxa" w:w="100"/>
+            </w:tcMar>
+          </w:tcPr>
+          <w:p>
+            <w:pPr>
+              <w:spacing w:after="30"/>
+            </w:pPr>
+            <w:r>
+              <w:rPr>
+                <w:rFonts w:ascii="Times New Roman" w:eastAsia="標楷體"/>
+                <w:b/>
+                <w:bCs/>
+                <w:sz w:val="20"/>
+                <w:szCs w:val="20"/>
+              </w:rPr>
+              <w:t xml:space="preserve"/>
+            </w:r>
+          </w:p>
+        </w:tc>
+        <w:tc>
+          <w:tcPr>
+            <w:tcW w:type="dxa" w:w="3000"/>
+            <w:tcMar>
+              <w:top w:type="dxa" w:w="60"/>
+              <w:left w:type="dxa" w:w="100"/>
+              <w:bottom w:type="dxa" w:w="60"/>
+              <w:right w:type="dxa" w:w="100"/>
+            </w:tcMar>
+          </w:tcPr>
+          <w:p>
+            <w:pPr>
+              <w:spacing w:after="30"/>
+            </w:pPr>
+            <w:r>
+              <w:rPr>
+                <w:rFonts w:ascii="Times New Roman" w:eastAsia="標楷體"/>
+                <w:b w:val="false"/>
+                <w:bCs w:val="false"/>
+                <w:sz w:val="20"/>
+                <w:szCs w:val="20"/>
+              </w:rPr>
+              <w:t xml:space="preserve">maintenance_tasks</w:t>
+            </w:r>
+          </w:p>
+        </w:tc>
+        <w:tc>
+          <w:tcPr>
+            <w:tcW w:type="dxa" w:w="4400"/>
+            <w:tcMar>
+              <w:top w:type="dxa" w:w="60"/>
+              <w:left w:type="dxa" w:w="100"/>
+              <w:bottom w:type="dxa" w:w="60"/>
+              <w:right w:type="dxa" w:w="100"/>
+            </w:tcMar>
+          </w:tcPr>
+          <w:p>
+            <w:pPr>
+              <w:spacing w:after="30"/>
+            </w:pPr>
+            <w:r>
+              <w:rPr>
+                <w:rFonts w:ascii="Times New Roman" w:eastAsia="標楷體"/>
+                <w:b w:val="false"/>
+                <w:bCs w:val="false"/>
+                <w:sz w:val="20"/>
+                <w:szCs w:val="20"/>
+              </w:rPr>
+              <w:t xml:space="preserve">整備任務設定，涵蓋充電、行檢、保養、待命與洗車。</w:t>
+            </w:r>
+          </w:p>
+          <w:p>
+            <w:pPr>
+              <w:spacing w:after="30"/>
+            </w:pPr>
+            <w:r>
+              <w:rPr>
+                <w:rFonts w:ascii="Times New Roman" w:eastAsia="標楷體"/>
+                <w:b w:val="false"/>
+                <w:bCs w:val="false"/>
+                <w:sz w:val="20"/>
+                <w:szCs w:val="20"/>
+              </w:rPr>
+              <w:t xml:space="preserve">Maintenance task configuration covering charging, inspection, servicing, standby and washing.</w:t>
+            </w:r>
+          </w:p>
+        </w:tc>
+      </w:tr>
+      <w:tr>
+        <w:tc>
+          <w:tcPr>
+            <w:tcW w:type="dxa" w:w="1900"/>
+            <w:tcMar>
+              <w:top w:type="dxa" w:w="60"/>
+              <w:left w:type="dxa" w:w="100"/>
+              <w:bottom w:type="dxa" w:w="60"/>
+              <w:right w:type="dxa" w:w="100"/>
+            </w:tcMar>
+          </w:tcPr>
+          <w:p>
+            <w:pPr>
+              <w:spacing w:after="30"/>
+            </w:pPr>
+            <w:r>
+              <w:rPr>
+                <w:rFonts w:ascii="Times New Roman" w:eastAsia="標楷體"/>
+                <w:b/>
+                <w:bCs/>
+                <w:sz w:val="20"/>
+                <w:szCs w:val="20"/>
+              </w:rPr>
+              <w:t xml:space="preserve"/>
+            </w:r>
+          </w:p>
+        </w:tc>
+        <w:tc>
+          <w:tcPr>
+            <w:tcW w:type="dxa" w:w="3000"/>
+            <w:tcMar>
+              <w:top w:type="dxa" w:w="60"/>
+              <w:left w:type="dxa" w:w="100"/>
+              <w:bottom w:type="dxa" w:w="60"/>
+              <w:right w:type="dxa" w:w="100"/>
+            </w:tcMar>
+          </w:tcPr>
+          <w:p>
+            <w:pPr>
+              <w:spacing w:after="30"/>
+            </w:pPr>
+            <w:r>
+              <w:rPr>
+                <w:rFonts w:ascii="Times New Roman" w:eastAsia="標楷體"/>
+                <w:b w:val="false"/>
+                <w:bCs w:val="false"/>
+                <w:sz w:val="20"/>
+                <w:szCs w:val="20"/>
+              </w:rPr>
+              <w:t xml:space="preserve">operation_shifts</w:t>
+            </w:r>
+          </w:p>
+        </w:tc>
+        <w:tc>
+          <w:tcPr>
+            <w:tcW w:type="dxa" w:w="4400"/>
+            <w:tcMar>
+              <w:top w:type="dxa" w:w="60"/>
+              <w:left w:type="dxa" w:w="100"/>
+              <w:bottom w:type="dxa" w:w="60"/>
+              <w:right w:type="dxa" w:w="100"/>
+            </w:tcMar>
+          </w:tcPr>
+          <w:p>
+            <w:pPr>
+              <w:spacing w:after="30"/>
+            </w:pPr>
+            <w:r>
+              <w:rPr>
+                <w:rFonts w:ascii="Times New Roman" w:eastAsia="標楷體"/>
+                <w:b w:val="false"/>
+                <w:bCs w:val="false"/>
+                <w:sz w:val="20"/>
+                <w:szCs w:val="20"/>
+              </w:rPr>
+              <w:t xml:space="preserve">營運班表，包含載客班次、整備時段與調度移動。</w:t>
+            </w:r>
+          </w:p>
+          <w:p>
+            <w:pPr>
+              <w:spacing w:after="30"/>
+            </w:pPr>
+            <w:r>
+              <w:rPr>
+                <w:rFonts w:ascii="Times New Roman" w:eastAsia="標楷體"/>
+                <w:b w:val="false"/>
+                <w:bCs w:val="false"/>
+                <w:sz w:val="20"/>
+                <w:szCs w:val="20"/>
+              </w:rPr>
+              <w:t xml:space="preserve">Operational schedules including passenger trips, maintenance slots and dispatch movements.</w:t>
+            </w:r>
+          </w:p>
+        </w:tc>
+      </w:tr>
+      <w:tr>
+        <w:tc>
+          <w:tcPr>
+            <w:tcW w:type="dxa" w:w="1900"/>
+            <w:tcMar>
+              <w:top w:type="dxa" w:w="60"/>
+              <w:left w:type="dxa" w:w="100"/>
+              <w:bottom w:type="dxa" w:w="60"/>
+              <w:right w:type="dxa" w:w="100"/>
+            </w:tcMar>
+          </w:tcPr>
+          <w:p>
+            <w:pPr>
+              <w:spacing w:after="30"/>
+            </w:pPr>
+            <w:r>
+              <w:rPr>
+                <w:rFonts w:ascii="Times New Roman" w:eastAsia="標楷體"/>
+                <w:b/>
+                <w:bCs/>
+                <w:sz w:val="20"/>
+                <w:szCs w:val="20"/>
+              </w:rPr>
+              <w:t xml:space="preserve"/>
+            </w:r>
+          </w:p>
+        </w:tc>
+        <w:tc>
+          <w:tcPr>
+            <w:tcW w:type="dxa" w:w="3000"/>
+            <w:tcMar>
+              <w:top w:type="dxa" w:w="60"/>
+              <w:left w:type="dxa" w:w="100"/>
+              <w:bottom w:type="dxa" w:w="60"/>
+              <w:right w:type="dxa" w:w="100"/>
+            </w:tcMar>
+          </w:tcPr>
+          <w:p>
+            <w:pPr>
+              <w:spacing w:after="30"/>
+            </w:pPr>
+            <w:r>
+              <w:rPr>
+                <w:rFonts w:ascii="Times New Roman" w:eastAsia="標楷體"/>
+                <w:b w:val="false"/>
+                <w:bCs w:val="false"/>
+                <w:sz w:val="20"/>
+                <w:szCs w:val="20"/>
+              </w:rPr>
+              <w:t xml:space="preserve">schedule_adjust_requests</w:t>
+            </w:r>
+          </w:p>
+        </w:tc>
+        <w:tc>
+          <w:tcPr>
+            <w:tcW w:type="dxa" w:w="4400"/>
+            <w:tcMar>
+              <w:top w:type="dxa" w:w="60"/>
+              <w:left w:type="dxa" w:w="100"/>
+              <w:bottom w:type="dxa" w:w="60"/>
+              <w:right w:type="dxa" w:w="100"/>
+            </w:tcMar>
+          </w:tcPr>
+          <w:p>
+            <w:pPr>
+              <w:spacing w:after="30"/>
+            </w:pPr>
+            <w:r>
+              <w:rPr>
+                <w:rFonts w:ascii="Times New Roman" w:eastAsia="標楷體"/>
+                <w:b w:val="false"/>
+                <w:bCs w:val="false"/>
+                <w:sz w:val="20"/>
+                <w:szCs w:val="20"/>
+              </w:rPr>
+              <w:t xml:space="preserve">班表調整之簽核請求，記錄申請內容、狀態與核准歷程。</w:t>
+            </w:r>
+          </w:p>
+          <w:p>
+            <w:pPr>
+              <w:spacing w:after="30"/>
+            </w:pPr>
+            <w:r>
+              <w:rPr>
+                <w:rFonts w:ascii="Times New Roman" w:eastAsia="標楷體"/>
+                <w:b w:val="false"/>
+                <w:bCs w:val="false"/>
+                <w:sz w:val="20"/>
+                <w:szCs w:val="20"/>
+              </w:rPr>
+              <w:t xml:space="preserve">Schedule adjustment approval requests: content, status and review history.</w:t>
+            </w:r>
+          </w:p>
+        </w:tc>
+      </w:tr>
+      <w:tr>
+        <w:tc>
+          <w:tcPr>
+            <w:tcW w:type="dxa" w:w="1900"/>
+            <w:tcMar>
+              <w:top w:type="dxa" w:w="60"/>
+              <w:left w:type="dxa" w:w="100"/>
+              <w:bottom w:type="dxa" w:w="60"/>
+              <w:right w:type="dxa" w:w="100"/>
+            </w:tcMar>
+          </w:tcPr>
+          <w:p>
+            <w:pPr>
+              <w:spacing w:after="30"/>
+            </w:pPr>
+            <w:r>
+              <w:rPr>
+                <w:rFonts w:ascii="Times New Roman" w:eastAsia="標楷體"/>
+                <w:b/>
+                <w:bCs/>
+                <w:sz w:val="20"/>
+                <w:szCs w:val="20"/>
+              </w:rPr>
+              <w:t xml:space="preserve">服務與訂單</w:t>
+            </w:r>
+          </w:p>
+          <w:p>
+            <w:pPr>
+              <w:spacing w:after="30"/>
+            </w:pPr>
+            <w:r>
+              <w:rPr>
+                <w:rFonts w:ascii="Times New Roman" w:eastAsia="標楷體"/>
+                <w:b/>
+                <w:bCs/>
+                <w:sz w:val="20"/>
+                <w:szCs w:val="20"/>
+              </w:rPr>
+              <w:t xml:space="preserve">Service and Order</w:t>
+            </w:r>
+          </w:p>
+        </w:tc>
+        <w:tc>
+          <w:tcPr>
+            <w:tcW w:type="dxa" w:w="3000"/>
+            <w:tcMar>
+              <w:top w:type="dxa" w:w="60"/>
+              <w:left w:type="dxa" w:w="100"/>
+              <w:bottom w:type="dxa" w:w="60"/>
+              <w:right w:type="dxa" w:w="100"/>
+            </w:tcMar>
+          </w:tcPr>
+          <w:p>
+            <w:pPr>
+              <w:spacing w:after="30"/>
+            </w:pPr>
+            <w:r>
+              <w:rPr>
+                <w:rFonts w:ascii="Times New Roman" w:eastAsia="標楷體"/>
+                <w:b w:val="false"/>
+                <w:bCs w:val="false"/>
+                <w:sz w:val="20"/>
+                <w:szCs w:val="20"/>
+              </w:rPr>
+              <w:t xml:space="preserve">operation_orders</w:t>
+            </w:r>
+          </w:p>
+        </w:tc>
+        <w:tc>
+          <w:tcPr>
+            <w:tcW w:type="dxa" w:w="4400"/>
+            <w:tcMar>
+              <w:top w:type="dxa" w:w="60"/>
+              <w:left w:type="dxa" w:w="100"/>
+              <w:bottom w:type="dxa" w:w="60"/>
+              <w:right w:type="dxa" w:w="100"/>
+            </w:tcMar>
+          </w:tcPr>
+          <w:p>
+            <w:pPr>
+              <w:spacing w:after="30"/>
+            </w:pPr>
+            <w:r>
+              <w:rPr>
+                <w:rFonts w:ascii="Times New Roman" w:eastAsia="標楷體"/>
+                <w:b w:val="false"/>
+                <w:bCs w:val="false"/>
+                <w:sz w:val="20"/>
+                <w:szCs w:val="20"/>
+              </w:rPr>
+              <w:t xml:space="preserve">服務訂單，記錄班次代號、路線、車輛、優先序、延誤與預估到站。</w:t>
+            </w:r>
+          </w:p>
+          <w:p>
+            <w:pPr>
+              <w:spacing w:after="30"/>
+            </w:pPr>
+            <w:r>
+              <w:rPr>
+                <w:rFonts w:ascii="Times New Roman" w:eastAsia="標楷體"/>
+                <w:b w:val="false"/>
+                <w:bCs w:val="false"/>
+                <w:sz w:val="20"/>
+                <w:szCs w:val="20"/>
+              </w:rPr>
+              <w:t xml:space="preserve">Service orders: trip code, route, vehicle, priority, delay and estimated arrival.</w:t>
+            </w:r>
+          </w:p>
+        </w:tc>
+      </w:tr>
+      <w:tr>
+        <w:tc>
+          <w:tcPr>
+            <w:tcW w:type="dxa" w:w="1900"/>
+            <w:tcMar>
+              <w:top w:type="dxa" w:w="60"/>
+              <w:left w:type="dxa" w:w="100"/>
+              <w:bottom w:type="dxa" w:w="60"/>
+              <w:right w:type="dxa" w:w="100"/>
+            </w:tcMar>
+          </w:tcPr>
+          <w:p>
+            <w:pPr>
+              <w:spacing w:after="30"/>
+            </w:pPr>
+            <w:r>
+              <w:rPr>
+                <w:rFonts w:ascii="Times New Roman" w:eastAsia="標楷體"/>
+                <w:b/>
+                <w:bCs/>
+                <w:sz w:val="20"/>
+                <w:szCs w:val="20"/>
+              </w:rPr>
+              <w:t xml:space="preserve"/>
+            </w:r>
+          </w:p>
+        </w:tc>
+        <w:tc>
+          <w:tcPr>
+            <w:tcW w:type="dxa" w:w="3000"/>
+            <w:tcMar>
+              <w:top w:type="dxa" w:w="60"/>
+              <w:left w:type="dxa" w:w="100"/>
+              <w:bottom w:type="dxa" w:w="60"/>
+              <w:right w:type="dxa" w:w="100"/>
+            </w:tcMar>
+          </w:tcPr>
+          <w:p>
+            <w:pPr>
+              <w:spacing w:after="30"/>
+            </w:pPr>
+            <w:r>
+              <w:rPr>
+                <w:rFonts w:ascii="Times New Roman" w:eastAsia="標楷體"/>
+                <w:b w:val="false"/>
+                <w:bCs w:val="false"/>
+                <w:sz w:val="20"/>
+                <w:szCs w:val="20"/>
+              </w:rPr>
+              <w:t xml:space="preserve">order_action_states</w:t>
+            </w:r>
+          </w:p>
+        </w:tc>
+        <w:tc>
+          <w:tcPr>
+            <w:tcW w:type="dxa" w:w="4400"/>
+            <w:tcMar>
+              <w:top w:type="dxa" w:w="60"/>
+              <w:left w:type="dxa" w:w="100"/>
+              <w:bottom w:type="dxa" w:w="60"/>
+              <w:right w:type="dxa" w:w="100"/>
+            </w:tcMar>
+          </w:tcPr>
+          <w:p>
+            <w:pPr>
+              <w:spacing w:after="30"/>
+            </w:pPr>
+            <w:r>
+              <w:rPr>
+                <w:rFonts w:ascii="Times New Roman" w:eastAsia="標楷體"/>
+                <w:b w:val="false"/>
+                <w:bCs w:val="false"/>
+                <w:sz w:val="20"/>
+                <w:szCs w:val="20"/>
+              </w:rPr>
+              <w:t xml:space="preserve">訂單之站點動作執行狀態，記錄實際起訖時間。</w:t>
+            </w:r>
+          </w:p>
+          <w:p>
+            <w:pPr>
+              <w:spacing w:after="30"/>
+            </w:pPr>
+            <w:r>
+              <w:rPr>
+                <w:rFonts w:ascii="Times New Roman" w:eastAsia="標楷體"/>
+                <w:b w:val="false"/>
+                <w:bCs w:val="false"/>
+                <w:sz w:val="20"/>
+                <w:szCs w:val="20"/>
+              </w:rPr>
+              <w:t xml:space="preserve">Execution status of station actions for each order, with actual start and end times.</w:t>
+            </w:r>
+          </w:p>
+        </w:tc>
+      </w:tr>
+      <w:tr>
+        <w:tc>
+          <w:tcPr>
+            <w:tcW w:type="dxa" w:w="1900"/>
+            <w:tcMar>
+              <w:top w:type="dxa" w:w="60"/>
+              <w:left w:type="dxa" w:w="100"/>
+              <w:bottom w:type="dxa" w:w="60"/>
+              <w:right w:type="dxa" w:w="100"/>
+            </w:tcMar>
+          </w:tcPr>
+          <w:p>
+            <w:pPr>
+              <w:spacing w:after="30"/>
+            </w:pPr>
+            <w:r>
+              <w:rPr>
+                <w:rFonts w:ascii="Times New Roman" w:eastAsia="標楷體"/>
+                <w:b/>
+                <w:bCs/>
+                <w:sz w:val="20"/>
+                <w:szCs w:val="20"/>
+              </w:rPr>
+              <w:t xml:space="preserve"/>
+            </w:r>
+          </w:p>
+        </w:tc>
+        <w:tc>
+          <w:tcPr>
+            <w:tcW w:type="dxa" w:w="3000"/>
+            <w:tcMar>
+              <w:top w:type="dxa" w:w="60"/>
+              <w:left w:type="dxa" w:w="100"/>
+              <w:bottom w:type="dxa" w:w="60"/>
+              <w:right w:type="dxa" w:w="100"/>
+            </w:tcMar>
+          </w:tcPr>
+          <w:p>
+            <w:pPr>
+              <w:spacing w:after="30"/>
+            </w:pPr>
+            <w:r>
+              <w:rPr>
+                <w:rFonts w:ascii="Times New Roman" w:eastAsia="標楷體"/>
+                <w:b w:val="false"/>
+                <w:bCs w:val="false"/>
+                <w:sz w:val="20"/>
+                <w:szCs w:val="20"/>
+              </w:rPr>
+              <w:t xml:space="preserve">order_events</w:t>
+            </w:r>
+          </w:p>
+        </w:tc>
+        <w:tc>
+          <w:tcPr>
+            <w:tcW w:type="dxa" w:w="4400"/>
+            <w:tcMar>
+              <w:top w:type="dxa" w:w="60"/>
+              <w:left w:type="dxa" w:w="100"/>
+              <w:bottom w:type="dxa" w:w="60"/>
+              <w:right w:type="dxa" w:w="100"/>
+            </w:tcMar>
+          </w:tcPr>
+          <w:p>
+            <w:pPr>
+              <w:spacing w:after="30"/>
+            </w:pPr>
+            <w:r>
+              <w:rPr>
+                <w:rFonts w:ascii="Times New Roman" w:eastAsia="標楷體"/>
+                <w:b w:val="false"/>
+                <w:bCs w:val="false"/>
+                <w:sz w:val="20"/>
+                <w:szCs w:val="20"/>
+              </w:rPr>
+              <w:t xml:space="preserve">訂單事件紀錄，包含請求狀態、完成狀態與處理時間。</w:t>
+            </w:r>
+          </w:p>
+          <w:p>
+            <w:pPr>
+              <w:spacing w:after="30"/>
+            </w:pPr>
+            <w:r>
+              <w:rPr>
+                <w:rFonts w:ascii="Times New Roman" w:eastAsia="標楷體"/>
+                <w:b w:val="false"/>
+                <w:bCs w:val="false"/>
+                <w:sz w:val="20"/>
+                <w:szCs w:val="20"/>
+              </w:rPr>
+              <w:t xml:space="preserve">Order event records including request status, completion status and resolution time.</w:t>
+            </w:r>
+          </w:p>
+        </w:tc>
+      </w:tr>
+      <w:tr>
+        <w:tc>
+          <w:tcPr>
+            <w:tcW w:type="dxa" w:w="1900"/>
+            <w:tcMar>
+              <w:top w:type="dxa" w:w="60"/>
+              <w:left w:type="dxa" w:w="100"/>
+              <w:bottom w:type="dxa" w:w="60"/>
+              <w:right w:type="dxa" w:w="100"/>
+            </w:tcMar>
+          </w:tcPr>
+          <w:p>
+            <w:pPr>
+              <w:spacing w:after="30"/>
+            </w:pPr>
+            <w:r>
+              <w:rPr>
+                <w:rFonts w:ascii="Times New Roman" w:eastAsia="標楷體"/>
+                <w:b/>
+                <w:bCs/>
+                <w:sz w:val="20"/>
+                <w:szCs w:val="20"/>
+              </w:rPr>
+              <w:t xml:space="preserve">場域圖資</w:t>
+            </w:r>
+          </w:p>
+          <w:p>
+            <w:pPr>
+              <w:spacing w:after="30"/>
+            </w:pPr>
+            <w:r>
+              <w:rPr>
+                <w:rFonts w:ascii="Times New Roman" w:eastAsia="標楷體"/>
+                <w:b/>
+                <w:bCs/>
+                <w:sz w:val="20"/>
+                <w:szCs w:val="20"/>
+              </w:rPr>
+              <w:t xml:space="preserve">Field Map Data</w:t>
+            </w:r>
+          </w:p>
+        </w:tc>
+        <w:tc>
+          <w:tcPr>
+            <w:tcW w:type="dxa" w:w="3000"/>
+            <w:tcMar>
+              <w:top w:type="dxa" w:w="60"/>
+              <w:left w:type="dxa" w:w="100"/>
+              <w:bottom w:type="dxa" w:w="60"/>
+              <w:right w:type="dxa" w:w="100"/>
+            </w:tcMar>
+          </w:tcPr>
+          <w:p>
+            <w:pPr>
+              <w:spacing w:after="30"/>
+            </w:pPr>
+            <w:r>
+              <w:rPr>
+                <w:rFonts w:ascii="Times New Roman" w:eastAsia="標楷體"/>
+                <w:b w:val="false"/>
+                <w:bCs w:val="false"/>
+                <w:sz w:val="20"/>
+                <w:szCs w:val="20"/>
+              </w:rPr>
+              <w:t xml:space="preserve">maps</w:t>
+            </w:r>
+          </w:p>
+        </w:tc>
+        <w:tc>
+          <w:tcPr>
+            <w:tcW w:type="dxa" w:w="4400"/>
+            <w:tcMar>
+              <w:top w:type="dxa" w:w="60"/>
+              <w:left w:type="dxa" w:w="100"/>
+              <w:bottom w:type="dxa" w:w="60"/>
+              <w:right w:type="dxa" w:w="100"/>
+            </w:tcMar>
+          </w:tcPr>
+          <w:p>
+            <w:pPr>
+              <w:spacing w:after="30"/>
+            </w:pPr>
+            <w:r>
+              <w:rPr>
+                <w:rFonts w:ascii="Times New Roman" w:eastAsia="標楷體"/>
+                <w:b w:val="false"/>
+                <w:bCs w:val="false"/>
+                <w:sz w:val="20"/>
+                <w:szCs w:val="20"/>
+              </w:rPr>
+              <w:t xml:space="preserve">場域地圖主檔，記錄地圖識別碼、啟用狀態與最新版本號。</w:t>
+            </w:r>
+          </w:p>
+          <w:p>
+            <w:pPr>
+              <w:spacing w:after="30"/>
+            </w:pPr>
+            <w:r>
+              <w:rPr>
+                <w:rFonts w:ascii="Times New Roman" w:eastAsia="標楷體"/>
+                <w:b w:val="false"/>
+                <w:bCs w:val="false"/>
+                <w:sz w:val="20"/>
+                <w:szCs w:val="20"/>
+              </w:rPr>
+              <w:t xml:space="preserve">Field map master data: map identifier, active status and current version number.</w:t>
+            </w:r>
+          </w:p>
+        </w:tc>
+      </w:tr>
+      <w:tr>
+        <w:tc>
+          <w:tcPr>
+            <w:tcW w:type="dxa" w:w="1900"/>
+            <w:tcMar>
+              <w:top w:type="dxa" w:w="60"/>
+              <w:left w:type="dxa" w:w="100"/>
+              <w:bottom w:type="dxa" w:w="60"/>
+              <w:right w:type="dxa" w:w="100"/>
+            </w:tcMar>
+          </w:tcPr>
+          <w:p>
+            <w:pPr>
+              <w:spacing w:after="30"/>
+            </w:pPr>
+            <w:r>
+              <w:rPr>
+                <w:rFonts w:ascii="Times New Roman" w:eastAsia="標楷體"/>
+                <w:b/>
+                <w:bCs/>
+                <w:sz w:val="20"/>
+                <w:szCs w:val="20"/>
+              </w:rPr>
+              <w:t xml:space="preserve"/>
+            </w:r>
+          </w:p>
+        </w:tc>
+        <w:tc>
+          <w:tcPr>
+            <w:tcW w:type="dxa" w:w="3000"/>
+            <w:tcMar>
+              <w:top w:type="dxa" w:w="60"/>
+              <w:left w:type="dxa" w:w="100"/>
+              <w:bottom w:type="dxa" w:w="60"/>
+              <w:right w:type="dxa" w:w="100"/>
+            </w:tcMar>
+          </w:tcPr>
+          <w:p>
+            <w:pPr>
+              <w:spacing w:after="30"/>
+            </w:pPr>
+            <w:r>
+              <w:rPr>
+                <w:rFonts w:ascii="Times New Roman" w:eastAsia="標楷體"/>
+                <w:b w:val="false"/>
+                <w:bCs w:val="false"/>
+                <w:sz w:val="20"/>
+                <w:szCs w:val="20"/>
+              </w:rPr>
+              <w:t xml:space="preserve">map_versions</w:t>
+            </w:r>
+          </w:p>
+        </w:tc>
+        <w:tc>
+          <w:tcPr>
+            <w:tcW w:type="dxa" w:w="4400"/>
+            <w:tcMar>
+              <w:top w:type="dxa" w:w="60"/>
+              <w:left w:type="dxa" w:w="100"/>
+              <w:bottom w:type="dxa" w:w="60"/>
+              <w:right w:type="dxa" w:w="100"/>
+            </w:tcMar>
+          </w:tcPr>
+          <w:p>
+            <w:pPr>
+              <w:spacing w:after="30"/>
+            </w:pPr>
+            <w:r>
+              <w:rPr>
+                <w:rFonts w:ascii="Times New Roman" w:eastAsia="標楷體"/>
+                <w:b w:val="false"/>
+                <w:bCs w:val="false"/>
+                <w:sz w:val="20"/>
+                <w:szCs w:val="20"/>
+              </w:rPr>
+              <w:t xml:space="preserve">逐版圖資內容，保存節點、有向邊與行駛時間、站點、設施與區域；草稿與已發布版本均存於此。</w:t>
+            </w:r>
+          </w:p>
+          <w:p>
+            <w:pPr>
+              <w:spacing w:after="30"/>
+            </w:pPr>
+            <w:r>
+              <w:rPr>
+                <w:rFonts w:ascii="Times New Roman" w:eastAsia="標楷體"/>
+                <w:b w:val="false"/>
+                <w:bCs w:val="false"/>
+                <w:sz w:val="20"/>
+                <w:szCs w:val="20"/>
+              </w:rPr>
+              <w:t xml:space="preserve">Versioned map content: nodes, directed edges with travel times, stations, facilities and areas; both drafts and published versions are stored here.</w:t>
+            </w:r>
+          </w:p>
+        </w:tc>
+      </w:tr>
+      <w:tr>
+        <w:tc>
+          <w:tcPr>
+            <w:tcW w:type="dxa" w:w="1900"/>
+            <w:tcMar>
+              <w:top w:type="dxa" w:w="60"/>
+              <w:left w:type="dxa" w:w="100"/>
+              <w:bottom w:type="dxa" w:w="60"/>
+              <w:right w:type="dxa" w:w="100"/>
+            </w:tcMar>
+          </w:tcPr>
+          <w:p>
+            <w:pPr>
+              <w:spacing w:after="30"/>
+            </w:pPr>
+            <w:r>
+              <w:rPr>
+                <w:rFonts w:ascii="Times New Roman" w:eastAsia="標楷體"/>
+                <w:b/>
+                <w:bCs/>
+                <w:sz w:val="20"/>
+                <w:szCs w:val="20"/>
+              </w:rPr>
+              <w:t xml:space="preserve">場域與設備狀態</w:t>
+            </w:r>
+          </w:p>
+          <w:p>
+            <w:pPr>
+              <w:spacing w:after="30"/>
+            </w:pPr>
+            <w:r>
+              <w:rPr>
+                <w:rFonts w:ascii="Times New Roman" w:eastAsia="標楷體"/>
+                <w:b/>
+                <w:bCs/>
+                <w:sz w:val="20"/>
+                <w:szCs w:val="20"/>
+              </w:rPr>
+              <w:t xml:space="preserve">Field and Equipment Status</w:t>
+            </w:r>
+          </w:p>
+        </w:tc>
+        <w:tc>
+          <w:tcPr>
+            <w:tcW w:type="dxa" w:w="3000"/>
+            <w:tcMar>
+              <w:top w:type="dxa" w:w="60"/>
+              <w:left w:type="dxa" w:w="100"/>
+              <w:bottom w:type="dxa" w:w="60"/>
+              <w:right w:type="dxa" w:w="100"/>
+            </w:tcMar>
+          </w:tcPr>
+          <w:p>
+            <w:pPr>
+              <w:spacing w:after="30"/>
+            </w:pPr>
+            <w:r>
+              <w:rPr>
+                <w:rFonts w:ascii="Times New Roman" w:eastAsia="標楷體"/>
+                <w:b w:val="false"/>
+                <w:bCs w:val="false"/>
+                <w:sz w:val="20"/>
+                <w:szCs w:val="20"/>
+              </w:rPr>
+              <w:t xml:space="preserve">field_equipment_status</w:t>
+            </w:r>
+          </w:p>
+        </w:tc>
+        <w:tc>
+          <w:tcPr>
+            <w:tcW w:type="dxa" w:w="4400"/>
+            <w:tcMar>
+              <w:top w:type="dxa" w:w="60"/>
+              <w:left w:type="dxa" w:w="100"/>
+              <w:bottom w:type="dxa" w:w="60"/>
+              <w:right w:type="dxa" w:w="100"/>
+            </w:tcMar>
+          </w:tcPr>
+          <w:p>
+            <w:pPr>
+              <w:spacing w:after="30"/>
+            </w:pPr>
+            <w:r>
+              <w:rPr>
+                <w:rFonts w:ascii="Times New Roman" w:eastAsia="標楷體"/>
+                <w:b w:val="false"/>
+                <w:bCs w:val="false"/>
+                <w:sz w:val="20"/>
+                <w:szCs w:val="20"/>
+              </w:rPr>
+              <w:t xml:space="preserve">路側設備登錄與最新健康狀態，供圖台顯示設備告警。</w:t>
+            </w:r>
+          </w:p>
+          <w:p>
+            <w:pPr>
+              <w:spacing w:after="30"/>
+            </w:pPr>
+            <w:r>
+              <w:rPr>
+                <w:rFonts w:ascii="Times New Roman" w:eastAsia="標楷體"/>
+                <w:b w:val="false"/>
+                <w:bCs w:val="false"/>
+                <w:sz w:val="20"/>
+                <w:szCs w:val="20"/>
+              </w:rPr>
+              <w:t xml:space="preserve">Roadside equipment registry and latest health status for dashboard alarm display.</w:t>
+            </w:r>
+          </w:p>
+        </w:tc>
+      </w:tr>
+      <w:tr>
+        <w:tc>
+          <w:tcPr>
+            <w:tcW w:type="dxa" w:w="1900"/>
+            <w:tcMar>
+              <w:top w:type="dxa" w:w="60"/>
+              <w:left w:type="dxa" w:w="100"/>
+              <w:bottom w:type="dxa" w:w="60"/>
+              <w:right w:type="dxa" w:w="100"/>
+            </w:tcMar>
+          </w:tcPr>
+          <w:p>
+            <w:pPr>
+              <w:spacing w:after="30"/>
+            </w:pPr>
+            <w:r>
+              <w:rPr>
+                <w:rFonts w:ascii="Times New Roman" w:eastAsia="標楷體"/>
+                <w:b/>
+                <w:bCs/>
+                <w:sz w:val="20"/>
+                <w:szCs w:val="20"/>
+              </w:rPr>
+              <w:t xml:space="preserve"/>
+            </w:r>
+          </w:p>
+        </w:tc>
+        <w:tc>
+          <w:tcPr>
+            <w:tcW w:type="dxa" w:w="3000"/>
+            <w:tcMar>
+              <w:top w:type="dxa" w:w="60"/>
+              <w:left w:type="dxa" w:w="100"/>
+              <w:bottom w:type="dxa" w:w="60"/>
+              <w:right w:type="dxa" w:w="100"/>
+            </w:tcMar>
+          </w:tcPr>
+          <w:p>
+            <w:pPr>
+              <w:spacing w:after="30"/>
+            </w:pPr>
+            <w:r>
+              <w:rPr>
+                <w:rFonts w:ascii="Times New Roman" w:eastAsia="標楷體"/>
+                <w:b w:val="false"/>
+                <w:bCs w:val="false"/>
+                <w:sz w:val="20"/>
+                <w:szCs w:val="20"/>
+              </w:rPr>
+              <w:t xml:space="preserve">slot_statuses</w:t>
+            </w:r>
+          </w:p>
+        </w:tc>
+        <w:tc>
+          <w:tcPr>
+            <w:tcW w:type="dxa" w:w="4400"/>
+            <w:tcMar>
+              <w:top w:type="dxa" w:w="60"/>
+              <w:left w:type="dxa" w:w="100"/>
+              <w:bottom w:type="dxa" w:w="60"/>
+              <w:right w:type="dxa" w:w="100"/>
+            </w:tcMar>
+          </w:tcPr>
+          <w:p>
+            <w:pPr>
+              <w:spacing w:after="30"/>
+            </w:pPr>
+            <w:r>
+              <w:rPr>
+                <w:rFonts w:ascii="Times New Roman" w:eastAsia="標楷體"/>
+                <w:b w:val="false"/>
+                <w:bCs w:val="false"/>
+                <w:sz w:val="20"/>
+                <w:szCs w:val="20"/>
+              </w:rPr>
+              <w:t xml:space="preserve">設施格位即時狀態，每一格位保存一筆最新狀態。</w:t>
+            </w:r>
+          </w:p>
+          <w:p>
+            <w:pPr>
+              <w:spacing w:after="30"/>
+            </w:pPr>
+            <w:r>
+              <w:rPr>
+                <w:rFonts w:ascii="Times New Roman" w:eastAsia="標楷體"/>
+                <w:b w:val="false"/>
+                <w:bCs w:val="false"/>
+                <w:sz w:val="20"/>
+                <w:szCs w:val="20"/>
+              </w:rPr>
+              <w:t xml:space="preserve">Real-time status of facility slots; one latest record per slot.</w:t>
+            </w:r>
+          </w:p>
+        </w:tc>
+      </w:tr>
+      <w:tr>
+        <w:tc>
+          <w:tcPr>
+            <w:tcW w:type="dxa" w:w="1900"/>
+            <w:tcMar>
+              <w:top w:type="dxa" w:w="60"/>
+              <w:left w:type="dxa" w:w="100"/>
+              <w:bottom w:type="dxa" w:w="60"/>
+              <w:right w:type="dxa" w:w="100"/>
+            </w:tcMar>
+          </w:tcPr>
+          <w:p>
+            <w:pPr>
+              <w:spacing w:after="30"/>
+            </w:pPr>
+            <w:r>
+              <w:rPr>
+                <w:rFonts w:ascii="Times New Roman" w:eastAsia="標楷體"/>
+                <w:b/>
+                <w:bCs/>
+                <w:sz w:val="20"/>
+                <w:szCs w:val="20"/>
+              </w:rPr>
+              <w:t xml:space="preserve"/>
+            </w:r>
+          </w:p>
+        </w:tc>
+        <w:tc>
+          <w:tcPr>
+            <w:tcW w:type="dxa" w:w="3000"/>
+            <w:tcMar>
+              <w:top w:type="dxa" w:w="60"/>
+              <w:left w:type="dxa" w:w="100"/>
+              <w:bottom w:type="dxa" w:w="60"/>
+              <w:right w:type="dxa" w:w="100"/>
+            </w:tcMar>
+          </w:tcPr>
+          <w:p>
+            <w:pPr>
+              <w:spacing w:after="30"/>
+            </w:pPr>
+            <w:r>
+              <w:rPr>
+                <w:rFonts w:ascii="Times New Roman" w:eastAsia="標楷體"/>
+                <w:b w:val="false"/>
+                <w:bCs w:val="false"/>
+                <w:sz w:val="20"/>
+                <w:szCs w:val="20"/>
+              </w:rPr>
+              <w:t xml:space="preserve">junction_interlock_logs</w:t>
+            </w:r>
+          </w:p>
+        </w:tc>
+        <w:tc>
+          <w:tcPr>
+            <w:tcW w:type="dxa" w:w="4400"/>
+            <w:tcMar>
+              <w:top w:type="dxa" w:w="60"/>
+              <w:left w:type="dxa" w:w="100"/>
+              <w:bottom w:type="dxa" w:w="60"/>
+              <w:right w:type="dxa" w:w="100"/>
+            </w:tcMar>
+          </w:tcPr>
+          <w:p>
+            <w:pPr>
+              <w:spacing w:after="30"/>
+            </w:pPr>
+            <w:r>
+              <w:rPr>
+                <w:rFonts w:ascii="Times New Roman" w:eastAsia="標楷體"/>
+                <w:b w:val="false"/>
+                <w:bCs w:val="false"/>
+                <w:sz w:val="20"/>
+                <w:szCs w:val="20"/>
+              </w:rPr>
+              <w:t xml:space="preserve">路口閉鎖生命週期紀錄，涵蓋請求、授予、持有與釋放。</w:t>
+            </w:r>
+          </w:p>
+          <w:p>
+            <w:pPr>
+              <w:spacing w:after="30"/>
+            </w:pPr>
+            <w:r>
+              <w:rPr>
+                <w:rFonts w:ascii="Times New Roman" w:eastAsia="標楷體"/>
+                <w:b w:val="false"/>
+                <w:bCs w:val="false"/>
+                <w:sz w:val="20"/>
+                <w:szCs w:val="20"/>
+              </w:rPr>
+              <w:t xml:space="preserve">Junction interlock lifecycle records covering request, grant, hold and release.</w:t>
+            </w:r>
+          </w:p>
+        </w:tc>
+      </w:tr>
+      <w:tr>
+        <w:tc>
+          <w:tcPr>
+            <w:tcW w:type="dxa" w:w="1900"/>
+            <w:tcMar>
+              <w:top w:type="dxa" w:w="60"/>
+              <w:left w:type="dxa" w:w="100"/>
+              <w:bottom w:type="dxa" w:w="60"/>
+              <w:right w:type="dxa" w:w="100"/>
+            </w:tcMar>
+          </w:tcPr>
+          <w:p>
+            <w:pPr>
+              <w:spacing w:after="30"/>
+            </w:pPr>
+            <w:r>
+              <w:rPr>
+                <w:rFonts w:ascii="Times New Roman" w:eastAsia="標楷體"/>
+                <w:b/>
+                <w:bCs/>
+                <w:sz w:val="20"/>
+                <w:szCs w:val="20"/>
+              </w:rPr>
+              <w:t xml:space="preserve">車輛遙測與控制指令</w:t>
+            </w:r>
+          </w:p>
+          <w:p>
+            <w:pPr>
+              <w:spacing w:after="30"/>
+            </w:pPr>
+            <w:r>
+              <w:rPr>
+                <w:rFonts w:ascii="Times New Roman" w:eastAsia="標楷體"/>
+                <w:b/>
+                <w:bCs/>
+                <w:sz w:val="20"/>
+                <w:szCs w:val="20"/>
+              </w:rPr>
+              <w:t xml:space="preserve">Vehicle Telemetry and Control Command</w:t>
+            </w:r>
+          </w:p>
+        </w:tc>
+        <w:tc>
+          <w:tcPr>
+            <w:tcW w:type="dxa" w:w="3000"/>
+            <w:tcMar>
+              <w:top w:type="dxa" w:w="60"/>
+              <w:left w:type="dxa" w:w="100"/>
+              <w:bottom w:type="dxa" w:w="60"/>
+              <w:right w:type="dxa" w:w="100"/>
+            </w:tcMar>
+          </w:tcPr>
+          <w:p>
+            <w:pPr>
+              <w:spacing w:after="30"/>
+            </w:pPr>
+            <w:r>
+              <w:rPr>
+                <w:rFonts w:ascii="Times New Roman" w:eastAsia="標楷體"/>
+                <w:b w:val="false"/>
+                <w:bCs w:val="false"/>
+                <w:sz w:val="20"/>
+                <w:szCs w:val="20"/>
+              </w:rPr>
+              <w:t xml:space="preserve">telemetry_logs</w:t>
+            </w:r>
+          </w:p>
+        </w:tc>
+        <w:tc>
+          <w:tcPr>
+            <w:tcW w:type="dxa" w:w="4400"/>
+            <w:tcMar>
+              <w:top w:type="dxa" w:w="60"/>
+              <w:left w:type="dxa" w:w="100"/>
+              <w:bottom w:type="dxa" w:w="60"/>
+              <w:right w:type="dxa" w:w="100"/>
+            </w:tcMar>
+          </w:tcPr>
+          <w:p>
+            <w:pPr>
+              <w:spacing w:after="30"/>
+            </w:pPr>
+            <w:r>
+              <w:rPr>
+                <w:rFonts w:ascii="Times New Roman" w:eastAsia="標楷體"/>
+                <w:b w:val="false"/>
+                <w:bCs w:val="false"/>
+                <w:sz w:val="20"/>
+                <w:szCs w:val="20"/>
+              </w:rPr>
+              <w:t xml:space="preserve">車端回傳之原始遙測資料，以時序資料表保存完整內容。</w:t>
+            </w:r>
+          </w:p>
+          <w:p>
+            <w:pPr>
+              <w:spacing w:after="30"/>
+            </w:pPr>
+            <w:r>
+              <w:rPr>
+                <w:rFonts w:ascii="Times New Roman" w:eastAsia="標楷體"/>
+                <w:b w:val="false"/>
+                <w:bCs w:val="false"/>
+                <w:sz w:val="20"/>
+                <w:szCs w:val="20"/>
+              </w:rPr>
+              <w:t xml:space="preserve">Raw telemetry reported by vehicles, stored complete in a time-series table.</w:t>
+            </w:r>
+          </w:p>
+        </w:tc>
+      </w:tr>
+      <w:tr>
+        <w:tc>
+          <w:tcPr>
+            <w:tcW w:type="dxa" w:w="1900"/>
+            <w:tcMar>
+              <w:top w:type="dxa" w:w="60"/>
+              <w:left w:type="dxa" w:w="100"/>
+              <w:bottom w:type="dxa" w:w="60"/>
+              <w:right w:type="dxa" w:w="100"/>
+            </w:tcMar>
+          </w:tcPr>
+          <w:p>
+            <w:pPr>
+              <w:spacing w:after="30"/>
+            </w:pPr>
+            <w:r>
+              <w:rPr>
+                <w:rFonts w:ascii="Times New Roman" w:eastAsia="標楷體"/>
+                <w:b/>
+                <w:bCs/>
+                <w:sz w:val="20"/>
+                <w:szCs w:val="20"/>
+              </w:rPr>
+              <w:t xml:space="preserve"/>
+            </w:r>
+          </w:p>
+        </w:tc>
+        <w:tc>
+          <w:tcPr>
+            <w:tcW w:type="dxa" w:w="3000"/>
+            <w:tcMar>
+              <w:top w:type="dxa" w:w="60"/>
+              <w:left w:type="dxa" w:w="100"/>
+              <w:bottom w:type="dxa" w:w="60"/>
+              <w:right w:type="dxa" w:w="100"/>
+            </w:tcMar>
+          </w:tcPr>
+          <w:p>
+            <w:pPr>
+              <w:spacing w:after="30"/>
+            </w:pPr>
+            <w:r>
+              <w:rPr>
+                <w:rFonts w:ascii="Times New Roman" w:eastAsia="標楷體"/>
+                <w:b w:val="false"/>
+                <w:bCs w:val="false"/>
+                <w:sz w:val="20"/>
+                <w:szCs w:val="20"/>
+              </w:rPr>
+              <w:t xml:space="preserve">command_logs</w:t>
+            </w:r>
+          </w:p>
+        </w:tc>
+        <w:tc>
+          <w:tcPr>
+            <w:tcW w:type="dxa" w:w="4400"/>
+            <w:tcMar>
+              <w:top w:type="dxa" w:w="60"/>
+              <w:left w:type="dxa" w:w="100"/>
+              <w:bottom w:type="dxa" w:w="60"/>
+              <w:right w:type="dxa" w:w="100"/>
+            </w:tcMar>
+          </w:tcPr>
+          <w:p>
+            <w:pPr>
+              <w:spacing w:after="30"/>
+            </w:pPr>
+            <w:r>
+              <w:rPr>
+                <w:rFonts w:ascii="Times New Roman" w:eastAsia="標楷體"/>
+                <w:b w:val="false"/>
+                <w:bCs w:val="false"/>
+                <w:sz w:val="20"/>
+                <w:szCs w:val="20"/>
+              </w:rPr>
+              <w:t xml:space="preserve">控制指令下達與回覆確認紀錄。</w:t>
+            </w:r>
+          </w:p>
+          <w:p>
+            <w:pPr>
+              <w:spacing w:after="30"/>
+            </w:pPr>
+            <w:r>
+              <w:rPr>
+                <w:rFonts w:ascii="Times New Roman" w:eastAsia="標楷體"/>
+                <w:b w:val="false"/>
+                <w:bCs w:val="false"/>
+                <w:sz w:val="20"/>
+                <w:szCs w:val="20"/>
+              </w:rPr>
+              <w:t xml:space="preserve">Records of control command issuance and acknowledgement.</w:t>
+            </w:r>
+          </w:p>
+        </w:tc>
+      </w:tr>
+      <w:tr>
+        <w:tc>
+          <w:tcPr>
+            <w:tcW w:type="dxa" w:w="1900"/>
+            <w:tcMar>
+              <w:top w:type="dxa" w:w="60"/>
+              <w:left w:type="dxa" w:w="100"/>
+              <w:bottom w:type="dxa" w:w="60"/>
+              <w:right w:type="dxa" w:w="100"/>
+            </w:tcMar>
+          </w:tcPr>
+          <w:p>
+            <w:pPr>
+              <w:spacing w:after="30"/>
+            </w:pPr>
+            <w:r>
+              <w:rPr>
+                <w:rFonts w:ascii="Times New Roman" w:eastAsia="標楷體"/>
+                <w:b/>
+                <w:bCs/>
+                <w:sz w:val="20"/>
+                <w:szCs w:val="20"/>
+              </w:rPr>
+              <w:t xml:space="preserve"/>
+            </w:r>
+          </w:p>
+        </w:tc>
+        <w:tc>
+          <w:tcPr>
+            <w:tcW w:type="dxa" w:w="3000"/>
+            <w:tcMar>
+              <w:top w:type="dxa" w:w="60"/>
+              <w:left w:type="dxa" w:w="100"/>
+              <w:bottom w:type="dxa" w:w="60"/>
+              <w:right w:type="dxa" w:w="100"/>
+            </w:tcMar>
+          </w:tcPr>
+          <w:p>
+            <w:pPr>
+              <w:spacing w:after="30"/>
+            </w:pPr>
+            <w:r>
+              <w:rPr>
+                <w:rFonts w:ascii="Times New Roman" w:eastAsia="標楷體"/>
+                <w:b w:val="false"/>
+                <w:bCs w:val="false"/>
+                <w:sz w:val="20"/>
+                <w:szCs w:val="20"/>
+              </w:rPr>
+              <w:t xml:space="preserve">speed_limit_configs</w:t>
+            </w:r>
+          </w:p>
+        </w:tc>
+        <w:tc>
+          <w:tcPr>
+            <w:tcW w:type="dxa" w:w="4400"/>
+            <w:tcMar>
+              <w:top w:type="dxa" w:w="60"/>
+              <w:left w:type="dxa" w:w="100"/>
+              <w:bottom w:type="dxa" w:w="60"/>
+              <w:right w:type="dxa" w:w="100"/>
+            </w:tcMar>
+          </w:tcPr>
+          <w:p>
+            <w:pPr>
+              <w:spacing w:after="30"/>
+            </w:pPr>
+            <w:r>
+              <w:rPr>
+                <w:rFonts w:ascii="Times New Roman" w:eastAsia="標楷體"/>
+                <w:b w:val="false"/>
+                <w:bCs w:val="false"/>
+                <w:sz w:val="20"/>
+                <w:szCs w:val="20"/>
+              </w:rPr>
+              <w:t xml:space="preserve">速限設定本身，供車端查詢目前適用速限。</w:t>
+            </w:r>
+          </w:p>
+          <w:p>
+            <w:pPr>
+              <w:spacing w:after="30"/>
+            </w:pPr>
+            <w:r>
+              <w:rPr>
+                <w:rFonts w:ascii="Times New Roman" w:eastAsia="標楷體"/>
+                <w:b w:val="false"/>
+                <w:bCs w:val="false"/>
+                <w:sz w:val="20"/>
+                <w:szCs w:val="20"/>
+              </w:rPr>
+              <w:t xml:space="preserve">Speed limit configuration itself, queried by vehicles for the applicable limit.</w:t>
+            </w:r>
+          </w:p>
+        </w:tc>
+      </w:tr>
+      <w:tr>
+        <w:tc>
+          <w:tcPr>
+            <w:tcW w:type="dxa" w:w="1900"/>
+            <w:tcMar>
+              <w:top w:type="dxa" w:w="60"/>
+              <w:left w:type="dxa" w:w="100"/>
+              <w:bottom w:type="dxa" w:w="60"/>
+              <w:right w:type="dxa" w:w="100"/>
+            </w:tcMar>
+          </w:tcPr>
+          <w:p>
+            <w:pPr>
+              <w:spacing w:after="30"/>
+            </w:pPr>
+            <w:r>
+              <w:rPr>
+                <w:rFonts w:ascii="Times New Roman" w:eastAsia="標楷體"/>
+                <w:b/>
+                <w:bCs/>
+                <w:sz w:val="20"/>
+                <w:szCs w:val="20"/>
+              </w:rPr>
+              <w:t xml:space="preserve">介面資源</w:t>
+            </w:r>
+          </w:p>
+          <w:p>
+            <w:pPr>
+              <w:spacing w:after="30"/>
+            </w:pPr>
+            <w:r>
+              <w:rPr>
+                <w:rFonts w:ascii="Times New Roman" w:eastAsia="標楷體"/>
+                <w:b/>
+                <w:bCs/>
+                <w:sz w:val="20"/>
+                <w:szCs w:val="20"/>
+              </w:rPr>
+              <w:t xml:space="preserve">Interface Resources</w:t>
+            </w:r>
+          </w:p>
+        </w:tc>
+        <w:tc>
+          <w:tcPr>
+            <w:tcW w:type="dxa" w:w="3000"/>
+            <w:tcMar>
+              <w:top w:type="dxa" w:w="60"/>
+              <w:left w:type="dxa" w:w="100"/>
+              <w:bottom w:type="dxa" w:w="60"/>
+              <w:right w:type="dxa" w:w="100"/>
+            </w:tcMar>
+          </w:tcPr>
+          <w:p>
+            <w:pPr>
+              <w:spacing w:after="30"/>
+            </w:pPr>
+            <w:r>
+              <w:rPr>
+                <w:rFonts w:ascii="Times New Roman" w:eastAsia="標楷體"/>
+                <w:b w:val="false"/>
+                <w:bCs w:val="false"/>
+                <w:sz w:val="20"/>
+                <w:szCs w:val="20"/>
+              </w:rPr>
+              <w:t xml:space="preserve">dashboard_planes</w:t>
+            </w:r>
+          </w:p>
+        </w:tc>
+        <w:tc>
+          <w:tcPr>
+            <w:tcW w:type="dxa" w:w="4400"/>
+            <w:tcMar>
+              <w:top w:type="dxa" w:w="60"/>
+              <w:left w:type="dxa" w:w="100"/>
+              <w:bottom w:type="dxa" w:w="60"/>
+              <w:right w:type="dxa" w:w="100"/>
+            </w:tcMar>
+          </w:tcPr>
+          <w:p>
+            <w:pPr>
+              <w:spacing w:after="30"/>
+            </w:pPr>
+            <w:r>
+              <w:rPr>
+                <w:rFonts w:ascii="Times New Roman" w:eastAsia="標楷體"/>
+                <w:b w:val="false"/>
+                <w:bCs w:val="false"/>
+                <w:sz w:val="20"/>
+                <w:szCs w:val="20"/>
+              </w:rPr>
+              <w:t xml:space="preserve">營運全景圖台版面，保存畫布元件樹、適配模式與版本。</w:t>
+            </w:r>
+          </w:p>
+          <w:p>
+            <w:pPr>
+              <w:spacing w:after="30"/>
+            </w:pPr>
+            <w:r>
+              <w:rPr>
+                <w:rFonts w:ascii="Times New Roman" w:eastAsia="標楷體"/>
+                <w:b w:val="false"/>
+                <w:bCs w:val="false"/>
+                <w:sz w:val="20"/>
+                <w:szCs w:val="20"/>
+              </w:rPr>
+              <w:t xml:space="preserve">Operation panorama dashboard layouts: canvas element tree, viewport mode and version.</w:t>
+            </w:r>
+          </w:p>
+        </w:tc>
+      </w:tr>
+      <w:tr>
+        <w:tc>
+          <w:tcPr>
+            <w:tcW w:type="dxa" w:w="1900"/>
+            <w:tcMar>
+              <w:top w:type="dxa" w:w="60"/>
+              <w:left w:type="dxa" w:w="100"/>
+              <w:bottom w:type="dxa" w:w="60"/>
+              <w:right w:type="dxa" w:w="100"/>
+            </w:tcMar>
+          </w:tcPr>
+          <w:p>
+            <w:pPr>
+              <w:spacing w:after="30"/>
+            </w:pPr>
+            <w:r>
+              <w:rPr>
+                <w:rFonts w:ascii="Times New Roman" w:eastAsia="標楷體"/>
+                <w:b/>
+                <w:bCs/>
+                <w:sz w:val="20"/>
+                <w:szCs w:val="20"/>
+              </w:rPr>
+              <w:t xml:space="preserve"/>
+            </w:r>
+          </w:p>
+        </w:tc>
+        <w:tc>
+          <w:tcPr>
+            <w:tcW w:type="dxa" w:w="3000"/>
+            <w:tcMar>
+              <w:top w:type="dxa" w:w="60"/>
+              <w:left w:type="dxa" w:w="100"/>
+              <w:bottom w:type="dxa" w:w="60"/>
+              <w:right w:type="dxa" w:w="100"/>
+            </w:tcMar>
+          </w:tcPr>
+          <w:p>
+            <w:pPr>
+              <w:spacing w:after="30"/>
+            </w:pPr>
+            <w:r>
+              <w:rPr>
+                <w:rFonts w:ascii="Times New Roman" w:eastAsia="標楷體"/>
+                <w:b w:val="false"/>
+                <w:bCs w:val="false"/>
+                <w:sz w:val="20"/>
+                <w:szCs w:val="20"/>
+              </w:rPr>
+              <w:t xml:space="preserve">module_dashboard_pages</w:t>
+            </w:r>
+          </w:p>
+        </w:tc>
+        <w:tc>
+          <w:tcPr>
+            <w:tcW w:type="dxa" w:w="4400"/>
+            <w:tcMar>
+              <w:top w:type="dxa" w:w="60"/>
+              <w:left w:type="dxa" w:w="100"/>
+              <w:bottom w:type="dxa" w:w="60"/>
+              <w:right w:type="dxa" w:w="100"/>
+            </w:tcMar>
+          </w:tcPr>
+          <w:p>
+            <w:pPr>
+              <w:spacing w:after="30"/>
+            </w:pPr>
+            <w:r>
+              <w:rPr>
+                <w:rFonts w:ascii="Times New Roman" w:eastAsia="標楷體"/>
+                <w:b w:val="false"/>
+                <w:bCs w:val="false"/>
+                <w:sz w:val="20"/>
+                <w:szCs w:val="20"/>
+              </w:rPr>
+              <w:t xml:space="preserve">各功能模組與圖台版面之對應關係。</w:t>
+            </w:r>
+          </w:p>
+          <w:p>
+            <w:pPr>
+              <w:spacing w:after="30"/>
+            </w:pPr>
+            <w:r>
+              <w:rPr>
+                <w:rFonts w:ascii="Times New Roman" w:eastAsia="標楷體"/>
+                <w:b w:val="false"/>
+                <w:bCs w:val="false"/>
+                <w:sz w:val="20"/>
+                <w:szCs w:val="20"/>
+              </w:rPr>
+              <w:t xml:space="preserve">Mapping between functional modules and dashboard layouts.</w:t>
+            </w:r>
+          </w:p>
+        </w:tc>
+      </w:tr>
+      <w:tr>
+        <w:tc>
+          <w:tcPr>
+            <w:tcW w:type="dxa" w:w="1900"/>
+            <w:tcMar>
+              <w:top w:type="dxa" w:w="60"/>
+              <w:left w:type="dxa" w:w="100"/>
+              <w:bottom w:type="dxa" w:w="60"/>
+              <w:right w:type="dxa" w:w="100"/>
+            </w:tcMar>
+          </w:tcPr>
+          <w:p>
+            <w:pPr>
+              <w:spacing w:after="30"/>
+            </w:pPr>
+            <w:r>
+              <w:rPr>
+                <w:rFonts w:ascii="Times New Roman" w:eastAsia="標楷體"/>
+                <w:b/>
+                <w:bCs/>
+                <w:sz w:val="20"/>
+                <w:szCs w:val="20"/>
+              </w:rPr>
+              <w:t xml:space="preserve"/>
+            </w:r>
+          </w:p>
+        </w:tc>
+        <w:tc>
+          <w:tcPr>
+            <w:tcW w:type="dxa" w:w="3000"/>
+            <w:tcMar>
+              <w:top w:type="dxa" w:w="60"/>
+              <w:left w:type="dxa" w:w="100"/>
+              <w:bottom w:type="dxa" w:w="60"/>
+              <w:right w:type="dxa" w:w="100"/>
+            </w:tcMar>
+          </w:tcPr>
+          <w:p>
+            <w:pPr>
+              <w:spacing w:after="30"/>
+            </w:pPr>
+            <w:r>
+              <w:rPr>
+                <w:rFonts w:ascii="Times New Roman" w:eastAsia="標楷體"/>
+                <w:b w:val="false"/>
+                <w:bCs w:val="false"/>
+                <w:sz w:val="20"/>
+                <w:szCs w:val="20"/>
+              </w:rPr>
+              <w:t xml:space="preserve">data_sources</w:t>
+            </w:r>
+          </w:p>
+        </w:tc>
+        <w:tc>
+          <w:tcPr>
+            <w:tcW w:type="dxa" w:w="4400"/>
+            <w:tcMar>
+              <w:top w:type="dxa" w:w="60"/>
+              <w:left w:type="dxa" w:w="100"/>
+              <w:bottom w:type="dxa" w:w="60"/>
+              <w:right w:type="dxa" w:w="100"/>
+            </w:tcMar>
+          </w:tcPr>
+          <w:p>
+            <w:pPr>
+              <w:spacing w:after="30"/>
+            </w:pPr>
+            <w:r>
+              <w:rPr>
+                <w:rFonts w:ascii="Times New Roman" w:eastAsia="標楷體"/>
+                <w:b w:val="false"/>
+                <w:bCs w:val="false"/>
+                <w:sz w:val="20"/>
+                <w:szCs w:val="20"/>
+              </w:rPr>
+              <w:t xml:space="preserve">圖台元件之資料來源定義，支援內部查詢、REST 與 MQTT。</w:t>
+            </w:r>
+          </w:p>
+          <w:p>
+            <w:pPr>
+              <w:spacing w:after="30"/>
+            </w:pPr>
+            <w:r>
+              <w:rPr>
+                <w:rFonts w:ascii="Times New Roman" w:eastAsia="標楷體"/>
+                <w:b w:val="false"/>
+                <w:bCs w:val="false"/>
+                <w:sz w:val="20"/>
+                <w:szCs w:val="20"/>
+              </w:rPr>
+              <w:t xml:space="preserve">Data source definitions bound by dashboard widgets, supporting internal query, REST and MQTT.</w:t>
+            </w:r>
+          </w:p>
+        </w:tc>
+      </w:tr>
+      <w:tr>
+        <w:tc>
+          <w:tcPr>
+            <w:tcW w:type="dxa" w:w="1900"/>
+            <w:tcMar>
+              <w:top w:type="dxa" w:w="60"/>
+              <w:left w:type="dxa" w:w="100"/>
+              <w:bottom w:type="dxa" w:w="60"/>
+              <w:right w:type="dxa" w:w="100"/>
+            </w:tcMar>
+          </w:tcPr>
+          <w:p>
+            <w:pPr>
+              <w:spacing w:after="30"/>
+            </w:pPr>
+            <w:r>
+              <w:rPr>
+                <w:rFonts w:ascii="Times New Roman" w:eastAsia="標楷體"/>
+                <w:b/>
+                <w:bCs/>
+                <w:sz w:val="20"/>
+                <w:szCs w:val="20"/>
+              </w:rPr>
+              <w:t xml:space="preserve"/>
+            </w:r>
+          </w:p>
+        </w:tc>
+        <w:tc>
+          <w:tcPr>
+            <w:tcW w:type="dxa" w:w="3000"/>
+            <w:tcMar>
+              <w:top w:type="dxa" w:w="60"/>
+              <w:left w:type="dxa" w:w="100"/>
+              <w:bottom w:type="dxa" w:w="60"/>
+              <w:right w:type="dxa" w:w="100"/>
+            </w:tcMar>
+          </w:tcPr>
+          <w:p>
+            <w:pPr>
+              <w:spacing w:after="30"/>
+            </w:pPr>
+            <w:r>
+              <w:rPr>
+                <w:rFonts w:ascii="Times New Roman" w:eastAsia="標楷體"/>
+                <w:b w:val="false"/>
+                <w:bCs w:val="false"/>
+                <w:sz w:val="20"/>
+                <w:szCs w:val="20"/>
+              </w:rPr>
+              <w:t xml:space="preserve">media_library_items</w:t>
+            </w:r>
+          </w:p>
+        </w:tc>
+        <w:tc>
+          <w:tcPr>
+            <w:tcW w:type="dxa" w:w="4400"/>
+            <w:tcMar>
+              <w:top w:type="dxa" w:w="60"/>
+              <w:left w:type="dxa" w:w="100"/>
+              <w:bottom w:type="dxa" w:w="60"/>
+              <w:right w:type="dxa" w:w="100"/>
+            </w:tcMar>
+          </w:tcPr>
+          <w:p>
+            <w:pPr>
+              <w:spacing w:after="30"/>
+            </w:pPr>
+            <w:r>
+              <w:rPr>
+                <w:rFonts w:ascii="Times New Roman" w:eastAsia="標楷體"/>
+                <w:b w:val="false"/>
+                <w:bCs w:val="false"/>
+                <w:sz w:val="20"/>
+                <w:szCs w:val="20"/>
+              </w:rPr>
+              <w:t xml:space="preserve">車上廣播之媒體內容與播放群組。</w:t>
+            </w:r>
+          </w:p>
+          <w:p>
+            <w:pPr>
+              <w:spacing w:after="30"/>
+            </w:pPr>
+            <w:r>
+              <w:rPr>
+                <w:rFonts w:ascii="Times New Roman" w:eastAsia="標楷體"/>
+                <w:b w:val="false"/>
+                <w:bCs w:val="false"/>
+                <w:sz w:val="20"/>
+                <w:szCs w:val="20"/>
+              </w:rPr>
+              <w:t xml:space="preserve">On-board broadcast media content and playback groups.</w:t>
+            </w:r>
+          </w:p>
+        </w:tc>
+      </w:tr>
+      <w:tr>
+        <w:tc>
+          <w:tcPr>
+            <w:tcW w:type="dxa" w:w="1900"/>
+            <w:tcMar>
+              <w:top w:type="dxa" w:w="60"/>
+              <w:left w:type="dxa" w:w="100"/>
+              <w:bottom w:type="dxa" w:w="60"/>
+              <w:right w:type="dxa" w:w="100"/>
+            </w:tcMar>
+          </w:tcPr>
+          <w:p>
+            <w:pPr>
+              <w:spacing w:after="30"/>
+            </w:pPr>
+            <w:r>
+              <w:rPr>
+                <w:rFonts w:ascii="Times New Roman" w:eastAsia="標楷體"/>
+                <w:b/>
+                <w:bCs/>
+                <w:sz w:val="20"/>
+                <w:szCs w:val="20"/>
+              </w:rPr>
+              <w:t xml:space="preserve"/>
+            </w:r>
+          </w:p>
+        </w:tc>
+        <w:tc>
+          <w:tcPr>
+            <w:tcW w:type="dxa" w:w="3000"/>
+            <w:tcMar>
+              <w:top w:type="dxa" w:w="60"/>
+              <w:left w:type="dxa" w:w="100"/>
+              <w:bottom w:type="dxa" w:w="60"/>
+              <w:right w:type="dxa" w:w="100"/>
+            </w:tcMar>
+          </w:tcPr>
+          <w:p>
+            <w:pPr>
+              <w:spacing w:after="30"/>
+            </w:pPr>
+            <w:r>
+              <w:rPr>
+                <w:rFonts w:ascii="Times New Roman" w:eastAsia="標楷體"/>
+                <w:b w:val="false"/>
+                <w:bCs w:val="false"/>
+                <w:sz w:val="20"/>
+                <w:szCs w:val="20"/>
+              </w:rPr>
+              <w:t xml:space="preserve">media_schedules</w:t>
+            </w:r>
+          </w:p>
+        </w:tc>
+        <w:tc>
+          <w:tcPr>
+            <w:tcW w:type="dxa" w:w="4400"/>
+            <w:tcMar>
+              <w:top w:type="dxa" w:w="60"/>
+              <w:left w:type="dxa" w:w="100"/>
+              <w:bottom w:type="dxa" w:w="60"/>
+              <w:right w:type="dxa" w:w="100"/>
+            </w:tcMar>
+          </w:tcPr>
+          <w:p>
+            <w:pPr>
+              <w:spacing w:after="30"/>
+            </w:pPr>
+            <w:r>
+              <w:rPr>
+                <w:rFonts w:ascii="Times New Roman" w:eastAsia="標楷體"/>
+                <w:b w:val="false"/>
+                <w:bCs w:val="false"/>
+                <w:sz w:val="20"/>
+                <w:szCs w:val="20"/>
+              </w:rPr>
+              <w:t xml:space="preserve">媒體播放排程，定義觸發條件、生效範圍與優先序。</w:t>
+            </w:r>
+          </w:p>
+          <w:p>
+            <w:pPr>
+              <w:spacing w:after="30"/>
+            </w:pPr>
+            <w:r>
+              <w:rPr>
+                <w:rFonts w:ascii="Times New Roman" w:eastAsia="標楷體"/>
+                <w:b w:val="false"/>
+                <w:bCs w:val="false"/>
+                <w:sz w:val="20"/>
+                <w:szCs w:val="20"/>
+              </w:rPr>
+              <w:t xml:space="preserve">Media playback schedules defining trigger conditions, applicable scope and priority.</w:t>
+            </w:r>
+          </w:p>
+        </w:tc>
+      </w:tr>
+      <w:tr>
+        <w:tc>
+          <w:tcPr>
+            <w:tcW w:type="dxa" w:w="1900"/>
+            <w:tcMar>
+              <w:top w:type="dxa" w:w="60"/>
+              <w:left w:type="dxa" w:w="100"/>
+              <w:bottom w:type="dxa" w:w="60"/>
+              <w:right w:type="dxa" w:w="100"/>
+            </w:tcMar>
+          </w:tcPr>
+          <w:p>
+            <w:pPr>
+              <w:spacing w:after="30"/>
+            </w:pPr>
+            <w:r>
+              <w:rPr>
+                <w:rFonts w:ascii="Times New Roman" w:eastAsia="標楷體"/>
+                <w:b/>
+                <w:bCs/>
+                <w:sz w:val="20"/>
+                <w:szCs w:val="20"/>
+              </w:rPr>
+              <w:t xml:space="preserve">帳號與權限</w:t>
+            </w:r>
+          </w:p>
+          <w:p>
+            <w:pPr>
+              <w:spacing w:after="30"/>
+            </w:pPr>
+            <w:r>
+              <w:rPr>
+                <w:rFonts w:ascii="Times New Roman" w:eastAsia="標楷體"/>
+                <w:b/>
+                <w:bCs/>
+                <w:sz w:val="20"/>
+                <w:szCs w:val="20"/>
+              </w:rPr>
+              <w:t xml:space="preserve">Account and Permission</w:t>
+            </w:r>
+          </w:p>
+        </w:tc>
+        <w:tc>
+          <w:tcPr>
+            <w:tcW w:type="dxa" w:w="3000"/>
+            <w:tcMar>
+              <w:top w:type="dxa" w:w="60"/>
+              <w:left w:type="dxa" w:w="100"/>
+              <w:bottom w:type="dxa" w:w="60"/>
+              <w:right w:type="dxa" w:w="100"/>
+            </w:tcMar>
+          </w:tcPr>
+          <w:p>
+            <w:pPr>
+              <w:spacing w:after="30"/>
+            </w:pPr>
+            <w:r>
+              <w:rPr>
+                <w:rFonts w:ascii="Times New Roman" w:eastAsia="標楷體"/>
+                <w:b w:val="false"/>
+                <w:bCs w:val="false"/>
+                <w:sz w:val="20"/>
+                <w:szCs w:val="20"/>
+              </w:rPr>
+              <w:t xml:space="preserve">accounts</w:t>
+            </w:r>
+          </w:p>
+        </w:tc>
+        <w:tc>
+          <w:tcPr>
+            <w:tcW w:type="dxa" w:w="4400"/>
+            <w:tcMar>
+              <w:top w:type="dxa" w:w="60"/>
+              <w:left w:type="dxa" w:w="100"/>
+              <w:bottom w:type="dxa" w:w="60"/>
+              <w:right w:type="dxa" w:w="100"/>
+            </w:tcMar>
+          </w:tcPr>
+          <w:p>
+            <w:pPr>
+              <w:spacing w:after="30"/>
+            </w:pPr>
+            <w:r>
+              <w:rPr>
+                <w:rFonts w:ascii="Times New Roman" w:eastAsia="標楷體"/>
+                <w:b w:val="false"/>
+                <w:bCs w:val="false"/>
+                <w:sz w:val="20"/>
+                <w:szCs w:val="20"/>
+              </w:rPr>
+              <w:t xml:space="preserve">操作人員帳號主檔，密碼僅保存雜湊值。</w:t>
+            </w:r>
+          </w:p>
+          <w:p>
+            <w:pPr>
+              <w:spacing w:after="30"/>
+            </w:pPr>
+            <w:r>
+              <w:rPr>
+                <w:rFonts w:ascii="Times New Roman" w:eastAsia="標楷體"/>
+                <w:b w:val="false"/>
+                <w:bCs w:val="false"/>
+                <w:sz w:val="20"/>
+                <w:szCs w:val="20"/>
+              </w:rPr>
+              <w:t xml:space="preserve">Operator account master data; passwords are stored as hashes only.</w:t>
+            </w:r>
+          </w:p>
+        </w:tc>
+      </w:tr>
+      <w:tr>
+        <w:tc>
+          <w:tcPr>
+            <w:tcW w:type="dxa" w:w="1900"/>
+            <w:tcMar>
+              <w:top w:type="dxa" w:w="60"/>
+              <w:left w:type="dxa" w:w="100"/>
+              <w:bottom w:type="dxa" w:w="60"/>
+              <w:right w:type="dxa" w:w="100"/>
+            </w:tcMar>
+          </w:tcPr>
+          <w:p>
+            <w:pPr>
+              <w:spacing w:after="30"/>
+            </w:pPr>
+            <w:r>
+              <w:rPr>
+                <w:rFonts w:ascii="Times New Roman" w:eastAsia="標楷體"/>
+                <w:b/>
+                <w:bCs/>
+                <w:sz w:val="20"/>
+                <w:szCs w:val="20"/>
+              </w:rPr>
+              <w:t xml:space="preserve"/>
+            </w:r>
+          </w:p>
+        </w:tc>
+        <w:tc>
+          <w:tcPr>
+            <w:tcW w:type="dxa" w:w="3000"/>
+            <w:tcMar>
+              <w:top w:type="dxa" w:w="60"/>
+              <w:left w:type="dxa" w:w="100"/>
+              <w:bottom w:type="dxa" w:w="60"/>
+              <w:right w:type="dxa" w:w="100"/>
+            </w:tcMar>
+          </w:tcPr>
+          <w:p>
+            <w:pPr>
+              <w:spacing w:after="30"/>
+            </w:pPr>
+            <w:r>
+              <w:rPr>
+                <w:rFonts w:ascii="Times New Roman" w:eastAsia="標楷體"/>
+                <w:b w:val="false"/>
+                <w:bCs w:val="false"/>
+                <w:sz w:val="20"/>
+                <w:szCs w:val="20"/>
+              </w:rPr>
+              <w:t xml:space="preserve">roles</w:t>
+            </w:r>
+          </w:p>
+        </w:tc>
+        <w:tc>
+          <w:tcPr>
+            <w:tcW w:type="dxa" w:w="4400"/>
+            <w:tcMar>
+              <w:top w:type="dxa" w:w="60"/>
+              <w:left w:type="dxa" w:w="100"/>
+              <w:bottom w:type="dxa" w:w="60"/>
+              <w:right w:type="dxa" w:w="100"/>
+            </w:tcMar>
+          </w:tcPr>
+          <w:p>
+            <w:pPr>
+              <w:spacing w:after="30"/>
+            </w:pPr>
+            <w:r>
+              <w:rPr>
+                <w:rFonts w:ascii="Times New Roman" w:eastAsia="標楷體"/>
+                <w:b w:val="false"/>
+                <w:bCs w:val="false"/>
+                <w:sz w:val="20"/>
+                <w:szCs w:val="20"/>
+              </w:rPr>
+              <w:t xml:space="preserve">角色主檔，定義系統內之操作角色。</w:t>
+            </w:r>
+          </w:p>
+          <w:p>
+            <w:pPr>
+              <w:spacing w:after="30"/>
+            </w:pPr>
+            <w:r>
+              <w:rPr>
+                <w:rFonts w:ascii="Times New Roman" w:eastAsia="標楷體"/>
+                <w:b w:val="false"/>
+                <w:bCs w:val="false"/>
+                <w:sz w:val="20"/>
+                <w:szCs w:val="20"/>
+              </w:rPr>
+              <w:t xml:space="preserve">Role master data defining operational roles within the system.</w:t>
+            </w:r>
+          </w:p>
+        </w:tc>
+      </w:tr>
+      <w:tr>
+        <w:tc>
+          <w:tcPr>
+            <w:tcW w:type="dxa" w:w="1900"/>
+            <w:tcMar>
+              <w:top w:type="dxa" w:w="60"/>
+              <w:left w:type="dxa" w:w="100"/>
+              <w:bottom w:type="dxa" w:w="60"/>
+              <w:right w:type="dxa" w:w="100"/>
+            </w:tcMar>
+          </w:tcPr>
+          <w:p>
+            <w:pPr>
+              <w:spacing w:after="30"/>
+            </w:pPr>
+            <w:r>
+              <w:rPr>
+                <w:rFonts w:ascii="Times New Roman" w:eastAsia="標楷體"/>
+                <w:b/>
+                <w:bCs/>
+                <w:sz w:val="20"/>
+                <w:szCs w:val="20"/>
+              </w:rPr>
+              <w:t xml:space="preserve"/>
+            </w:r>
+          </w:p>
+        </w:tc>
+        <w:tc>
+          <w:tcPr>
+            <w:tcW w:type="dxa" w:w="3000"/>
+            <w:tcMar>
+              <w:top w:type="dxa" w:w="60"/>
+              <w:left w:type="dxa" w:w="100"/>
+              <w:bottom w:type="dxa" w:w="60"/>
+              <w:right w:type="dxa" w:w="100"/>
+            </w:tcMar>
+          </w:tcPr>
+          <w:p>
+            <w:pPr>
+              <w:spacing w:after="30"/>
+            </w:pPr>
+            <w:r>
+              <w:rPr>
+                <w:rFonts w:ascii="Times New Roman" w:eastAsia="標楷體"/>
+                <w:b w:val="false"/>
+                <w:bCs w:val="false"/>
+                <w:sz w:val="20"/>
+                <w:szCs w:val="20"/>
+              </w:rPr>
+              <w:t xml:space="preserve">permissions</w:t>
+            </w:r>
+          </w:p>
+        </w:tc>
+        <w:tc>
+          <w:tcPr>
+            <w:tcW w:type="dxa" w:w="4400"/>
+            <w:tcMar>
+              <w:top w:type="dxa" w:w="60"/>
+              <w:left w:type="dxa" w:w="100"/>
+              <w:bottom w:type="dxa" w:w="60"/>
+              <w:right w:type="dxa" w:w="100"/>
+            </w:tcMar>
+          </w:tcPr>
+          <w:p>
+            <w:pPr>
+              <w:spacing w:after="30"/>
+            </w:pPr>
+            <w:r>
+              <w:rPr>
+                <w:rFonts w:ascii="Times New Roman" w:eastAsia="標楷體"/>
+                <w:b w:val="false"/>
+                <w:bCs w:val="false"/>
+                <w:sz w:val="20"/>
+                <w:szCs w:val="20"/>
+              </w:rPr>
+              <w:t xml:space="preserve">功能權限項目字典，每筆對應一個可授權之功能點。</w:t>
+            </w:r>
+          </w:p>
+          <w:p>
+            <w:pPr>
+              <w:spacing w:after="30"/>
+            </w:pPr>
+            <w:r>
+              <w:rPr>
+                <w:rFonts w:ascii="Times New Roman" w:eastAsia="標楷體"/>
+                <w:b w:val="false"/>
+                <w:bCs w:val="false"/>
+                <w:sz w:val="20"/>
+                <w:szCs w:val="20"/>
+              </w:rPr>
+              <w:t xml:space="preserve">Dictionary of function permission items; each entry corresponds to one grantable function.</w:t>
+            </w:r>
+          </w:p>
+        </w:tc>
+      </w:tr>
+      <w:tr>
+        <w:tc>
+          <w:tcPr>
+            <w:tcW w:type="dxa" w:w="1900"/>
+            <w:tcMar>
+              <w:top w:type="dxa" w:w="60"/>
+              <w:left w:type="dxa" w:w="100"/>
+              <w:bottom w:type="dxa" w:w="60"/>
+              <w:right w:type="dxa" w:w="100"/>
+            </w:tcMar>
+          </w:tcPr>
+          <w:p>
+            <w:pPr>
+              <w:spacing w:after="30"/>
+            </w:pPr>
+            <w:r>
+              <w:rPr>
+                <w:rFonts w:ascii="Times New Roman" w:eastAsia="標楷體"/>
+                <w:b/>
+                <w:bCs/>
+                <w:sz w:val="20"/>
+                <w:szCs w:val="20"/>
+              </w:rPr>
+              <w:t xml:space="preserve"/>
+            </w:r>
+          </w:p>
+        </w:tc>
+        <w:tc>
+          <w:tcPr>
+            <w:tcW w:type="dxa" w:w="3000"/>
+            <w:tcMar>
+              <w:top w:type="dxa" w:w="60"/>
+              <w:left w:type="dxa" w:w="100"/>
+              <w:bottom w:type="dxa" w:w="60"/>
+              <w:right w:type="dxa" w:w="100"/>
+            </w:tcMar>
+          </w:tcPr>
+          <w:p>
+            <w:pPr>
+              <w:spacing w:after="30"/>
+            </w:pPr>
+            <w:r>
+              <w:rPr>
+                <w:rFonts w:ascii="Times New Roman" w:eastAsia="標楷體"/>
+                <w:b w:val="false"/>
+                <w:bCs w:val="false"/>
+                <w:sz w:val="20"/>
+                <w:szCs w:val="20"/>
+              </w:rPr>
+              <w:t xml:space="preserve">role_permissions</w:t>
+            </w:r>
+          </w:p>
+        </w:tc>
+        <w:tc>
+          <w:tcPr>
+            <w:tcW w:type="dxa" w:w="4400"/>
+            <w:tcMar>
+              <w:top w:type="dxa" w:w="60"/>
+              <w:left w:type="dxa" w:w="100"/>
+              <w:bottom w:type="dxa" w:w="60"/>
+              <w:right w:type="dxa" w:w="100"/>
+            </w:tcMar>
+          </w:tcPr>
+          <w:p>
+            <w:pPr>
+              <w:spacing w:after="30"/>
+            </w:pPr>
+            <w:r>
+              <w:rPr>
+                <w:rFonts w:ascii="Times New Roman" w:eastAsia="標楷體"/>
+                <w:b w:val="false"/>
+                <w:bCs w:val="false"/>
+                <w:sz w:val="20"/>
+                <w:szCs w:val="20"/>
+              </w:rPr>
+              <w:t xml:space="preserve">角色與功能權限之對應關係。</w:t>
+            </w:r>
+          </w:p>
+          <w:p>
+            <w:pPr>
+              <w:spacing w:after="30"/>
+            </w:pPr>
+            <w:r>
+              <w:rPr>
+                <w:rFonts w:ascii="Times New Roman" w:eastAsia="標楷體"/>
+                <w:b w:val="false"/>
+                <w:bCs w:val="false"/>
+                <w:sz w:val="20"/>
+                <w:szCs w:val="20"/>
+              </w:rPr>
+              <w:t xml:space="preserve">Mapping between roles and function permissions.</w:t>
+            </w:r>
+          </w:p>
+        </w:tc>
+      </w:tr>
+      <w:tr>
+        <w:tc>
+          <w:tcPr>
+            <w:tcW w:type="dxa" w:w="1900"/>
+            <w:tcMar>
+              <w:top w:type="dxa" w:w="60"/>
+              <w:left w:type="dxa" w:w="100"/>
+              <w:bottom w:type="dxa" w:w="60"/>
+              <w:right w:type="dxa" w:w="100"/>
+            </w:tcMar>
+          </w:tcPr>
+          <w:p>
+            <w:pPr>
+              <w:spacing w:after="30"/>
+            </w:pPr>
+            <w:r>
+              <w:rPr>
+                <w:rFonts w:ascii="Times New Roman" w:eastAsia="標楷體"/>
+                <w:b/>
+                <w:bCs/>
+                <w:sz w:val="20"/>
+                <w:szCs w:val="20"/>
+              </w:rPr>
+              <w:t xml:space="preserve"/>
+            </w:r>
+          </w:p>
+        </w:tc>
+        <w:tc>
+          <w:tcPr>
+            <w:tcW w:type="dxa" w:w="3000"/>
+            <w:tcMar>
+              <w:top w:type="dxa" w:w="60"/>
+              <w:left w:type="dxa" w:w="100"/>
+              <w:bottom w:type="dxa" w:w="60"/>
+              <w:right w:type="dxa" w:w="100"/>
+            </w:tcMar>
+          </w:tcPr>
+          <w:p>
+            <w:pPr>
+              <w:spacing w:after="30"/>
+            </w:pPr>
+            <w:r>
+              <w:rPr>
+                <w:rFonts w:ascii="Times New Roman" w:eastAsia="標楷體"/>
+                <w:b w:val="false"/>
+                <w:bCs w:val="false"/>
+                <w:sz w:val="20"/>
+                <w:szCs w:val="20"/>
+              </w:rPr>
+              <w:t xml:space="preserve">account_roles</w:t>
+            </w:r>
+          </w:p>
+        </w:tc>
+        <w:tc>
+          <w:tcPr>
+            <w:tcW w:type="dxa" w:w="4400"/>
+            <w:tcMar>
+              <w:top w:type="dxa" w:w="60"/>
+              <w:left w:type="dxa" w:w="100"/>
+              <w:bottom w:type="dxa" w:w="60"/>
+              <w:right w:type="dxa" w:w="100"/>
+            </w:tcMar>
+          </w:tcPr>
+          <w:p>
+            <w:pPr>
+              <w:spacing w:after="30"/>
+            </w:pPr>
+            <w:r>
+              <w:rPr>
+                <w:rFonts w:ascii="Times New Roman" w:eastAsia="標楷體"/>
+                <w:b w:val="false"/>
+                <w:bCs w:val="false"/>
+                <w:sz w:val="20"/>
+                <w:szCs w:val="20"/>
+              </w:rPr>
+              <w:t xml:space="preserve">帳號與角色之綁定關係，一個帳號可綁定多個角色。</w:t>
+            </w:r>
+          </w:p>
+          <w:p>
+            <w:pPr>
+              <w:spacing w:after="30"/>
+            </w:pPr>
+            <w:r>
+              <w:rPr>
+                <w:rFonts w:ascii="Times New Roman" w:eastAsia="標楷體"/>
+                <w:b w:val="false"/>
+                <w:bCs w:val="false"/>
+                <w:sz w:val="20"/>
+                <w:szCs w:val="20"/>
+              </w:rPr>
+              <w:t xml:space="preserve">Binding between accounts and roles; one account may hold multiple roles.</w:t>
+            </w:r>
+          </w:p>
+        </w:tc>
+      </w:tr>
+      <w:tr>
+        <w:tc>
+          <w:tcPr>
+            <w:tcW w:type="dxa" w:w="1900"/>
+            <w:tcMar>
+              <w:top w:type="dxa" w:w="60"/>
+              <w:left w:type="dxa" w:w="100"/>
+              <w:bottom w:type="dxa" w:w="60"/>
+              <w:right w:type="dxa" w:w="100"/>
+            </w:tcMar>
+          </w:tcPr>
+          <w:p>
+            <w:pPr>
+              <w:spacing w:after="30"/>
+            </w:pPr>
+            <w:r>
+              <w:rPr>
+                <w:rFonts w:ascii="Times New Roman" w:eastAsia="標楷體"/>
+                <w:b/>
+                <w:bCs/>
+                <w:sz w:val="20"/>
+                <w:szCs w:val="20"/>
+              </w:rPr>
+              <w:t xml:space="preserve">稽核日誌</w:t>
+            </w:r>
+          </w:p>
+          <w:p>
+            <w:pPr>
+              <w:spacing w:after="30"/>
+            </w:pPr>
+            <w:r>
+              <w:rPr>
+                <w:rFonts w:ascii="Times New Roman" w:eastAsia="標楷體"/>
+                <w:b/>
+                <w:bCs/>
+                <w:sz w:val="20"/>
+                <w:szCs w:val="20"/>
+              </w:rPr>
+              <w:t xml:space="preserve">Audit Logs</w:t>
+            </w:r>
+          </w:p>
+        </w:tc>
+        <w:tc>
+          <w:tcPr>
+            <w:tcW w:type="dxa" w:w="3000"/>
+            <w:tcMar>
+              <w:top w:type="dxa" w:w="60"/>
+              <w:left w:type="dxa" w:w="100"/>
+              <w:bottom w:type="dxa" w:w="60"/>
+              <w:right w:type="dxa" w:w="100"/>
+            </w:tcMar>
+          </w:tcPr>
+          <w:p>
+            <w:pPr>
+              <w:spacing w:after="30"/>
+            </w:pPr>
+            <w:r>
+              <w:rPr>
+                <w:rFonts w:ascii="Times New Roman" w:eastAsia="標楷體"/>
+                <w:b w:val="false"/>
+                <w:bCs w:val="false"/>
+                <w:sz w:val="20"/>
+                <w:szCs w:val="20"/>
+              </w:rPr>
+              <w:t xml:space="preserve">operator_action_logs</w:t>
+            </w:r>
+          </w:p>
+        </w:tc>
+        <w:tc>
+          <w:tcPr>
+            <w:tcW w:type="dxa" w:w="4400"/>
+            <w:tcMar>
+              <w:top w:type="dxa" w:w="60"/>
+              <w:left w:type="dxa" w:w="100"/>
+              <w:bottom w:type="dxa" w:w="60"/>
+              <w:right w:type="dxa" w:w="100"/>
+            </w:tcMar>
+          </w:tcPr>
+          <w:p>
+            <w:pPr>
+              <w:spacing w:after="30"/>
+            </w:pPr>
+            <w:r>
+              <w:rPr>
+                <w:rFonts w:ascii="Times New Roman" w:eastAsia="標楷體"/>
+                <w:b w:val="false"/>
+                <w:bCs w:val="false"/>
+                <w:sz w:val="20"/>
+                <w:szCs w:val="20"/>
+              </w:rPr>
+              <w:t xml:space="preserve">操作人員行為稽核紀錄，含操作人員、來源位址、操作內容與執行結果。</w:t>
+            </w:r>
+          </w:p>
+          <w:p>
+            <w:pPr>
+              <w:spacing w:after="30"/>
+            </w:pPr>
+            <w:r>
+              <w:rPr>
+                <w:rFonts w:ascii="Times New Roman" w:eastAsia="標楷體"/>
+                <w:b w:val="false"/>
+                <w:bCs w:val="false"/>
+                <w:sz w:val="20"/>
+                <w:szCs w:val="20"/>
+              </w:rPr>
+              <w:t xml:space="preserve">Operator activity audit records including operator, source address, action content and result.</w:t>
+            </w:r>
+          </w:p>
+        </w:tc>
+      </w:tr>
+      <w:tr>
+        <w:tc>
+          <w:tcPr>
+            <w:tcW w:type="dxa" w:w="1900"/>
+            <w:tcMar>
+              <w:top w:type="dxa" w:w="60"/>
+              <w:left w:type="dxa" w:w="100"/>
+              <w:bottom w:type="dxa" w:w="60"/>
+              <w:right w:type="dxa" w:w="100"/>
+            </w:tcMar>
+          </w:tcPr>
+          <w:p>
+            <w:pPr>
+              <w:spacing w:after="30"/>
+            </w:pPr>
+            <w:r>
+              <w:rPr>
+                <w:rFonts w:ascii="Times New Roman" w:eastAsia="標楷體"/>
+                <w:b/>
+                <w:bCs/>
+                <w:sz w:val="20"/>
+                <w:szCs w:val="20"/>
+              </w:rPr>
+              <w:t xml:space="preserve"/>
+            </w:r>
+          </w:p>
+        </w:tc>
+        <w:tc>
+          <w:tcPr>
+            <w:tcW w:type="dxa" w:w="3000"/>
+            <w:tcMar>
+              <w:top w:type="dxa" w:w="60"/>
+              <w:left w:type="dxa" w:w="100"/>
+              <w:bottom w:type="dxa" w:w="60"/>
+              <w:right w:type="dxa" w:w="100"/>
+            </w:tcMar>
+          </w:tcPr>
+          <w:p>
+            <w:pPr>
+              <w:spacing w:after="30"/>
+            </w:pPr>
+            <w:r>
+              <w:rPr>
+                <w:rFonts w:ascii="Times New Roman" w:eastAsia="標楷體"/>
+                <w:b w:val="false"/>
+                <w:bCs w:val="false"/>
+                <w:sz w:val="20"/>
+                <w:szCs w:val="20"/>
+              </w:rPr>
+              <w:t xml:space="preserve">login_logs</w:t>
+            </w:r>
+          </w:p>
+        </w:tc>
+        <w:tc>
+          <w:tcPr>
+            <w:tcW w:type="dxa" w:w="4400"/>
+            <w:tcMar>
+              <w:top w:type="dxa" w:w="60"/>
+              <w:left w:type="dxa" w:w="100"/>
+              <w:bottom w:type="dxa" w:w="60"/>
+              <w:right w:type="dxa" w:w="100"/>
+            </w:tcMar>
+          </w:tcPr>
+          <w:p>
+            <w:pPr>
+              <w:spacing w:after="30"/>
+            </w:pPr>
+            <w:r>
+              <w:rPr>
+                <w:rFonts w:ascii="Times New Roman" w:eastAsia="標楷體"/>
+                <w:b w:val="false"/>
+                <w:bCs w:val="false"/>
+                <w:sz w:val="20"/>
+                <w:szCs w:val="20"/>
+              </w:rPr>
+              <w:t xml:space="preserve">帳號登入、登出與登入失敗紀錄。</w:t>
+            </w:r>
+          </w:p>
+          <w:p>
+            <w:pPr>
+              <w:spacing w:after="30"/>
+            </w:pPr>
+            <w:r>
+              <w:rPr>
+                <w:rFonts w:ascii="Times New Roman" w:eastAsia="標楷體"/>
+                <w:b w:val="false"/>
+                <w:bCs w:val="false"/>
+                <w:sz w:val="20"/>
+                <w:szCs w:val="20"/>
+              </w:rPr>
+              <w:t xml:space="preserve">Records of account login, logout and failed login events.</w:t>
+            </w:r>
+          </w:p>
+        </w:tc>
+      </w:tr>
+      <w:tr>
+        <w:tc>
+          <w:tcPr>
+            <w:tcW w:type="dxa" w:w="1900"/>
+            <w:tcMar>
+              <w:top w:type="dxa" w:w="60"/>
+              <w:left w:type="dxa" w:w="100"/>
+              <w:bottom w:type="dxa" w:w="60"/>
+              <w:right w:type="dxa" w:w="100"/>
+            </w:tcMar>
+          </w:tcPr>
+          <w:p>
+            <w:pPr>
+              <w:spacing w:after="30"/>
+            </w:pPr>
+            <w:r>
+              <w:rPr>
+                <w:rFonts w:ascii="Times New Roman" w:eastAsia="標楷體"/>
+                <w:b/>
+                <w:bCs/>
+                <w:sz w:val="20"/>
+                <w:szCs w:val="20"/>
+              </w:rPr>
+              <w:t xml:space="preserve"/>
+            </w:r>
+          </w:p>
+        </w:tc>
+        <w:tc>
+          <w:tcPr>
+            <w:tcW w:type="dxa" w:w="3000"/>
+            <w:tcMar>
+              <w:top w:type="dxa" w:w="60"/>
+              <w:left w:type="dxa" w:w="100"/>
+              <w:bottom w:type="dxa" w:w="60"/>
+              <w:right w:type="dxa" w:w="100"/>
+            </w:tcMar>
+          </w:tcPr>
+          <w:p>
+            <w:pPr>
+              <w:spacing w:after="30"/>
+            </w:pPr>
+            <w:r>
+              <w:rPr>
+                <w:rFonts w:ascii="Times New Roman" w:eastAsia="標楷體"/>
+                <w:b w:val="false"/>
+                <w:bCs w:val="false"/>
+                <w:sz w:val="20"/>
+                <w:szCs w:val="20"/>
+              </w:rPr>
+              <w:t xml:space="preserve">permission_change_logs</w:t>
+            </w:r>
+          </w:p>
+        </w:tc>
+        <w:tc>
+          <w:tcPr>
+            <w:tcW w:type="dxa" w:w="4400"/>
+            <w:tcMar>
+              <w:top w:type="dxa" w:w="60"/>
+              <w:left w:type="dxa" w:w="100"/>
+              <w:bottom w:type="dxa" w:w="60"/>
+              <w:right w:type="dxa" w:w="100"/>
+            </w:tcMar>
+          </w:tcPr>
+          <w:p>
+            <w:pPr>
+              <w:spacing w:after="30"/>
+            </w:pPr>
+            <w:r>
+              <w:rPr>
+                <w:rFonts w:ascii="Times New Roman" w:eastAsia="標楷體"/>
+                <w:b w:val="false"/>
+                <w:bCs w:val="false"/>
+                <w:sz w:val="20"/>
+                <w:szCs w:val="20"/>
+              </w:rPr>
+              <w:t xml:space="preserve">帳號、角色與功能權限之異動歷程，保留異動前後內容。</w:t>
+            </w:r>
+          </w:p>
+          <w:p>
+            <w:pPr>
+              <w:spacing w:after="30"/>
+            </w:pPr>
+            <w:r>
+              <w:rPr>
+                <w:rFonts w:ascii="Times New Roman" w:eastAsia="標楷體"/>
+                <w:b w:val="false"/>
+                <w:bCs w:val="false"/>
+                <w:sz w:val="20"/>
+                <w:szCs w:val="20"/>
+              </w:rPr>
+              <w:t xml:space="preserve">Change history of accounts, roles and permissions, retaining values before and after each change.</w:t>
+            </w:r>
+          </w:p>
+        </w:tc>
+      </w:tr>
+      <w:tr>
+        <w:tc>
+          <w:tcPr>
+            <w:tcW w:type="dxa" w:w="1900"/>
+            <w:tcMar>
+              <w:top w:type="dxa" w:w="60"/>
+              <w:left w:type="dxa" w:w="100"/>
+              <w:bottom w:type="dxa" w:w="60"/>
+              <w:right w:type="dxa" w:w="100"/>
+            </w:tcMar>
+          </w:tcPr>
+          <w:p>
+            <w:pPr>
+              <w:spacing w:after="30"/>
+            </w:pPr>
+            <w:r>
+              <w:rPr>
+                <w:rFonts w:ascii="Times New Roman" w:eastAsia="標楷體"/>
+                <w:b/>
+                <w:bCs/>
+                <w:sz w:val="20"/>
+                <w:szCs w:val="20"/>
+              </w:rPr>
+              <w:t xml:space="preserve"/>
+            </w:r>
+          </w:p>
+        </w:tc>
+        <w:tc>
+          <w:tcPr>
+            <w:tcW w:type="dxa" w:w="3000"/>
+            <w:tcMar>
+              <w:top w:type="dxa" w:w="60"/>
+              <w:left w:type="dxa" w:w="100"/>
+              <w:bottom w:type="dxa" w:w="60"/>
+              <w:right w:type="dxa" w:w="100"/>
+            </w:tcMar>
+          </w:tcPr>
+          <w:p>
+            <w:pPr>
+              <w:spacing w:after="30"/>
+            </w:pPr>
+            <w:r>
+              <w:rPr>
+                <w:rFonts w:ascii="Times New Roman" w:eastAsia="標楷體"/>
+                <w:b w:val="false"/>
+                <w:bCs w:val="false"/>
+                <w:sz w:val="20"/>
+                <w:szCs w:val="20"/>
+              </w:rPr>
+              <w:t xml:space="preserve">security_event_logs</w:t>
+            </w:r>
+          </w:p>
+        </w:tc>
+        <w:tc>
+          <w:tcPr>
+            <w:tcW w:type="dxa" w:w="4400"/>
+            <w:tcMar>
+              <w:top w:type="dxa" w:w="60"/>
+              <w:left w:type="dxa" w:w="100"/>
+              <w:bottom w:type="dxa" w:w="60"/>
+              <w:right w:type="dxa" w:w="100"/>
+            </w:tcMar>
+          </w:tcPr>
+          <w:p>
+            <w:pPr>
+              <w:spacing w:after="30"/>
+            </w:pPr>
+            <w:r>
+              <w:rPr>
+                <w:rFonts w:ascii="Times New Roman" w:eastAsia="標楷體"/>
+                <w:b w:val="false"/>
+                <w:bCs w:val="false"/>
+                <w:sz w:val="20"/>
+                <w:szCs w:val="20"/>
+              </w:rPr>
+              <w:t xml:space="preserve">資安與車輛事件紀錄，含事件代碼、分類與確認狀態。</w:t>
+            </w:r>
+          </w:p>
+          <w:p>
+            <w:pPr>
+              <w:spacing w:after="30"/>
+            </w:pPr>
+            <w:r>
+              <w:rPr>
+                <w:rFonts w:ascii="Times New Roman" w:eastAsia="標楷體"/>
+                <w:b w:val="false"/>
+                <w:bCs w:val="false"/>
+                <w:sz w:val="20"/>
+                <w:szCs w:val="20"/>
+              </w:rPr>
+              <w:t xml:space="preserve">Information security and vehicle event records including event code, category and acknowledgement status.</w:t>
+            </w:r>
+          </w:p>
+        </w:tc>
+      </w:tr>
+      <w:tr>
+        <w:tc>
+          <w:tcPr>
+            <w:tcW w:type="dxa" w:w="1900"/>
+            <w:tcMar>
+              <w:top w:type="dxa" w:w="60"/>
+              <w:left w:type="dxa" w:w="100"/>
+              <w:bottom w:type="dxa" w:w="60"/>
+              <w:right w:type="dxa" w:w="100"/>
+            </w:tcMar>
+          </w:tcPr>
+          <w:p>
+            <w:pPr>
+              <w:spacing w:after="30"/>
+            </w:pPr>
+            <w:r>
+              <w:rPr>
+                <w:rFonts w:ascii="Times New Roman" w:eastAsia="標楷體"/>
+                <w:b/>
+                <w:bCs/>
+                <w:sz w:val="20"/>
+                <w:szCs w:val="20"/>
+              </w:rPr>
+              <w:t xml:space="preserve">系統基礎</w:t>
+            </w:r>
+          </w:p>
+          <w:p>
+            <w:pPr>
+              <w:spacing w:after="30"/>
+            </w:pPr>
+            <w:r>
+              <w:rPr>
+                <w:rFonts w:ascii="Times New Roman" w:eastAsia="標楷體"/>
+                <w:b/>
+                <w:bCs/>
+                <w:sz w:val="20"/>
+                <w:szCs w:val="20"/>
+              </w:rPr>
+              <w:t xml:space="preserve">System Base</w:t>
+            </w:r>
+          </w:p>
+        </w:tc>
+        <w:tc>
+          <w:tcPr>
+            <w:tcW w:type="dxa" w:w="3000"/>
+            <w:tcMar>
+              <w:top w:type="dxa" w:w="60"/>
+              <w:left w:type="dxa" w:w="100"/>
+              <w:bottom w:type="dxa" w:w="60"/>
+              <w:right w:type="dxa" w:w="100"/>
+            </w:tcMar>
+          </w:tcPr>
+          <w:p>
+            <w:pPr>
+              <w:spacing w:after="30"/>
+            </w:pPr>
+            <w:r>
+              <w:rPr>
+                <w:rFonts w:ascii="Times New Roman" w:eastAsia="標楷體"/>
+                <w:b w:val="false"/>
+                <w:bCs w:val="false"/>
+                <w:sz w:val="20"/>
+                <w:szCs w:val="20"/>
+              </w:rPr>
+              <w:t xml:space="preserve">system_settings</w:t>
+            </w:r>
+          </w:p>
+        </w:tc>
+        <w:tc>
+          <w:tcPr>
+            <w:tcW w:type="dxa" w:w="4400"/>
+            <w:tcMar>
+              <w:top w:type="dxa" w:w="60"/>
+              <w:left w:type="dxa" w:w="100"/>
+              <w:bottom w:type="dxa" w:w="60"/>
+              <w:right w:type="dxa" w:w="100"/>
+            </w:tcMar>
+          </w:tcPr>
+          <w:p>
+            <w:pPr>
+              <w:spacing w:after="30"/>
+            </w:pPr>
+            <w:r>
+              <w:rPr>
+                <w:rFonts w:ascii="Times New Roman" w:eastAsia="標楷體"/>
+                <w:b w:val="false"/>
+                <w:bCs w:val="false"/>
+                <w:sz w:val="20"/>
+                <w:szCs w:val="20"/>
+              </w:rPr>
+              <w:t xml:space="preserve">系統層級可調參數，以鍵值形式保存並記錄值型別。</w:t>
+            </w:r>
+          </w:p>
+          <w:p>
+            <w:pPr>
+              <w:spacing w:after="30"/>
+            </w:pPr>
+            <w:r>
+              <w:rPr>
+                <w:rFonts w:ascii="Times New Roman" w:eastAsia="標楷體"/>
+                <w:b w:val="false"/>
+                <w:bCs w:val="false"/>
+                <w:sz w:val="20"/>
+                <w:szCs w:val="20"/>
+              </w:rPr>
+              <w:t xml:space="preserve">System-level adjustable parameters stored as key/value pairs with value types.</w:t>
+            </w:r>
+          </w:p>
+        </w:tc>
+      </w:tr>
+      <w:tr>
+        <w:tc>
+          <w:tcPr>
+            <w:tcW w:type="dxa" w:w="1900"/>
+            <w:tcMar>
+              <w:top w:type="dxa" w:w="60"/>
+              <w:left w:type="dxa" w:w="100"/>
+              <w:bottom w:type="dxa" w:w="60"/>
+              <w:right w:type="dxa" w:w="100"/>
+            </w:tcMar>
+          </w:tcPr>
+          <w:p>
+            <w:pPr>
+              <w:spacing w:after="30"/>
+            </w:pPr>
+            <w:r>
+              <w:rPr>
+                <w:rFonts w:ascii="Times New Roman" w:eastAsia="標楷體"/>
+                <w:b/>
+                <w:bCs/>
+                <w:sz w:val="20"/>
+                <w:szCs w:val="20"/>
+              </w:rPr>
+              <w:t xml:space="preserve"/>
+            </w:r>
+          </w:p>
+        </w:tc>
+        <w:tc>
+          <w:tcPr>
+            <w:tcW w:type="dxa" w:w="3000"/>
+            <w:tcMar>
+              <w:top w:type="dxa" w:w="60"/>
+              <w:left w:type="dxa" w:w="100"/>
+              <w:bottom w:type="dxa" w:w="60"/>
+              <w:right w:type="dxa" w:w="100"/>
+            </w:tcMar>
+          </w:tcPr>
+          <w:p>
+            <w:pPr>
+              <w:spacing w:after="30"/>
+            </w:pPr>
+            <w:r>
+              <w:rPr>
+                <w:rFonts w:ascii="Times New Roman" w:eastAsia="標楷體"/>
+                <w:b w:val="false"/>
+                <w:bCs w:val="false"/>
+                <w:sz w:val="20"/>
+                <w:szCs w:val="20"/>
+              </w:rPr>
+              <w:t xml:space="preserve">notifications</w:t>
+            </w:r>
+          </w:p>
+        </w:tc>
+        <w:tc>
+          <w:tcPr>
+            <w:tcW w:type="dxa" w:w="4400"/>
+            <w:tcMar>
+              <w:top w:type="dxa" w:w="60"/>
+              <w:left w:type="dxa" w:w="100"/>
+              <w:bottom w:type="dxa" w:w="60"/>
+              <w:right w:type="dxa" w:w="100"/>
+            </w:tcMar>
+          </w:tcPr>
+          <w:p>
+            <w:pPr>
+              <w:spacing w:after="30"/>
+            </w:pPr>
+            <w:r>
+              <w:rPr>
+                <w:rFonts w:ascii="Times New Roman" w:eastAsia="標楷體"/>
+                <w:b w:val="false"/>
+                <w:bCs w:val="false"/>
+                <w:sz w:val="20"/>
+                <w:szCs w:val="20"/>
+              </w:rPr>
+              <w:t xml:space="preserve">系統對操作人員發出之通知訊息，可指定接收對象或全域發送。</w:t>
+            </w:r>
+          </w:p>
+          <w:p>
+            <w:pPr>
+              <w:spacing w:after="30"/>
+            </w:pPr>
+            <w:r>
+              <w:rPr>
+                <w:rFonts w:ascii="Times New Roman" w:eastAsia="標楷體"/>
+                <w:b w:val="false"/>
+                <w:bCs w:val="false"/>
+                <w:sz w:val="20"/>
+                <w:szCs w:val="20"/>
+              </w:rPr>
+              <w:t xml:space="preserve">Notification messages issued to operators, either targeted or global.</w:t>
             </w:r>
           </w:p>
         </w:tc>

--- a/document/TP13C_1-4_資料表分類與關聯.docx
+++ b/document/TP13C_1-4_資料表分類與關聯.docx
@@ -62,7 +62,7 @@
     </w:p>
     <w:tbl>
       <w:tblPr>
-        <w:tblW w:type="dxa" w:w="9300"/>
+        <w:tblW w:type="dxa" w:w="8800"/>
         <w:tblBorders>
           <w:top w:val="single" w:color="auto" w:sz="4"/>
           <w:left w:val="single" w:color="auto" w:sz="4"/>
@@ -73,14 +73,14 @@
         </w:tblBorders>
       </w:tblPr>
       <w:tblGrid>
-        <w:gridCol w:w="2100"/>
-        <w:gridCol w:w="4100"/>
-        <w:gridCol w:w="3100"/>
+        <w:gridCol w:w="1900"/>
+        <w:gridCol w:w="3900"/>
+        <w:gridCol w:w="3000"/>
       </w:tblGrid>
       <w:tr>
         <w:tc>
           <w:tcPr>
-            <w:tcW w:type="dxa" w:w="2100"/>
+            <w:tcW w:type="dxa" w:w="1900"/>
             <w:shd w:fill="D9D9D9" w:val="clear"/>
             <w:tcMar>
               <w:top w:type="dxa" w:w="70"/>
@@ -122,7 +122,7 @@
         </w:tc>
         <w:tc>
           <w:tcPr>
-            <w:tcW w:type="dxa" w:w="4100"/>
+            <w:tcW w:type="dxa" w:w="3900"/>
             <w:shd w:fill="D9D9D9" w:val="clear"/>
             <w:tcMar>
               <w:top w:type="dxa" w:w="70"/>
@@ -164,7 +164,7 @@
         </w:tc>
         <w:tc>
           <w:tcPr>
-            <w:tcW w:type="dxa" w:w="3100"/>
+            <w:tcW w:type="dxa" w:w="3000"/>
             <w:shd w:fill="D9D9D9" w:val="clear"/>
             <w:tcMar>
               <w:top w:type="dxa" w:w="70"/>
@@ -208,7 +208,7 @@
       <w:tr>
         <w:tc>
           <w:tcPr>
-            <w:tcW w:type="dxa" w:w="2100"/>
+            <w:tcW w:type="dxa" w:w="1900"/>
             <w:tcMar>
               <w:top w:type="dxa" w:w="70"/>
               <w:left w:type="dxa" w:w="110"/>
@@ -249,7 +249,7 @@
         </w:tc>
         <w:tc>
           <w:tcPr>
-            <w:tcW w:type="dxa" w:w="4100"/>
+            <w:tcW w:type="dxa" w:w="3900"/>
             <w:tcMar>
               <w:top w:type="dxa" w:w="70"/>
               <w:left w:type="dxa" w:w="110"/>
@@ -290,7 +290,7 @@
         </w:tc>
         <w:tc>
           <w:tcPr>
-            <w:tcW w:type="dxa" w:w="3100"/>
+            <w:tcW w:type="dxa" w:w="3000"/>
             <w:tcMar>
               <w:top w:type="dxa" w:w="70"/>
               <w:left w:type="dxa" w:w="110"/>
@@ -318,7 +318,7 @@
       <w:tr>
         <w:tc>
           <w:tcPr>
-            <w:tcW w:type="dxa" w:w="2100"/>
+            <w:tcW w:type="dxa" w:w="1900"/>
             <w:tcMar>
               <w:top w:type="dxa" w:w="70"/>
               <w:left w:type="dxa" w:w="110"/>
@@ -359,7 +359,7 @@
         </w:tc>
         <w:tc>
           <w:tcPr>
-            <w:tcW w:type="dxa" w:w="4100"/>
+            <w:tcW w:type="dxa" w:w="3900"/>
             <w:tcMar>
               <w:top w:type="dxa" w:w="70"/>
               <w:left w:type="dxa" w:w="110"/>
@@ -400,7 +400,7 @@
         </w:tc>
         <w:tc>
           <w:tcPr>
-            <w:tcW w:type="dxa" w:w="3100"/>
+            <w:tcW w:type="dxa" w:w="3000"/>
             <w:tcMar>
               <w:top w:type="dxa" w:w="70"/>
               <w:left w:type="dxa" w:w="110"/>
@@ -428,7 +428,7 @@
       <w:tr>
         <w:tc>
           <w:tcPr>
-            <w:tcW w:type="dxa" w:w="2100"/>
+            <w:tcW w:type="dxa" w:w="1900"/>
             <w:tcMar>
               <w:top w:type="dxa" w:w="70"/>
               <w:left w:type="dxa" w:w="110"/>
@@ -469,7 +469,7 @@
         </w:tc>
         <w:tc>
           <w:tcPr>
-            <w:tcW w:type="dxa" w:w="4100"/>
+            <w:tcW w:type="dxa" w:w="3900"/>
             <w:tcMar>
               <w:top w:type="dxa" w:w="70"/>
               <w:left w:type="dxa" w:w="110"/>
@@ -510,7 +510,7 @@
         </w:tc>
         <w:tc>
           <w:tcPr>
-            <w:tcW w:type="dxa" w:w="3100"/>
+            <w:tcW w:type="dxa" w:w="3000"/>
             <w:tcMar>
               <w:top w:type="dxa" w:w="70"/>
               <w:left w:type="dxa" w:w="110"/>
@@ -538,7 +538,7 @@
       <w:tr>
         <w:tc>
           <w:tcPr>
-            <w:tcW w:type="dxa" w:w="2100"/>
+            <w:tcW w:type="dxa" w:w="1900"/>
             <w:tcMar>
               <w:top w:type="dxa" w:w="70"/>
               <w:left w:type="dxa" w:w="110"/>
@@ -579,7 +579,7 @@
         </w:tc>
         <w:tc>
           <w:tcPr>
-            <w:tcW w:type="dxa" w:w="4100"/>
+            <w:tcW w:type="dxa" w:w="3900"/>
             <w:tcMar>
               <w:top w:type="dxa" w:w="70"/>
               <w:left w:type="dxa" w:w="110"/>
@@ -620,7 +620,7 @@
         </w:tc>
         <w:tc>
           <w:tcPr>
-            <w:tcW w:type="dxa" w:w="3100"/>
+            <w:tcW w:type="dxa" w:w="3000"/>
             <w:tcMar>
               <w:top w:type="dxa" w:w="70"/>
               <w:left w:type="dxa" w:w="110"/>
@@ -648,7 +648,7 @@
       <w:tr>
         <w:tc>
           <w:tcPr>
-            <w:tcW w:type="dxa" w:w="2100"/>
+            <w:tcW w:type="dxa" w:w="1900"/>
             <w:tcMar>
               <w:top w:type="dxa" w:w="70"/>
               <w:left w:type="dxa" w:w="110"/>
@@ -689,7 +689,7 @@
         </w:tc>
         <w:tc>
           <w:tcPr>
-            <w:tcW w:type="dxa" w:w="4100"/>
+            <w:tcW w:type="dxa" w:w="3900"/>
             <w:tcMar>
               <w:top w:type="dxa" w:w="70"/>
               <w:left w:type="dxa" w:w="110"/>
@@ -730,7 +730,7 @@
         </w:tc>
         <w:tc>
           <w:tcPr>
-            <w:tcW w:type="dxa" w:w="3100"/>
+            <w:tcW w:type="dxa" w:w="3000"/>
             <w:tcMar>
               <w:top w:type="dxa" w:w="70"/>
               <w:left w:type="dxa" w:w="110"/>
@@ -758,7 +758,7 @@
       <w:tr>
         <w:tc>
           <w:tcPr>
-            <w:tcW w:type="dxa" w:w="2100"/>
+            <w:tcW w:type="dxa" w:w="1900"/>
             <w:tcMar>
               <w:top w:type="dxa" w:w="70"/>
               <w:left w:type="dxa" w:w="110"/>
@@ -799,7 +799,7 @@
         </w:tc>
         <w:tc>
           <w:tcPr>
-            <w:tcW w:type="dxa" w:w="4100"/>
+            <w:tcW w:type="dxa" w:w="3900"/>
             <w:tcMar>
               <w:top w:type="dxa" w:w="70"/>
               <w:left w:type="dxa" w:w="110"/>
@@ -840,7 +840,7 @@
         </w:tc>
         <w:tc>
           <w:tcPr>
-            <w:tcW w:type="dxa" w:w="3100"/>
+            <w:tcW w:type="dxa" w:w="3000"/>
             <w:tcMar>
               <w:top w:type="dxa" w:w="70"/>
               <w:left w:type="dxa" w:w="110"/>
@@ -868,7 +868,7 @@
       <w:tr>
         <w:tc>
           <w:tcPr>
-            <w:tcW w:type="dxa" w:w="2100"/>
+            <w:tcW w:type="dxa" w:w="1900"/>
             <w:tcMar>
               <w:top w:type="dxa" w:w="70"/>
               <w:left w:type="dxa" w:w="110"/>
@@ -909,7 +909,7 @@
         </w:tc>
         <w:tc>
           <w:tcPr>
-            <w:tcW w:type="dxa" w:w="4100"/>
+            <w:tcW w:type="dxa" w:w="3900"/>
             <w:tcMar>
               <w:top w:type="dxa" w:w="70"/>
               <w:left w:type="dxa" w:w="110"/>
@@ -950,7 +950,7 @@
         </w:tc>
         <w:tc>
           <w:tcPr>
-            <w:tcW w:type="dxa" w:w="3100"/>
+            <w:tcW w:type="dxa" w:w="3000"/>
             <w:tcMar>
               <w:top w:type="dxa" w:w="70"/>
               <w:left w:type="dxa" w:w="110"/>
@@ -978,7 +978,7 @@
       <w:tr>
         <w:tc>
           <w:tcPr>
-            <w:tcW w:type="dxa" w:w="2100"/>
+            <w:tcW w:type="dxa" w:w="1900"/>
             <w:tcMar>
               <w:top w:type="dxa" w:w="70"/>
               <w:left w:type="dxa" w:w="110"/>
@@ -1019,7 +1019,7 @@
         </w:tc>
         <w:tc>
           <w:tcPr>
-            <w:tcW w:type="dxa" w:w="4100"/>
+            <w:tcW w:type="dxa" w:w="3900"/>
             <w:tcMar>
               <w:top w:type="dxa" w:w="70"/>
               <w:left w:type="dxa" w:w="110"/>
@@ -1060,7 +1060,7 @@
         </w:tc>
         <w:tc>
           <w:tcPr>
-            <w:tcW w:type="dxa" w:w="3100"/>
+            <w:tcW w:type="dxa" w:w="3000"/>
             <w:tcMar>
               <w:top w:type="dxa" w:w="70"/>
               <w:left w:type="dxa" w:w="110"/>
@@ -1088,7 +1088,7 @@
       <w:tr>
         <w:tc>
           <w:tcPr>
-            <w:tcW w:type="dxa" w:w="2100"/>
+            <w:tcW w:type="dxa" w:w="1900"/>
             <w:tcMar>
               <w:top w:type="dxa" w:w="70"/>
               <w:left w:type="dxa" w:w="110"/>
@@ -1129,7 +1129,7 @@
         </w:tc>
         <w:tc>
           <w:tcPr>
-            <w:tcW w:type="dxa" w:w="4100"/>
+            <w:tcW w:type="dxa" w:w="3900"/>
             <w:tcMar>
               <w:top w:type="dxa" w:w="70"/>
               <w:left w:type="dxa" w:w="110"/>
@@ -1170,7 +1170,7 @@
         </w:tc>
         <w:tc>
           <w:tcPr>
-            <w:tcW w:type="dxa" w:w="3100"/>
+            <w:tcW w:type="dxa" w:w="3000"/>
             <w:tcMar>
               <w:top w:type="dxa" w:w="70"/>
               <w:left w:type="dxa" w:w="110"/>
@@ -1198,7 +1198,7 @@
       <w:tr>
         <w:tc>
           <w:tcPr>
-            <w:tcW w:type="dxa" w:w="2100"/>
+            <w:tcW w:type="dxa" w:w="1900"/>
             <w:tcMar>
               <w:top w:type="dxa" w:w="70"/>
               <w:left w:type="dxa" w:w="110"/>
@@ -1239,7 +1239,7 @@
         </w:tc>
         <w:tc>
           <w:tcPr>
-            <w:tcW w:type="dxa" w:w="4100"/>
+            <w:tcW w:type="dxa" w:w="3900"/>
             <w:tcMar>
               <w:top w:type="dxa" w:w="70"/>
               <w:left w:type="dxa" w:w="110"/>
@@ -1280,7 +1280,7 @@
         </w:tc>
         <w:tc>
           <w:tcPr>
-            <w:tcW w:type="dxa" w:w="3100"/>
+            <w:tcW w:type="dxa" w:w="3000"/>
             <w:tcMar>
               <w:top w:type="dxa" w:w="70"/>
               <w:left w:type="dxa" w:w="110"/>
@@ -1324,7 +1324,7 @@
     </w:p>
     <w:tbl>
       <w:tblPr>
-        <w:tblW w:type="dxa" w:w="9300"/>
+        <w:tblW w:type="dxa" w:w="8800"/>
         <w:tblBorders>
           <w:top w:val="single" w:color="auto" w:sz="4"/>
           <w:left w:val="single" w:color="auto" w:sz="4"/>
@@ -1335,14 +1335,14 @@
         </w:tblBorders>
       </w:tblPr>
       <w:tblGrid>
-        <w:gridCol w:w="1900"/>
-        <w:gridCol w:w="3000"/>
-        <w:gridCol w:w="4400"/>
+        <w:gridCol w:w="1700"/>
+        <w:gridCol w:w="2800"/>
+        <w:gridCol w:w="4300"/>
       </w:tblGrid>
       <w:tr>
         <w:tc>
           <w:tcPr>
-            <w:tcW w:type="dxa" w:w="1900"/>
+            <w:tcW w:type="dxa" w:w="1700"/>
             <w:shd w:fill="D9D9D9" w:val="clear"/>
             <w:tcMar>
               <w:top w:type="dxa" w:w="60"/>
@@ -1384,7 +1384,7 @@
         </w:tc>
         <w:tc>
           <w:tcPr>
-            <w:tcW w:type="dxa" w:w="3000"/>
+            <w:tcW w:type="dxa" w:w="2800"/>
             <w:shd w:fill="D9D9D9" w:val="clear"/>
             <w:tcMar>
               <w:top w:type="dxa" w:w="60"/>
@@ -1426,7 +1426,7 @@
         </w:tc>
         <w:tc>
           <w:tcPr>
-            <w:tcW w:type="dxa" w:w="4400"/>
+            <w:tcW w:type="dxa" w:w="4300"/>
             <w:shd w:fill="D9D9D9" w:val="clear"/>
             <w:tcMar>
               <w:top w:type="dxa" w:w="60"/>
@@ -1470,7 +1470,7 @@
       <w:tr>
         <w:tc>
           <w:tcPr>
-            <w:tcW w:type="dxa" w:w="1900"/>
+            <w:tcW w:type="dxa" w:w="1700"/>
             <w:tcMar>
               <w:top w:type="dxa" w:w="60"/>
               <w:left w:type="dxa" w:w="100"/>
@@ -1511,7 +1511,7 @@
         </w:tc>
         <w:tc>
           <w:tcPr>
-            <w:tcW w:type="dxa" w:w="3000"/>
+            <w:tcW w:type="dxa" w:w="2800"/>
             <w:tcMar>
               <w:top w:type="dxa" w:w="60"/>
               <w:left w:type="dxa" w:w="100"/>
@@ -1537,7 +1537,7 @@
         </w:tc>
         <w:tc>
           <w:tcPr>
-            <w:tcW w:type="dxa" w:w="4400"/>
+            <w:tcW w:type="dxa" w:w="4300"/>
             <w:tcMar>
               <w:top w:type="dxa" w:w="60"/>
               <w:left w:type="dxa" w:w="100"/>
@@ -1580,7 +1580,7 @@
       <w:tr>
         <w:tc>
           <w:tcPr>
-            <w:tcW w:type="dxa" w:w="1900"/>
+            <w:tcW w:type="dxa" w:w="1700"/>
             <w:tcMar>
               <w:top w:type="dxa" w:w="60"/>
               <w:left w:type="dxa" w:w="100"/>
@@ -1606,7 +1606,7 @@
         </w:tc>
         <w:tc>
           <w:tcPr>
-            <w:tcW w:type="dxa" w:w="3000"/>
+            <w:tcW w:type="dxa" w:w="2800"/>
             <w:tcMar>
               <w:top w:type="dxa" w:w="60"/>
               <w:left w:type="dxa" w:w="100"/>
@@ -1632,7 +1632,7 @@
         </w:tc>
         <w:tc>
           <w:tcPr>
-            <w:tcW w:type="dxa" w:w="4400"/>
+            <w:tcW w:type="dxa" w:w="4300"/>
             <w:tcMar>
               <w:top w:type="dxa" w:w="60"/>
               <w:left w:type="dxa" w:w="100"/>
@@ -1675,7 +1675,7 @@
       <w:tr>
         <w:tc>
           <w:tcPr>
-            <w:tcW w:type="dxa" w:w="1900"/>
+            <w:tcW w:type="dxa" w:w="1700"/>
             <w:tcMar>
               <w:top w:type="dxa" w:w="60"/>
               <w:left w:type="dxa" w:w="100"/>
@@ -1701,7 +1701,7 @@
         </w:tc>
         <w:tc>
           <w:tcPr>
-            <w:tcW w:type="dxa" w:w="3000"/>
+            <w:tcW w:type="dxa" w:w="2800"/>
             <w:tcMar>
               <w:top w:type="dxa" w:w="60"/>
               <w:left w:type="dxa" w:w="100"/>
@@ -1727,7 +1727,7 @@
         </w:tc>
         <w:tc>
           <w:tcPr>
-            <w:tcW w:type="dxa" w:w="4400"/>
+            <w:tcW w:type="dxa" w:w="4300"/>
             <w:tcMar>
               <w:top w:type="dxa" w:w="60"/>
               <w:left w:type="dxa" w:w="100"/>
@@ -1770,7 +1770,7 @@
       <w:tr>
         <w:tc>
           <w:tcPr>
-            <w:tcW w:type="dxa" w:w="1900"/>
+            <w:tcW w:type="dxa" w:w="1700"/>
             <w:tcMar>
               <w:top w:type="dxa" w:w="60"/>
               <w:left w:type="dxa" w:w="100"/>
@@ -1796,7 +1796,7 @@
         </w:tc>
         <w:tc>
           <w:tcPr>
-            <w:tcW w:type="dxa" w:w="3000"/>
+            <w:tcW w:type="dxa" w:w="2800"/>
             <w:tcMar>
               <w:top w:type="dxa" w:w="60"/>
               <w:left w:type="dxa" w:w="100"/>
@@ -1822,7 +1822,7 @@
         </w:tc>
         <w:tc>
           <w:tcPr>
-            <w:tcW w:type="dxa" w:w="4400"/>
+            <w:tcW w:type="dxa" w:w="4300"/>
             <w:tcMar>
               <w:top w:type="dxa" w:w="60"/>
               <w:left w:type="dxa" w:w="100"/>
@@ -1865,7 +1865,7 @@
       <w:tr>
         <w:tc>
           <w:tcPr>
-            <w:tcW w:type="dxa" w:w="1900"/>
+            <w:tcW w:type="dxa" w:w="1700"/>
             <w:tcMar>
               <w:top w:type="dxa" w:w="60"/>
               <w:left w:type="dxa" w:w="100"/>
@@ -1891,7 +1891,7 @@
         </w:tc>
         <w:tc>
           <w:tcPr>
-            <w:tcW w:type="dxa" w:w="3000"/>
+            <w:tcW w:type="dxa" w:w="2800"/>
             <w:tcMar>
               <w:top w:type="dxa" w:w="60"/>
               <w:left w:type="dxa" w:w="100"/>
@@ -1917,7 +1917,7 @@
         </w:tc>
         <w:tc>
           <w:tcPr>
-            <w:tcW w:type="dxa" w:w="4400"/>
+            <w:tcW w:type="dxa" w:w="4300"/>
             <w:tcMar>
               <w:top w:type="dxa" w:w="60"/>
               <w:left w:type="dxa" w:w="100"/>
@@ -1960,7 +1960,7 @@
       <w:tr>
         <w:tc>
           <w:tcPr>
-            <w:tcW w:type="dxa" w:w="1900"/>
+            <w:tcW w:type="dxa" w:w="1700"/>
             <w:tcMar>
               <w:top w:type="dxa" w:w="60"/>
               <w:left w:type="dxa" w:w="100"/>
@@ -1986,7 +1986,7 @@
         </w:tc>
         <w:tc>
           <w:tcPr>
-            <w:tcW w:type="dxa" w:w="3000"/>
+            <w:tcW w:type="dxa" w:w="2800"/>
             <w:tcMar>
               <w:top w:type="dxa" w:w="60"/>
               <w:left w:type="dxa" w:w="100"/>
@@ -2012,7 +2012,7 @@
         </w:tc>
         <w:tc>
           <w:tcPr>
-            <w:tcW w:type="dxa" w:w="4400"/>
+            <w:tcW w:type="dxa" w:w="4300"/>
             <w:tcMar>
               <w:top w:type="dxa" w:w="60"/>
               <w:left w:type="dxa" w:w="100"/>
@@ -2055,7 +2055,7 @@
       <w:tr>
         <w:tc>
           <w:tcPr>
-            <w:tcW w:type="dxa" w:w="1900"/>
+            <w:tcW w:type="dxa" w:w="1700"/>
             <w:tcMar>
               <w:top w:type="dxa" w:w="60"/>
               <w:left w:type="dxa" w:w="100"/>
@@ -2096,7 +2096,7 @@
         </w:tc>
         <w:tc>
           <w:tcPr>
-            <w:tcW w:type="dxa" w:w="3000"/>
+            <w:tcW w:type="dxa" w:w="2800"/>
             <w:tcMar>
               <w:top w:type="dxa" w:w="60"/>
               <w:left w:type="dxa" w:w="100"/>
@@ -2122,7 +2122,7 @@
         </w:tc>
         <w:tc>
           <w:tcPr>
-            <w:tcW w:type="dxa" w:w="4400"/>
+            <w:tcW w:type="dxa" w:w="4300"/>
             <w:tcMar>
               <w:top w:type="dxa" w:w="60"/>
               <w:left w:type="dxa" w:w="100"/>
@@ -2165,7 +2165,7 @@
       <w:tr>
         <w:tc>
           <w:tcPr>
-            <w:tcW w:type="dxa" w:w="1900"/>
+            <w:tcW w:type="dxa" w:w="1700"/>
             <w:tcMar>
               <w:top w:type="dxa" w:w="60"/>
               <w:left w:type="dxa" w:w="100"/>
@@ -2191,7 +2191,7 @@
         </w:tc>
         <w:tc>
           <w:tcPr>
-            <w:tcW w:type="dxa" w:w="3000"/>
+            <w:tcW w:type="dxa" w:w="2800"/>
             <w:tcMar>
               <w:top w:type="dxa" w:w="60"/>
               <w:left w:type="dxa" w:w="100"/>
@@ -2217,7 +2217,7 @@
         </w:tc>
         <w:tc>
           <w:tcPr>
-            <w:tcW w:type="dxa" w:w="4400"/>
+            <w:tcW w:type="dxa" w:w="4300"/>
             <w:tcMar>
               <w:top w:type="dxa" w:w="60"/>
               <w:left w:type="dxa" w:w="100"/>
@@ -2260,7 +2260,7 @@
       <w:tr>
         <w:tc>
           <w:tcPr>
-            <w:tcW w:type="dxa" w:w="1900"/>
+            <w:tcW w:type="dxa" w:w="1700"/>
             <w:tcMar>
               <w:top w:type="dxa" w:w="60"/>
               <w:left w:type="dxa" w:w="100"/>
@@ -2286,7 +2286,7 @@
         </w:tc>
         <w:tc>
           <w:tcPr>
-            <w:tcW w:type="dxa" w:w="3000"/>
+            <w:tcW w:type="dxa" w:w="2800"/>
             <w:tcMar>
               <w:top w:type="dxa" w:w="60"/>
               <w:left w:type="dxa" w:w="100"/>
@@ -2312,7 +2312,7 @@
         </w:tc>
         <w:tc>
           <w:tcPr>
-            <w:tcW w:type="dxa" w:w="4400"/>
+            <w:tcW w:type="dxa" w:w="4300"/>
             <w:tcMar>
               <w:top w:type="dxa" w:w="60"/>
               <w:left w:type="dxa" w:w="100"/>
@@ -2355,7 +2355,7 @@
       <w:tr>
         <w:tc>
           <w:tcPr>
-            <w:tcW w:type="dxa" w:w="1900"/>
+            <w:tcW w:type="dxa" w:w="1700"/>
             <w:tcMar>
               <w:top w:type="dxa" w:w="60"/>
               <w:left w:type="dxa" w:w="100"/>
@@ -2381,7 +2381,7 @@
         </w:tc>
         <w:tc>
           <w:tcPr>
-            <w:tcW w:type="dxa" w:w="3000"/>
+            <w:tcW w:type="dxa" w:w="2800"/>
             <w:tcMar>
               <w:top w:type="dxa" w:w="60"/>
               <w:left w:type="dxa" w:w="100"/>
@@ -2407,7 +2407,7 @@
         </w:tc>
         <w:tc>
           <w:tcPr>
-            <w:tcW w:type="dxa" w:w="4400"/>
+            <w:tcW w:type="dxa" w:w="4300"/>
             <w:tcMar>
               <w:top w:type="dxa" w:w="60"/>
               <w:left w:type="dxa" w:w="100"/>
@@ -2450,7 +2450,7 @@
       <w:tr>
         <w:tc>
           <w:tcPr>
-            <w:tcW w:type="dxa" w:w="1900"/>
+            <w:tcW w:type="dxa" w:w="1700"/>
             <w:tcMar>
               <w:top w:type="dxa" w:w="60"/>
               <w:left w:type="dxa" w:w="100"/>
@@ -2491,7 +2491,7 @@
         </w:tc>
         <w:tc>
           <w:tcPr>
-            <w:tcW w:type="dxa" w:w="3000"/>
+            <w:tcW w:type="dxa" w:w="2800"/>
             <w:tcMar>
               <w:top w:type="dxa" w:w="60"/>
               <w:left w:type="dxa" w:w="100"/>
@@ -2517,7 +2517,7 @@
         </w:tc>
         <w:tc>
           <w:tcPr>
-            <w:tcW w:type="dxa" w:w="4400"/>
+            <w:tcW w:type="dxa" w:w="4300"/>
             <w:tcMar>
               <w:top w:type="dxa" w:w="60"/>
               <w:left w:type="dxa" w:w="100"/>
@@ -2560,7 +2560,7 @@
       <w:tr>
         <w:tc>
           <w:tcPr>
-            <w:tcW w:type="dxa" w:w="1900"/>
+            <w:tcW w:type="dxa" w:w="1700"/>
             <w:tcMar>
               <w:top w:type="dxa" w:w="60"/>
               <w:left w:type="dxa" w:w="100"/>
@@ -2586,7 +2586,7 @@
         </w:tc>
         <w:tc>
           <w:tcPr>
-            <w:tcW w:type="dxa" w:w="3000"/>
+            <w:tcW w:type="dxa" w:w="2800"/>
             <w:tcMar>
               <w:top w:type="dxa" w:w="60"/>
               <w:left w:type="dxa" w:w="100"/>
@@ -2612,7 +2612,7 @@
         </w:tc>
         <w:tc>
           <w:tcPr>
-            <w:tcW w:type="dxa" w:w="4400"/>
+            <w:tcW w:type="dxa" w:w="4300"/>
             <w:tcMar>
               <w:top w:type="dxa" w:w="60"/>
               <w:left w:type="dxa" w:w="100"/>
@@ -2655,7 +2655,7 @@
       <w:tr>
         <w:tc>
           <w:tcPr>
-            <w:tcW w:type="dxa" w:w="1900"/>
+            <w:tcW w:type="dxa" w:w="1700"/>
             <w:tcMar>
               <w:top w:type="dxa" w:w="60"/>
               <w:left w:type="dxa" w:w="100"/>
@@ -2681,7 +2681,7 @@
         </w:tc>
         <w:tc>
           <w:tcPr>
-            <w:tcW w:type="dxa" w:w="3000"/>
+            <w:tcW w:type="dxa" w:w="2800"/>
             <w:tcMar>
               <w:top w:type="dxa" w:w="60"/>
               <w:left w:type="dxa" w:w="100"/>
@@ -2707,7 +2707,7 @@
         </w:tc>
         <w:tc>
           <w:tcPr>
-            <w:tcW w:type="dxa" w:w="4400"/>
+            <w:tcW w:type="dxa" w:w="4300"/>
             <w:tcMar>
               <w:top w:type="dxa" w:w="60"/>
               <w:left w:type="dxa" w:w="100"/>
@@ -2750,7 +2750,7 @@
       <w:tr>
         <w:tc>
           <w:tcPr>
-            <w:tcW w:type="dxa" w:w="1900"/>
+            <w:tcW w:type="dxa" w:w="1700"/>
             <w:tcMar>
               <w:top w:type="dxa" w:w="60"/>
               <w:left w:type="dxa" w:w="100"/>
@@ -2791,7 +2791,7 @@
         </w:tc>
         <w:tc>
           <w:tcPr>
-            <w:tcW w:type="dxa" w:w="3000"/>
+            <w:tcW w:type="dxa" w:w="2800"/>
             <w:tcMar>
               <w:top w:type="dxa" w:w="60"/>
               <w:left w:type="dxa" w:w="100"/>
@@ -2817,7 +2817,7 @@
         </w:tc>
         <w:tc>
           <w:tcPr>
-            <w:tcW w:type="dxa" w:w="4400"/>
+            <w:tcW w:type="dxa" w:w="4300"/>
             <w:tcMar>
               <w:top w:type="dxa" w:w="60"/>
               <w:left w:type="dxa" w:w="100"/>
@@ -2860,7 +2860,7 @@
       <w:tr>
         <w:tc>
           <w:tcPr>
-            <w:tcW w:type="dxa" w:w="1900"/>
+            <w:tcW w:type="dxa" w:w="1700"/>
             <w:tcMar>
               <w:top w:type="dxa" w:w="60"/>
               <w:left w:type="dxa" w:w="100"/>
@@ -2886,7 +2886,7 @@
         </w:tc>
         <w:tc>
           <w:tcPr>
-            <w:tcW w:type="dxa" w:w="3000"/>
+            <w:tcW w:type="dxa" w:w="2800"/>
             <w:tcMar>
               <w:top w:type="dxa" w:w="60"/>
               <w:left w:type="dxa" w:w="100"/>
@@ -2912,7 +2912,7 @@
         </w:tc>
         <w:tc>
           <w:tcPr>
-            <w:tcW w:type="dxa" w:w="4400"/>
+            <w:tcW w:type="dxa" w:w="4300"/>
             <w:tcMar>
               <w:top w:type="dxa" w:w="60"/>
               <w:left w:type="dxa" w:w="100"/>
@@ -2955,7 +2955,7 @@
       <w:tr>
         <w:tc>
           <w:tcPr>
-            <w:tcW w:type="dxa" w:w="1900"/>
+            <w:tcW w:type="dxa" w:w="1700"/>
             <w:tcMar>
               <w:top w:type="dxa" w:w="60"/>
               <w:left w:type="dxa" w:w="100"/>
@@ -2996,7 +2996,7 @@
         </w:tc>
         <w:tc>
           <w:tcPr>
-            <w:tcW w:type="dxa" w:w="3000"/>
+            <w:tcW w:type="dxa" w:w="2800"/>
             <w:tcMar>
               <w:top w:type="dxa" w:w="60"/>
               <w:left w:type="dxa" w:w="100"/>
@@ -3022,7 +3022,7 @@
         </w:tc>
         <w:tc>
           <w:tcPr>
-            <w:tcW w:type="dxa" w:w="4400"/>
+            <w:tcW w:type="dxa" w:w="4300"/>
             <w:tcMar>
               <w:top w:type="dxa" w:w="60"/>
               <w:left w:type="dxa" w:w="100"/>
@@ -3065,7 +3065,7 @@
       <w:tr>
         <w:tc>
           <w:tcPr>
-            <w:tcW w:type="dxa" w:w="1900"/>
+            <w:tcW w:type="dxa" w:w="1700"/>
             <w:tcMar>
               <w:top w:type="dxa" w:w="60"/>
               <w:left w:type="dxa" w:w="100"/>
@@ -3091,7 +3091,7 @@
         </w:tc>
         <w:tc>
           <w:tcPr>
-            <w:tcW w:type="dxa" w:w="3000"/>
+            <w:tcW w:type="dxa" w:w="2800"/>
             <w:tcMar>
               <w:top w:type="dxa" w:w="60"/>
               <w:left w:type="dxa" w:w="100"/>
@@ -3117,7 +3117,7 @@
         </w:tc>
         <w:tc>
           <w:tcPr>
-            <w:tcW w:type="dxa" w:w="4400"/>
+            <w:tcW w:type="dxa" w:w="4300"/>
             <w:tcMar>
               <w:top w:type="dxa" w:w="60"/>
               <w:left w:type="dxa" w:w="100"/>
@@ -3160,7 +3160,7 @@
       <w:tr>
         <w:tc>
           <w:tcPr>
-            <w:tcW w:type="dxa" w:w="1900"/>
+            <w:tcW w:type="dxa" w:w="1700"/>
             <w:tcMar>
               <w:top w:type="dxa" w:w="60"/>
               <w:left w:type="dxa" w:w="100"/>
@@ -3186,7 +3186,7 @@
         </w:tc>
         <w:tc>
           <w:tcPr>
-            <w:tcW w:type="dxa" w:w="3000"/>
+            <w:tcW w:type="dxa" w:w="2800"/>
             <w:tcMar>
               <w:top w:type="dxa" w:w="60"/>
               <w:left w:type="dxa" w:w="100"/>
@@ -3212,7 +3212,7 @@
         </w:tc>
         <w:tc>
           <w:tcPr>
-            <w:tcW w:type="dxa" w:w="4400"/>
+            <w:tcW w:type="dxa" w:w="4300"/>
             <w:tcMar>
               <w:top w:type="dxa" w:w="60"/>
               <w:left w:type="dxa" w:w="100"/>
@@ -3255,7 +3255,7 @@
       <w:tr>
         <w:tc>
           <w:tcPr>
-            <w:tcW w:type="dxa" w:w="1900"/>
+            <w:tcW w:type="dxa" w:w="1700"/>
             <w:tcMar>
               <w:top w:type="dxa" w:w="60"/>
               <w:left w:type="dxa" w:w="100"/>
@@ -3296,7 +3296,7 @@
         </w:tc>
         <w:tc>
           <w:tcPr>
-            <w:tcW w:type="dxa" w:w="3000"/>
+            <w:tcW w:type="dxa" w:w="2800"/>
             <w:tcMar>
               <w:top w:type="dxa" w:w="60"/>
               <w:left w:type="dxa" w:w="100"/>
@@ -3322,7 +3322,7 @@
         </w:tc>
         <w:tc>
           <w:tcPr>
-            <w:tcW w:type="dxa" w:w="4400"/>
+            <w:tcW w:type="dxa" w:w="4300"/>
             <w:tcMar>
               <w:top w:type="dxa" w:w="60"/>
               <w:left w:type="dxa" w:w="100"/>
@@ -3365,7 +3365,7 @@
       <w:tr>
         <w:tc>
           <w:tcPr>
-            <w:tcW w:type="dxa" w:w="1900"/>
+            <w:tcW w:type="dxa" w:w="1700"/>
             <w:tcMar>
               <w:top w:type="dxa" w:w="60"/>
               <w:left w:type="dxa" w:w="100"/>
@@ -3391,7 +3391,7 @@
         </w:tc>
         <w:tc>
           <w:tcPr>
-            <w:tcW w:type="dxa" w:w="3000"/>
+            <w:tcW w:type="dxa" w:w="2800"/>
             <w:tcMar>
               <w:top w:type="dxa" w:w="60"/>
               <w:left w:type="dxa" w:w="100"/>
@@ -3417,7 +3417,7 @@
         </w:tc>
         <w:tc>
           <w:tcPr>
-            <w:tcW w:type="dxa" w:w="4400"/>
+            <w:tcW w:type="dxa" w:w="4300"/>
             <w:tcMar>
               <w:top w:type="dxa" w:w="60"/>
               <w:left w:type="dxa" w:w="100"/>
@@ -3460,7 +3460,7 @@
       <w:tr>
         <w:tc>
           <w:tcPr>
-            <w:tcW w:type="dxa" w:w="1900"/>
+            <w:tcW w:type="dxa" w:w="1700"/>
             <w:tcMar>
               <w:top w:type="dxa" w:w="60"/>
               <w:left w:type="dxa" w:w="100"/>
@@ -3486,7 +3486,7 @@
         </w:tc>
         <w:tc>
           <w:tcPr>
-            <w:tcW w:type="dxa" w:w="3000"/>
+            <w:tcW w:type="dxa" w:w="2800"/>
             <w:tcMar>
               <w:top w:type="dxa" w:w="60"/>
               <w:left w:type="dxa" w:w="100"/>
@@ -3512,7 +3512,7 @@
         </w:tc>
         <w:tc>
           <w:tcPr>
-            <w:tcW w:type="dxa" w:w="4400"/>
+            <w:tcW w:type="dxa" w:w="4300"/>
             <w:tcMar>
               <w:top w:type="dxa" w:w="60"/>
               <w:left w:type="dxa" w:w="100"/>
@@ -3555,7 +3555,7 @@
       <w:tr>
         <w:tc>
           <w:tcPr>
-            <w:tcW w:type="dxa" w:w="1900"/>
+            <w:tcW w:type="dxa" w:w="1700"/>
             <w:tcMar>
               <w:top w:type="dxa" w:w="60"/>
               <w:left w:type="dxa" w:w="100"/>
@@ -3596,7 +3596,7 @@
         </w:tc>
         <w:tc>
           <w:tcPr>
-            <w:tcW w:type="dxa" w:w="3000"/>
+            <w:tcW w:type="dxa" w:w="2800"/>
             <w:tcMar>
               <w:top w:type="dxa" w:w="60"/>
               <w:left w:type="dxa" w:w="100"/>
@@ -3622,7 +3622,7 @@
         </w:tc>
         <w:tc>
           <w:tcPr>
-            <w:tcW w:type="dxa" w:w="4400"/>
+            <w:tcW w:type="dxa" w:w="4300"/>
             <w:tcMar>
               <w:top w:type="dxa" w:w="60"/>
               <w:left w:type="dxa" w:w="100"/>
@@ -3665,7 +3665,7 @@
       <w:tr>
         <w:tc>
           <w:tcPr>
-            <w:tcW w:type="dxa" w:w="1900"/>
+            <w:tcW w:type="dxa" w:w="1700"/>
             <w:tcMar>
               <w:top w:type="dxa" w:w="60"/>
               <w:left w:type="dxa" w:w="100"/>
@@ -3691,7 +3691,7 @@
         </w:tc>
         <w:tc>
           <w:tcPr>
-            <w:tcW w:type="dxa" w:w="3000"/>
+            <w:tcW w:type="dxa" w:w="2800"/>
             <w:tcMar>
               <w:top w:type="dxa" w:w="60"/>
               <w:left w:type="dxa" w:w="100"/>
@@ -3717,7 +3717,7 @@
         </w:tc>
         <w:tc>
           <w:tcPr>
-            <w:tcW w:type="dxa" w:w="4400"/>
+            <w:tcW w:type="dxa" w:w="4300"/>
             <w:tcMar>
               <w:top w:type="dxa" w:w="60"/>
               <w:left w:type="dxa" w:w="100"/>
@@ -3760,7 +3760,7 @@
       <w:tr>
         <w:tc>
           <w:tcPr>
-            <w:tcW w:type="dxa" w:w="1900"/>
+            <w:tcW w:type="dxa" w:w="1700"/>
             <w:tcMar>
               <w:top w:type="dxa" w:w="60"/>
               <w:left w:type="dxa" w:w="100"/>
@@ -3786,7 +3786,7 @@
         </w:tc>
         <w:tc>
           <w:tcPr>
-            <w:tcW w:type="dxa" w:w="3000"/>
+            <w:tcW w:type="dxa" w:w="2800"/>
             <w:tcMar>
               <w:top w:type="dxa" w:w="60"/>
               <w:left w:type="dxa" w:w="100"/>
@@ -3812,7 +3812,7 @@
         </w:tc>
         <w:tc>
           <w:tcPr>
-            <w:tcW w:type="dxa" w:w="4400"/>
+            <w:tcW w:type="dxa" w:w="4300"/>
             <w:tcMar>
               <w:top w:type="dxa" w:w="60"/>
               <w:left w:type="dxa" w:w="100"/>
@@ -3855,7 +3855,7 @@
       <w:tr>
         <w:tc>
           <w:tcPr>
-            <w:tcW w:type="dxa" w:w="1900"/>
+            <w:tcW w:type="dxa" w:w="1700"/>
             <w:tcMar>
               <w:top w:type="dxa" w:w="60"/>
               <w:left w:type="dxa" w:w="100"/>
@@ -3881,7 +3881,7 @@
         </w:tc>
         <w:tc>
           <w:tcPr>
-            <w:tcW w:type="dxa" w:w="3000"/>
+            <w:tcW w:type="dxa" w:w="2800"/>
             <w:tcMar>
               <w:top w:type="dxa" w:w="60"/>
               <w:left w:type="dxa" w:w="100"/>
@@ -3907,7 +3907,7 @@
         </w:tc>
         <w:tc>
           <w:tcPr>
-            <w:tcW w:type="dxa" w:w="4400"/>
+            <w:tcW w:type="dxa" w:w="4300"/>
             <w:tcMar>
               <w:top w:type="dxa" w:w="60"/>
               <w:left w:type="dxa" w:w="100"/>
@@ -3950,7 +3950,7 @@
       <w:tr>
         <w:tc>
           <w:tcPr>
-            <w:tcW w:type="dxa" w:w="1900"/>
+            <w:tcW w:type="dxa" w:w="1700"/>
             <w:tcMar>
               <w:top w:type="dxa" w:w="60"/>
               <w:left w:type="dxa" w:w="100"/>
@@ -3976,7 +3976,7 @@
         </w:tc>
         <w:tc>
           <w:tcPr>
-            <w:tcW w:type="dxa" w:w="3000"/>
+            <w:tcW w:type="dxa" w:w="2800"/>
             <w:tcMar>
               <w:top w:type="dxa" w:w="60"/>
               <w:left w:type="dxa" w:w="100"/>
@@ -4002,7 +4002,7 @@
         </w:tc>
         <w:tc>
           <w:tcPr>
-            <w:tcW w:type="dxa" w:w="4400"/>
+            <w:tcW w:type="dxa" w:w="4300"/>
             <w:tcMar>
               <w:top w:type="dxa" w:w="60"/>
               <w:left w:type="dxa" w:w="100"/>
@@ -4045,7 +4045,7 @@
       <w:tr>
         <w:tc>
           <w:tcPr>
-            <w:tcW w:type="dxa" w:w="1900"/>
+            <w:tcW w:type="dxa" w:w="1700"/>
             <w:tcMar>
               <w:top w:type="dxa" w:w="60"/>
               <w:left w:type="dxa" w:w="100"/>
@@ -4086,7 +4086,7 @@
         </w:tc>
         <w:tc>
           <w:tcPr>
-            <w:tcW w:type="dxa" w:w="3000"/>
+            <w:tcW w:type="dxa" w:w="2800"/>
             <w:tcMar>
               <w:top w:type="dxa" w:w="60"/>
               <w:left w:type="dxa" w:w="100"/>
@@ -4112,7 +4112,7 @@
         </w:tc>
         <w:tc>
           <w:tcPr>
-            <w:tcW w:type="dxa" w:w="4400"/>
+            <w:tcW w:type="dxa" w:w="4300"/>
             <w:tcMar>
               <w:top w:type="dxa" w:w="60"/>
               <w:left w:type="dxa" w:w="100"/>
@@ -4155,7 +4155,7 @@
       <w:tr>
         <w:tc>
           <w:tcPr>
-            <w:tcW w:type="dxa" w:w="1900"/>
+            <w:tcW w:type="dxa" w:w="1700"/>
             <w:tcMar>
               <w:top w:type="dxa" w:w="60"/>
               <w:left w:type="dxa" w:w="100"/>
@@ -4181,7 +4181,7 @@
         </w:tc>
         <w:tc>
           <w:tcPr>
-            <w:tcW w:type="dxa" w:w="3000"/>
+            <w:tcW w:type="dxa" w:w="2800"/>
             <w:tcMar>
               <w:top w:type="dxa" w:w="60"/>
               <w:left w:type="dxa" w:w="100"/>
@@ -4207,7 +4207,7 @@
         </w:tc>
         <w:tc>
           <w:tcPr>
-            <w:tcW w:type="dxa" w:w="4400"/>
+            <w:tcW w:type="dxa" w:w="4300"/>
             <w:tcMar>
               <w:top w:type="dxa" w:w="60"/>
               <w:left w:type="dxa" w:w="100"/>
@@ -4250,7 +4250,7 @@
       <w:tr>
         <w:tc>
           <w:tcPr>
-            <w:tcW w:type="dxa" w:w="1900"/>
+            <w:tcW w:type="dxa" w:w="1700"/>
             <w:tcMar>
               <w:top w:type="dxa" w:w="60"/>
               <w:left w:type="dxa" w:w="100"/>
@@ -4276,7 +4276,7 @@
         </w:tc>
         <w:tc>
           <w:tcPr>
-            <w:tcW w:type="dxa" w:w="3000"/>
+            <w:tcW w:type="dxa" w:w="2800"/>
             <w:tcMar>
               <w:top w:type="dxa" w:w="60"/>
               <w:left w:type="dxa" w:w="100"/>
@@ -4302,7 +4302,7 @@
         </w:tc>
         <w:tc>
           <w:tcPr>
-            <w:tcW w:type="dxa" w:w="4400"/>
+            <w:tcW w:type="dxa" w:w="4300"/>
             <w:tcMar>
               <w:top w:type="dxa" w:w="60"/>
               <w:left w:type="dxa" w:w="100"/>
@@ -4345,7 +4345,7 @@
       <w:tr>
         <w:tc>
           <w:tcPr>
-            <w:tcW w:type="dxa" w:w="1900"/>
+            <w:tcW w:type="dxa" w:w="1700"/>
             <w:tcMar>
               <w:top w:type="dxa" w:w="60"/>
               <w:left w:type="dxa" w:w="100"/>
@@ -4371,7 +4371,7 @@
         </w:tc>
         <w:tc>
           <w:tcPr>
-            <w:tcW w:type="dxa" w:w="3000"/>
+            <w:tcW w:type="dxa" w:w="2800"/>
             <w:tcMar>
               <w:top w:type="dxa" w:w="60"/>
               <w:left w:type="dxa" w:w="100"/>
@@ -4397,7 +4397,7 @@
         </w:tc>
         <w:tc>
           <w:tcPr>
-            <w:tcW w:type="dxa" w:w="4400"/>
+            <w:tcW w:type="dxa" w:w="4300"/>
             <w:tcMar>
               <w:top w:type="dxa" w:w="60"/>
               <w:left w:type="dxa" w:w="100"/>
@@ -4440,7 +4440,7 @@
       <w:tr>
         <w:tc>
           <w:tcPr>
-            <w:tcW w:type="dxa" w:w="1900"/>
+            <w:tcW w:type="dxa" w:w="1700"/>
             <w:tcMar>
               <w:top w:type="dxa" w:w="60"/>
               <w:left w:type="dxa" w:w="100"/>
@@ -4466,7 +4466,7 @@
         </w:tc>
         <w:tc>
           <w:tcPr>
-            <w:tcW w:type="dxa" w:w="3000"/>
+            <w:tcW w:type="dxa" w:w="2800"/>
             <w:tcMar>
               <w:top w:type="dxa" w:w="60"/>
               <w:left w:type="dxa" w:w="100"/>
@@ -4492,7 +4492,7 @@
         </w:tc>
         <w:tc>
           <w:tcPr>
-            <w:tcW w:type="dxa" w:w="4400"/>
+            <w:tcW w:type="dxa" w:w="4300"/>
             <w:tcMar>
               <w:top w:type="dxa" w:w="60"/>
               <w:left w:type="dxa" w:w="100"/>
@@ -4535,7 +4535,7 @@
       <w:tr>
         <w:tc>
           <w:tcPr>
-            <w:tcW w:type="dxa" w:w="1900"/>
+            <w:tcW w:type="dxa" w:w="1700"/>
             <w:tcMar>
               <w:top w:type="dxa" w:w="60"/>
               <w:left w:type="dxa" w:w="100"/>
@@ -4576,7 +4576,7 @@
         </w:tc>
         <w:tc>
           <w:tcPr>
-            <w:tcW w:type="dxa" w:w="3000"/>
+            <w:tcW w:type="dxa" w:w="2800"/>
             <w:tcMar>
               <w:top w:type="dxa" w:w="60"/>
               <w:left w:type="dxa" w:w="100"/>
@@ -4602,7 +4602,7 @@
         </w:tc>
         <w:tc>
           <w:tcPr>
-            <w:tcW w:type="dxa" w:w="4400"/>
+            <w:tcW w:type="dxa" w:w="4300"/>
             <w:tcMar>
               <w:top w:type="dxa" w:w="60"/>
               <w:left w:type="dxa" w:w="100"/>
@@ -4645,7 +4645,7 @@
       <w:tr>
         <w:tc>
           <w:tcPr>
-            <w:tcW w:type="dxa" w:w="1900"/>
+            <w:tcW w:type="dxa" w:w="1700"/>
             <w:tcMar>
               <w:top w:type="dxa" w:w="60"/>
               <w:left w:type="dxa" w:w="100"/>
@@ -4671,7 +4671,7 @@
         </w:tc>
         <w:tc>
           <w:tcPr>
-            <w:tcW w:type="dxa" w:w="3000"/>
+            <w:tcW w:type="dxa" w:w="2800"/>
             <w:tcMar>
               <w:top w:type="dxa" w:w="60"/>
               <w:left w:type="dxa" w:w="100"/>
@@ -4697,7 +4697,7 @@
         </w:tc>
         <w:tc>
           <w:tcPr>
-            <w:tcW w:type="dxa" w:w="4400"/>
+            <w:tcW w:type="dxa" w:w="4300"/>
             <w:tcMar>
               <w:top w:type="dxa" w:w="60"/>
               <w:left w:type="dxa" w:w="100"/>
@@ -4740,7 +4740,7 @@
       <w:tr>
         <w:tc>
           <w:tcPr>
-            <w:tcW w:type="dxa" w:w="1900"/>
+            <w:tcW w:type="dxa" w:w="1700"/>
             <w:tcMar>
               <w:top w:type="dxa" w:w="60"/>
               <w:left w:type="dxa" w:w="100"/>
@@ -4766,7 +4766,7 @@
         </w:tc>
         <w:tc>
           <w:tcPr>
-            <w:tcW w:type="dxa" w:w="3000"/>
+            <w:tcW w:type="dxa" w:w="2800"/>
             <w:tcMar>
               <w:top w:type="dxa" w:w="60"/>
               <w:left w:type="dxa" w:w="100"/>
@@ -4792,7 +4792,7 @@
         </w:tc>
         <w:tc>
           <w:tcPr>
-            <w:tcW w:type="dxa" w:w="4400"/>
+            <w:tcW w:type="dxa" w:w="4300"/>
             <w:tcMar>
               <w:top w:type="dxa" w:w="60"/>
               <w:left w:type="dxa" w:w="100"/>
@@ -4835,7 +4835,7 @@
       <w:tr>
         <w:tc>
           <w:tcPr>
-            <w:tcW w:type="dxa" w:w="1900"/>
+            <w:tcW w:type="dxa" w:w="1700"/>
             <w:tcMar>
               <w:top w:type="dxa" w:w="60"/>
               <w:left w:type="dxa" w:w="100"/>
@@ -4861,7 +4861,7 @@
         </w:tc>
         <w:tc>
           <w:tcPr>
-            <w:tcW w:type="dxa" w:w="3000"/>
+            <w:tcW w:type="dxa" w:w="2800"/>
             <w:tcMar>
               <w:top w:type="dxa" w:w="60"/>
               <w:left w:type="dxa" w:w="100"/>
@@ -4887,7 +4887,7 @@
         </w:tc>
         <w:tc>
           <w:tcPr>
-            <w:tcW w:type="dxa" w:w="4400"/>
+            <w:tcW w:type="dxa" w:w="4300"/>
             <w:tcMar>
               <w:top w:type="dxa" w:w="60"/>
               <w:left w:type="dxa" w:w="100"/>
@@ -4930,7 +4930,7 @@
       <w:tr>
         <w:tc>
           <w:tcPr>
-            <w:tcW w:type="dxa" w:w="1900"/>
+            <w:tcW w:type="dxa" w:w="1700"/>
             <w:tcMar>
               <w:top w:type="dxa" w:w="60"/>
               <w:left w:type="dxa" w:w="100"/>
@@ -4971,7 +4971,7 @@
         </w:tc>
         <w:tc>
           <w:tcPr>
-            <w:tcW w:type="dxa" w:w="3000"/>
+            <w:tcW w:type="dxa" w:w="2800"/>
             <w:tcMar>
               <w:top w:type="dxa" w:w="60"/>
               <w:left w:type="dxa" w:w="100"/>
@@ -4997,7 +4997,7 @@
         </w:tc>
         <w:tc>
           <w:tcPr>
-            <w:tcW w:type="dxa" w:w="4400"/>
+            <w:tcW w:type="dxa" w:w="4300"/>
             <w:tcMar>
               <w:top w:type="dxa" w:w="60"/>
               <w:left w:type="dxa" w:w="100"/>
@@ -5040,7 +5040,7 @@
       <w:tr>
         <w:tc>
           <w:tcPr>
-            <w:tcW w:type="dxa" w:w="1900"/>
+            <w:tcW w:type="dxa" w:w="1700"/>
             <w:tcMar>
               <w:top w:type="dxa" w:w="60"/>
               <w:left w:type="dxa" w:w="100"/>
@@ -5066,7 +5066,7 @@
         </w:tc>
         <w:tc>
           <w:tcPr>
-            <w:tcW w:type="dxa" w:w="3000"/>
+            <w:tcW w:type="dxa" w:w="2800"/>
             <w:tcMar>
               <w:top w:type="dxa" w:w="60"/>
               <w:left w:type="dxa" w:w="100"/>
@@ -5092,7 +5092,7 @@
         </w:tc>
         <w:tc>
           <w:tcPr>
-            <w:tcW w:type="dxa" w:w="4400"/>
+            <w:tcW w:type="dxa" w:w="4300"/>
             <w:tcMar>
               <w:top w:type="dxa" w:w="60"/>
               <w:left w:type="dxa" w:w="100"/>
@@ -5187,7 +5187,7 @@
     </w:p>
     <w:sectPr>
       <w:pgSz w:w="11906" w:h="16838" w:orient="portrait"/>
-      <w:pgMar w:top="1440" w:right="1440" w:bottom="1440" w:left="1440" w:header="708" w:footer="708" w:gutter="0"/>
+      <w:pgMar w:top="1701" w:right="1134" w:bottom="1134" w:left="1134" w:header="708" w:footer="708" w:gutter="0"/>
       <w:pgNumType/>
       <w:docGrid w:linePitch="360"/>
     </w:sectPr>
